--- a/docs/scrap-highlight/스크랩하이라이트_DS도입_업무일지.docx
+++ b/docs/scrap-highlight/스크랩하이라이트_DS도입_업무일지.docx
@@ -265,7 +265,7 @@
                 <w:sz w:val="19"/>
                 <w:szCs w:val="19"/>
               </w:rPr>
-              <w:t xml:space="preserve">① 지원 요청 — 팀장님(박상권) 명의 메일 최종안 확정, 발송 대기</w:t>
+              <w:t xml:space="preserve">① 지원 요청 — 팀장님 명의 지원 요청 메일 발송(10.27), 회신 대기</w:t>
             </w:r>
           </w:p>
         </w:tc>
@@ -645,7 +645,7 @@
                 <w:sz w:val="19"/>
                 <w:szCs w:val="19"/>
               </w:rPr>
-              <w:t xml:space="preserve">진행 중 (메일 발송 대기)</w:t>
+              <w:t xml:space="preserve">메일 발송 완료 (회신 대기)</w:t>
             </w:r>
           </w:p>
         </w:tc>
@@ -1047,7 +1047,7 @@
                 <w:sz w:val="19"/>
                 <w:szCs w:val="19"/>
               </w:rPr>
-              <w:t xml:space="preserve">팀장님 명의 지원 요청 메일 발송</w:t>
+              <w:t xml:space="preserve">지원 요청 회신 확인 및 AX개발팀 착수 협의</w:t>
             </w:r>
           </w:p>
         </w:tc>
@@ -1079,7 +1079,7 @@
                 <w:sz w:val="19"/>
                 <w:szCs w:val="19"/>
               </w:rPr>
-              <w:t xml:space="preserve">팀장님</w:t>
+              <w:t xml:space="preserve">양진호</w:t>
             </w:r>
           </w:p>
         </w:tc>
@@ -1143,7 +1143,7 @@
                 <w:sz w:val="19"/>
                 <w:szCs w:val="19"/>
               </w:rPr>
-              <w:t xml:space="preserve">발송 대기</w:t>
+              <w:t xml:space="preserve">대기</w:t>
             </w:r>
           </w:p>
         </w:tc>
@@ -2495,7 +2495,7 @@
           <w:sz w:val="20"/>
           <w:szCs w:val="20"/>
         </w:rPr>
-        <w:t xml:space="preserve">- 메일 발송·샘플 전달 지연 시 11월 테스트 착수 불가 → 10월 내 처리</w:t>
+        <w:t xml:space="preserve">- 샘플 전달·개발팀 착수 지연 시 11월 테스트 착수 불가 → 10월 내 처리</w:t>
       </w:r>
     </w:p>
     <w:p>
@@ -2570,7 +2570,7 @@
           <w:sz w:val="20"/>
           <w:szCs w:val="20"/>
         </w:rPr>
-        <w:t xml:space="preserve">최신 날짜가 위. 굵은 제목 아래 원고는 텔레그램에 그대로 복사.</w:t>
+        <w:t xml:space="preserve">최신 날짜가 위.</w:t>
       </w:r>
     </w:p>
     <w:p>
@@ -2600,7 +2600,7 @@
           <w:sz w:val="20"/>
           <w:szCs w:val="20"/>
         </w:rPr>
-        <w:t xml:space="preserve">08:00 계획 보고 — 이한정 [초안 · 10.27 18:00 결과 반영 후 수정]</w:t>
+        <w:t xml:space="preserve">아침 보고 (이한정) — 초안</w:t>
       </w:r>
     </w:p>
     <w:p>
@@ -2769,7 +2769,20 @@
           <w:sz w:val="20"/>
           <w:szCs w:val="20"/>
         </w:rPr>
-        <w:t xml:space="preserve">     [발송 완료 / 발송 예정]</w:t>
+        <w:t xml:space="preserve">     발송 완료 (10.27),</w:t>
+      </w:r>
+    </w:p>
+    <w:p>
+      <w:pPr>
+        <w:spacing w:after="0" w:line="264"/>
+      </w:pPr>
+      <w:r>
+        <w:rPr>
+          <w:rFonts w:ascii="바탕체" w:cs="바탕체" w:eastAsia="바탕체" w:hAnsi="바탕체"/>
+          <w:sz w:val="20"/>
+          <w:szCs w:val="20"/>
+        </w:rPr>
+        <w:t xml:space="preserve">     회신 대기</w:t>
       </w:r>
     </w:p>
     <w:p>
@@ -3273,7 +3286,7 @@
           <w:sz w:val="20"/>
           <w:szCs w:val="20"/>
         </w:rPr>
-        <w:t xml:space="preserve">- 07:43  이태양 프로(DX 과제 담당)로부터 DX 메일 스레드 및 프로그램 사용 선행조건 입수</w:t>
+        <w:t xml:space="preserve">- 이태양 프로(DX 과제 담당)로부터 DX 메일 스레드 및 프로그램 사용 선행조건 입수</w:t>
       </w:r>
     </w:p>
     <w:p>
@@ -3287,7 +3300,7 @@
           <w:sz w:val="20"/>
           <w:szCs w:val="20"/>
         </w:rPr>
-        <w:t xml:space="preserve">- 08:03  정기 보고 (아래 원문)</w:t>
+        <w:t xml:space="preserve">- AX개발팀 김경수 파트장·이근택 프로와 실무 대화방 개설</w:t>
       </w:r>
     </w:p>
     <w:p>
@@ -3301,7 +3314,7 @@
           <w:sz w:val="20"/>
           <w:szCs w:val="20"/>
         </w:rPr>
-        <w:t xml:space="preserve">- 09:11  김기훈 부장 보고 가이드: 오전 = 당일 계획, 오후 = 당일 결과, 둘을 섞지 않기. 08:00 보고는 전날 작성 후 예약 발신</w:t>
+        <w:t xml:space="preserve">- DX 일정 확인: 그룹 권고 일정에 맞춰 11월 테스트, 12월 적용 예정</w:t>
       </w:r>
     </w:p>
     <w:p>
@@ -3315,7 +3328,7 @@
           <w:sz w:val="20"/>
           <w:szCs w:val="20"/>
         </w:rPr>
-        <w:t xml:space="preserve">- 오전  AX개발팀 김경수 파트장·이근택 프로와 실무 대화방 개설 (양진호)</w:t>
+        <w:t xml:space="preserve">- 보고방 텔레그램 전환</w:t>
       </w:r>
     </w:p>
     <w:p>
@@ -3329,49 +3342,7 @@
           <w:sz w:val="20"/>
           <w:szCs w:val="20"/>
         </w:rPr>
-        <w:t xml:space="preserve">- —  DX 일정 확인: 그룹 권고 일정에 맞춰 11월 테스트, 12월 적용 예정</w:t>
-      </w:r>
-    </w:p>
-    <w:p>
-      <w:pPr>
-        <w:spacing w:after="20" w:line="264"/>
-        <w:ind w:left="200" w:hanging="200"/>
-      </w:pPr>
-      <w:r>
-        <w:rPr>
-          <w:rFonts w:ascii="바탕체" w:cs="바탕체" w:eastAsia="바탕체" w:hAnsi="바탕체"/>
-          <w:sz w:val="20"/>
-          <w:szCs w:val="20"/>
-        </w:rPr>
-        <w:t xml:space="preserve">- —  보고방 텔레그램 전환 완료</w:t>
-      </w:r>
-    </w:p>
-    <w:p>
-      <w:pPr>
-        <w:spacing w:after="20" w:line="264"/>
-        <w:ind w:left="200" w:hanging="200"/>
-      </w:pPr>
-      <w:r>
-        <w:rPr>
-          <w:rFonts w:ascii="바탕체" w:cs="바탕체" w:eastAsia="바탕체" w:hAnsi="바탕체"/>
-          <w:sz w:val="20"/>
-          <w:szCs w:val="20"/>
-        </w:rPr>
-        <w:t xml:space="preserve">- —  팀장님 보고용 추진 현황 문서 작성 (스크랩하이라이트_DS도입_추진현황.docx)</w:t>
-      </w:r>
-    </w:p>
-    <w:p>
-      <w:pPr>
-        <w:spacing w:after="20" w:line="264"/>
-        <w:ind w:left="200" w:hanging="200"/>
-      </w:pPr>
-      <w:r>
-        <w:rPr>
-          <w:rFonts w:ascii="바탕체" w:cs="바탕체" w:eastAsia="바탕체" w:hAnsi="바탕체"/>
-          <w:sz w:val="20"/>
-          <w:szCs w:val="20"/>
-        </w:rPr>
-        <w:t xml:space="preserve">- —  팀장님 명의 지원 요청 메일 최종안 확정 (공손한 톤, 12월 초 적용 목표 명시) → 참고 3.2</w:t>
+        <w:t xml:space="preserve">- 팀장님 명의 지원 요청 메일 발송 (안재용 센터장·김상하 상무, 12월 초 적용 목표)</w:t>
       </w:r>
     </w:p>
     <w:p>
@@ -3391,7 +3362,7 @@
           <w:sz w:val="20"/>
           <w:szCs w:val="20"/>
         </w:rPr>
-        <w:t xml:space="preserve">18:00 결과 보고 — 양진호 [초안 · [ ] 채울 것]</w:t>
+        <w:t xml:space="preserve">저녁 보고 (양진호) — 초안</w:t>
       </w:r>
     </w:p>
     <w:p>
@@ -3495,7 +3466,7 @@
           <w:sz w:val="20"/>
           <w:szCs w:val="20"/>
         </w:rPr>
-        <w:t xml:space="preserve">     — [완료 / 진행 중]</w:t>
+        <w:t xml:space="preserve">     — 완료</w:t>
       </w:r>
     </w:p>
     <w:p>
@@ -3521,33 +3492,33 @@
           <w:sz w:val="20"/>
           <w:szCs w:val="20"/>
         </w:rPr>
-        <w:t xml:space="preserve"> - 지원 요청 메일 최종안 작성,</w:t>
-      </w:r>
-    </w:p>
-    <w:p>
-      <w:pPr>
-        <w:spacing w:after="0" w:line="264"/>
-      </w:pPr>
-      <w:r>
-        <w:rPr>
-          <w:rFonts w:ascii="바탕체" w:cs="바탕체" w:eastAsia="바탕체" w:hAnsi="바탕체"/>
-          <w:sz w:val="20"/>
-          <w:szCs w:val="20"/>
-        </w:rPr>
-        <w:t xml:space="preserve">     팀장님 보고 완료</w:t>
-      </w:r>
-    </w:p>
-    <w:p>
-      <w:pPr>
-        <w:spacing w:after="0" w:line="264"/>
-      </w:pPr>
-      <w:r>
-        <w:rPr>
-          <w:rFonts w:ascii="바탕체" w:cs="바탕체" w:eastAsia="바탕체" w:hAnsi="바탕체"/>
-          <w:sz w:val="20"/>
-          <w:szCs w:val="20"/>
-        </w:rPr>
-        <w:t xml:space="preserve">     [발송 여부]</w:t>
+        <w:t xml:space="preserve"> - 팀장님 명의 지원 요청 메일</w:t>
+      </w:r>
+    </w:p>
+    <w:p>
+      <w:pPr>
+        <w:spacing w:after="0" w:line="264"/>
+      </w:pPr>
+      <w:r>
+        <w:rPr>
+          <w:rFonts w:ascii="바탕체" w:cs="바탕체" w:eastAsia="바탕체" w:hAnsi="바탕체"/>
+          <w:sz w:val="20"/>
+          <w:szCs w:val="20"/>
+        </w:rPr>
+        <w:t xml:space="preserve">     발송 완료 (안재용 센터장·</w:t>
+      </w:r>
+    </w:p>
+    <w:p>
+      <w:pPr>
+        <w:spacing w:after="0" w:line="264"/>
+      </w:pPr>
+      <w:r>
+        <w:rPr>
+          <w:rFonts w:ascii="바탕체" w:cs="바탕체" w:eastAsia="바탕체" w:hAnsi="바탕체"/>
+          <w:sz w:val="20"/>
+          <w:szCs w:val="20"/>
+        </w:rPr>
+        <w:t xml:space="preserve">     김상하 상무)</w:t>
       </w:r>
     </w:p>
     <w:p>
@@ -4014,7 +3985,7 @@
           <w:sz w:val="20"/>
           <w:szCs w:val="20"/>
         </w:rPr>
-        <w:t xml:space="preserve">08:03 정기 보고 — 이한정 [발송 원문]</w:t>
+        <w:t xml:space="preserve">아침 보고 (이한정)</w:t>
       </w:r>
     </w:p>
     <w:p>
@@ -5194,7 +5165,7 @@
           <w:sz w:val="20"/>
           <w:szCs w:val="20"/>
         </w:rPr>
-        <w:t xml:space="preserve">- 오후  팀장님 → 이한정 전화: "전사 AX 과제 왜 안 하고 있어?"</w:t>
+        <w:t xml:space="preserve">- 담당 지정 (양진호·이한정), 보고방 개설</w:t>
       </w:r>
     </w:p>
     <w:p>
@@ -5208,7 +5179,7 @@
           <w:sz w:val="20"/>
           <w:szCs w:val="20"/>
         </w:rPr>
-        <w:t xml:space="preserve">- 17:11  김인철 상무: DS만 피드백 없음 지적</w:t>
+        <w:t xml:space="preserve">- 김용호 프로(전자 PR기획그룹) 통화, 그룹 안내 메일 재수령</w:t>
       </w:r>
     </w:p>
     <w:p>
@@ -5222,7 +5193,7 @@
           <w:sz w:val="20"/>
           <w:szCs w:val="20"/>
         </w:rPr>
-        <w:t xml:space="preserve">- 17:14  담당 지정 — 양진호·이한정. 당일 김용호 프로 연락 지시</w:t>
+        <w:t xml:space="preserve">- DX는 AX개발팀과 도입 진행 중이며, DS도 개발팀에 직접 지원 요청 가능 확인</w:t>
       </w:r>
     </w:p>
     <w:p>
@@ -5236,105 +5207,7 @@
           <w:sz w:val="20"/>
           <w:szCs w:val="20"/>
         </w:rPr>
-        <w:t xml:space="preserve">- 17:18  이정섭 파트장 보고방 개설</w:t>
-      </w:r>
-    </w:p>
-    <w:p>
-      <w:pPr>
-        <w:spacing w:after="20" w:line="264"/>
-        <w:ind w:left="200" w:hanging="200"/>
-      </w:pPr>
-      <w:r>
-        <w:rPr>
-          <w:rFonts w:ascii="바탕체" w:cs="바탕체" w:eastAsia="바탕체" w:hAnsi="바탕체"/>
-          <w:sz w:val="20"/>
-          <w:szCs w:val="20"/>
-        </w:rPr>
-        <w:t xml:space="preserve">- 17:24  이한정, 김용호 프로(전자 PR기획그룹) 통화 → 임원 대상 안내 메일 재수령</w:t>
-      </w:r>
-    </w:p>
-    <w:p>
-      <w:pPr>
-        <w:spacing w:after="20" w:line="264"/>
-        <w:ind w:left="200" w:hanging="200"/>
-      </w:pPr>
-      <w:r>
-        <w:rPr>
-          <w:rFonts w:ascii="바탕체" w:cs="바탕체" w:eastAsia="바탕체" w:hAnsi="바탕체"/>
-          <w:sz w:val="20"/>
-          <w:szCs w:val="20"/>
-        </w:rPr>
-        <w:t xml:space="preserve">- 17:38  1차 보고: DX는 AX개발팀과 진행 중, DS도 직접 지원 요청 가능, DS 양식 맞춤 개발·테스트 필요</w:t>
-      </w:r>
-    </w:p>
-    <w:p>
-      <w:pPr>
-        <w:spacing w:after="20" w:line="264"/>
-        <w:ind w:left="200" w:hanging="200"/>
-      </w:pPr>
-      <w:r>
-        <w:rPr>
-          <w:rFonts w:ascii="바탕체" w:cs="바탕체" w:eastAsia="바탕체" w:hAnsi="바탕체"/>
-          <w:sz w:val="20"/>
-          <w:szCs w:val="20"/>
-        </w:rPr>
-        <w:t xml:space="preserve">- 17:44  김인철 상무: DX와 가능하면 동일 시점 도입</w:t>
-      </w:r>
-    </w:p>
-    <w:p>
-      <w:pPr>
-        <w:spacing w:after="20" w:line="264"/>
-        <w:ind w:left="200" w:hanging="200"/>
-      </w:pPr>
-      <w:r>
-        <w:rPr>
-          <w:rFonts w:ascii="바탕체" w:cs="바탕체" w:eastAsia="바탕체" w:hAnsi="바탕체"/>
-          <w:sz w:val="20"/>
-          <w:szCs w:val="20"/>
-        </w:rPr>
-        <w:t xml:space="preserve">- 17:45  보고 루틴 지시 (08:00 이한정 / 18:00 양진호), 텔레그램 전환 지시</w:t>
-      </w:r>
-    </w:p>
-    <w:p>
-      <w:pPr>
-        <w:spacing w:after="20" w:line="264"/>
-        <w:ind w:left="200" w:hanging="200"/>
-      </w:pPr>
-      <w:r>
-        <w:rPr>
-          <w:rFonts w:ascii="바탕체" w:cs="바탕체" w:eastAsia="바탕체" w:hAnsi="바탕체"/>
-          <w:sz w:val="20"/>
-          <w:szCs w:val="20"/>
-        </w:rPr>
-        <w:t xml:space="preserve">- 17:46  박상권 팀장: 차병석 부사장이 백사장님께 각 사별 진행상황 통합 보고 예정</w:t>
-      </w:r>
-    </w:p>
-    <w:p>
-      <w:pPr>
-        <w:spacing w:after="20" w:line="264"/>
-        <w:ind w:left="200" w:hanging="200"/>
-      </w:pPr>
-      <w:r>
-        <w:rPr>
-          <w:rFonts w:ascii="바탕체" w:cs="바탕체" w:eastAsia="바탕체" w:hAnsi="바탕체"/>
-          <w:sz w:val="20"/>
-          <w:szCs w:val="20"/>
-        </w:rPr>
-        <w:t xml:space="preserve">- 17:46  김기훈 부장: 김용호 프로 측 설명 담당</w:t>
-      </w:r>
-    </w:p>
-    <w:p>
-      <w:pPr>
-        <w:spacing w:after="20" w:line="264"/>
-        <w:ind w:left="200" w:hanging="200"/>
-      </w:pPr>
-      <w:r>
-        <w:rPr>
-          <w:rFonts w:ascii="바탕체" w:cs="바탕체" w:eastAsia="바탕체" w:hAnsi="바탕체"/>
-          <w:sz w:val="20"/>
-          <w:szCs w:val="20"/>
-        </w:rPr>
-        <w:t xml:space="preserve">- 17:49  김인철 상무: 필요하면 전화 말고 직접 찾아가 만날 것</w:t>
+        <w:t xml:space="preserve">- 기존 프로그램은 그룹 양식 기준 → DS 양식 적용 테스트 필요</w:t>
       </w:r>
     </w:p>
     <w:p>
@@ -5363,7 +5236,7 @@
           <w:sz w:val="20"/>
           <w:szCs w:val="20"/>
         </w:rPr>
-        <w:t xml:space="preserve">- 10.06  홍보임원회의에서 'AI 활용 스크랩 하이라이트' 언급</w:t>
+        <w:t xml:space="preserve">- 10.06 홍보임원회의에서 'AI 활용 스크랩 하이라이트' 언급</w:t>
       </w:r>
     </w:p>
     <w:p>
@@ -5377,7 +5250,7 @@
           <w:sz w:val="20"/>
           <w:szCs w:val="20"/>
         </w:rPr>
-        <w:t xml:space="preserve">- 10.12  DX 정홍욱 상무 → AX개발팀 적용 요청·샘플 전달, 당일 "그룹과 유사, 적용 가능" 회신</w:t>
+        <w:t xml:space="preserve">- 10.12 DX 정홍욱 상무 → AX개발팀 적용 요청·샘플 전달, 당일 "그룹과 유사, 적용 가능" 회신</w:t>
       </w:r>
     </w:p>
     <w:p>
@@ -5391,7 +5264,7 @@
           <w:sz w:val="20"/>
           <w:szCs w:val="20"/>
         </w:rPr>
-        <w:t xml:space="preserve">- 10.12  차병석 부사장 관계사 안내 메일 (권고: 10월 착수 → 11월 테스트 → 12월 적용)</w:t>
+        <w:t xml:space="preserve">- 10.12 차병석 부사장 관계사 안내 메일 (권고: 10월 착수 → 11월 테스트 → 12월 적용)</w:t>
       </w:r>
     </w:p>
     <w:p>
@@ -5405,21 +5278,7 @@
           <w:sz w:val="20"/>
           <w:szCs w:val="20"/>
         </w:rPr>
-        <w:t xml:space="preserve">- 10.13  DX 특수 편집 기사 추가 학습 불필요 결정</w:t>
-      </w:r>
-    </w:p>
-    <w:p>
-      <w:pPr>
-        <w:spacing w:after="20" w:line="264"/>
-        <w:ind w:left="200" w:hanging="200"/>
-      </w:pPr>
-      <w:r>
-        <w:rPr>
-          <w:rFonts w:ascii="바탕체" w:cs="바탕체" w:eastAsia="바탕체" w:hAnsi="바탕체"/>
-          <w:sz w:val="20"/>
-          <w:szCs w:val="20"/>
-        </w:rPr>
-        <w:t xml:space="preserve">- 10.13  김인철 상무 FW ("양진호·이한정에게 맡길 요량") — 이한정 수신 누락, 별도 지시 없어 미착수</w:t>
+        <w:t xml:space="preserve">- 10.13 DX 특수 편집 기사 추가 학습 불필요 결정</w:t>
       </w:r>
     </w:p>
     <w:p>
@@ -5454,870 +5313,7 @@
           <w:sz w:val="22"/>
           <w:szCs w:val="22"/>
         </w:rPr>
-        <w:t xml:space="preserve">3.1 보고 원칙</w:t>
-      </w:r>
-    </w:p>
-    <w:tbl>
-      <w:tblPr>
-        <w:tblW w:type="dxa" w:w="9026"/>
-        <w:tblBorders>
-          <w:top w:val="single" w:color="auto" w:sz="4"/>
-          <w:left w:val="single" w:color="auto" w:sz="4"/>
-          <w:bottom w:val="single" w:color="auto" w:sz="4"/>
-          <w:right w:val="single" w:color="auto" w:sz="4"/>
-          <w:insideH w:val="single" w:color="auto" w:sz="4"/>
-          <w:insideV w:val="single" w:color="auto" w:sz="4"/>
-        </w:tblBorders>
-      </w:tblPr>
-      <w:tblGrid>
-        <w:gridCol w:w="1500"/>
-        <w:gridCol w:w="7526"/>
-      </w:tblGrid>
-      <w:tr>
-        <w:trPr>
-          <w:tblHeader/>
-        </w:trPr>
-        <w:tc>
-          <w:tcPr>
-            <w:tcW w:type="dxa" w:w="1500"/>
-            <w:tcBorders>
-              <w:top w:val="single" w:color="000000" w:sz="4"/>
-              <w:left w:val="single" w:color="000000" w:sz="4"/>
-              <w:bottom w:val="single" w:color="000000" w:sz="4"/>
-              <w:right w:val="single" w:color="000000" w:sz="4"/>
-            </w:tcBorders>
-            <w:tcMar>
-              <w:top w:type="dxa" w:w="30"/>
-              <w:left w:type="dxa" w:w="80"/>
-              <w:bottom w:type="dxa" w:w="30"/>
-              <w:right w:type="dxa" w:w="80"/>
-            </w:tcMar>
-          </w:tcPr>
-          <w:p>
-            <w:pPr>
-              <w:spacing w:after="0" w:line="250"/>
-              <w:jc w:val="center"/>
-            </w:pPr>
-            <w:r>
-              <w:rPr>
-                <w:rFonts w:ascii="바탕체" w:cs="바탕체" w:eastAsia="바탕체" w:hAnsi="바탕체"/>
-                <w:b/>
-                <w:bCs/>
-                <w:sz w:val="19"/>
-                <w:szCs w:val="19"/>
-              </w:rPr>
-              <w:t xml:space="preserve">구분</w:t>
-            </w:r>
-          </w:p>
-        </w:tc>
-        <w:tc>
-          <w:tcPr>
-            <w:tcW w:type="dxa" w:w="7526"/>
-            <w:tcBorders>
-              <w:top w:val="single" w:color="000000" w:sz="4"/>
-              <w:left w:val="single" w:color="000000" w:sz="4"/>
-              <w:bottom w:val="single" w:color="000000" w:sz="4"/>
-              <w:right w:val="single" w:color="000000" w:sz="4"/>
-            </w:tcBorders>
-            <w:tcMar>
-              <w:top w:type="dxa" w:w="30"/>
-              <w:left w:type="dxa" w:w="80"/>
-              <w:bottom w:type="dxa" w:w="30"/>
-              <w:right w:type="dxa" w:w="80"/>
-            </w:tcMar>
-          </w:tcPr>
-          <w:p>
-            <w:pPr>
-              <w:spacing w:after="0" w:line="250"/>
-              <w:jc w:val="center"/>
-            </w:pPr>
-            <w:r>
-              <w:rPr>
-                <w:rFonts w:ascii="바탕체" w:cs="바탕체" w:eastAsia="바탕체" w:hAnsi="바탕체"/>
-                <w:b/>
-                <w:bCs/>
-                <w:sz w:val="19"/>
-                <w:szCs w:val="19"/>
-              </w:rPr>
-              <w:t xml:space="preserve">내용</w:t>
-            </w:r>
-          </w:p>
-        </w:tc>
-      </w:tr>
-      <w:tr>
-        <w:trPr>
-          <w:cantSplit/>
-        </w:trPr>
-        <w:tc>
-          <w:tcPr>
-            <w:tcW w:type="dxa" w:w="1500"/>
-            <w:tcBorders>
-              <w:top w:val="single" w:color="000000" w:sz="4"/>
-              <w:left w:val="single" w:color="000000" w:sz="4"/>
-              <w:bottom w:val="single" w:color="000000" w:sz="4"/>
-              <w:right w:val="single" w:color="000000" w:sz="4"/>
-            </w:tcBorders>
-            <w:tcMar>
-              <w:top w:type="dxa" w:w="30"/>
-              <w:left w:type="dxa" w:w="80"/>
-              <w:bottom w:type="dxa" w:w="30"/>
-              <w:right w:type="dxa" w:w="80"/>
-            </w:tcMar>
-          </w:tcPr>
-          <w:p>
-            <w:pPr>
-              <w:spacing w:after="0" w:line="250"/>
-            </w:pPr>
-            <w:r>
-              <w:rPr>
-                <w:rFonts w:ascii="바탕체" w:cs="바탕체" w:eastAsia="바탕체" w:hAnsi="바탕체"/>
-                <w:b w:val="false"/>
-                <w:bCs w:val="false"/>
-                <w:sz w:val="19"/>
-                <w:szCs w:val="19"/>
-              </w:rPr>
-              <w:t xml:space="preserve">08:00 계획</w:t>
-            </w:r>
-          </w:p>
-        </w:tc>
-        <w:tc>
-          <w:tcPr>
-            <w:tcW w:type="dxa" w:w="7526"/>
-            <w:tcBorders>
-              <w:top w:val="single" w:color="000000" w:sz="4"/>
-              <w:left w:val="single" w:color="000000" w:sz="4"/>
-              <w:bottom w:val="single" w:color="000000" w:sz="4"/>
-              <w:right w:val="single" w:color="000000" w:sz="4"/>
-            </w:tcBorders>
-            <w:tcMar>
-              <w:top w:type="dxa" w:w="30"/>
-              <w:left w:type="dxa" w:w="80"/>
-              <w:bottom w:type="dxa" w:w="30"/>
-              <w:right w:type="dxa" w:w="80"/>
-            </w:tcMar>
-          </w:tcPr>
-          <w:p>
-            <w:pPr>
-              <w:spacing w:after="0" w:line="250"/>
-            </w:pPr>
-            <w:r>
-              <w:rPr>
-                <w:rFonts w:ascii="바탕체" w:cs="바탕체" w:eastAsia="바탕체" w:hAnsi="바탕체"/>
-                <w:b w:val="false"/>
-                <w:bCs w:val="false"/>
-                <w:sz w:val="19"/>
-                <w:szCs w:val="19"/>
-              </w:rPr>
-              <w:t xml:space="preserve">현재 단계 / 오늘 할 일(①②③, 담당) / 이슈 — 전날 퇴근 전 작성, 예약 발신</w:t>
-            </w:r>
-          </w:p>
-        </w:tc>
-      </w:tr>
-      <w:tr>
-        <w:trPr>
-          <w:cantSplit/>
-        </w:trPr>
-        <w:tc>
-          <w:tcPr>
-            <w:tcW w:type="dxa" w:w="1500"/>
-            <w:tcBorders>
-              <w:top w:val="single" w:color="000000" w:sz="4"/>
-              <w:left w:val="single" w:color="000000" w:sz="4"/>
-              <w:bottom w:val="single" w:color="000000" w:sz="4"/>
-              <w:right w:val="single" w:color="000000" w:sz="4"/>
-            </w:tcBorders>
-            <w:tcMar>
-              <w:top w:type="dxa" w:w="30"/>
-              <w:left w:type="dxa" w:w="80"/>
-              <w:bottom w:type="dxa" w:w="30"/>
-              <w:right w:type="dxa" w:w="80"/>
-            </w:tcMar>
-          </w:tcPr>
-          <w:p>
-            <w:pPr>
-              <w:spacing w:after="0" w:line="250"/>
-            </w:pPr>
-            <w:r>
-              <w:rPr>
-                <w:rFonts w:ascii="바탕체" w:cs="바탕체" w:eastAsia="바탕체" w:hAnsi="바탕체"/>
-                <w:b w:val="false"/>
-                <w:bCs w:val="false"/>
-                <w:sz w:val="19"/>
-                <w:szCs w:val="19"/>
-              </w:rPr>
-              <w:t xml:space="preserve">18:00 결과</w:t>
-            </w:r>
-          </w:p>
-        </w:tc>
-        <w:tc>
-          <w:tcPr>
-            <w:tcW w:type="dxa" w:w="7526"/>
-            <w:tcBorders>
-              <w:top w:val="single" w:color="000000" w:sz="4"/>
-              <w:left w:val="single" w:color="000000" w:sz="4"/>
-              <w:bottom w:val="single" w:color="000000" w:sz="4"/>
-              <w:right w:val="single" w:color="000000" w:sz="4"/>
-            </w:tcBorders>
-            <w:tcMar>
-              <w:top w:type="dxa" w:w="30"/>
-              <w:left w:type="dxa" w:w="80"/>
-              <w:bottom w:type="dxa" w:w="30"/>
-              <w:right w:type="dxa" w:w="80"/>
-            </w:tcMar>
-          </w:tcPr>
-          <w:p>
-            <w:pPr>
-              <w:spacing w:after="0" w:line="250"/>
-            </w:pPr>
-            <w:r>
-              <w:rPr>
-                <w:rFonts w:ascii="바탕체" w:cs="바탕체" w:eastAsia="바탕체" w:hAnsi="바탕체"/>
-                <w:b w:val="false"/>
-                <w:bCs w:val="false"/>
-                <w:sz w:val="19"/>
-                <w:szCs w:val="19"/>
-              </w:rPr>
-              <w:t xml:space="preserve">아침 ①②③ 항목별 완료·진행 중·지연(사유·조치) / 추가 진척</w:t>
-            </w:r>
-          </w:p>
-        </w:tc>
-      </w:tr>
-      <w:tr>
-        <w:trPr>
-          <w:cantSplit/>
-        </w:trPr>
-        <w:tc>
-          <w:tcPr>
-            <w:tcW w:type="dxa" w:w="1500"/>
-            <w:tcBorders>
-              <w:top w:val="single" w:color="000000" w:sz="4"/>
-              <w:left w:val="single" w:color="000000" w:sz="4"/>
-              <w:bottom w:val="single" w:color="000000" w:sz="4"/>
-              <w:right w:val="single" w:color="000000" w:sz="4"/>
-            </w:tcBorders>
-            <w:tcMar>
-              <w:top w:type="dxa" w:w="30"/>
-              <w:left w:type="dxa" w:w="80"/>
-              <w:bottom w:type="dxa" w:w="30"/>
-              <w:right w:type="dxa" w:w="80"/>
-            </w:tcMar>
-          </w:tcPr>
-          <w:p>
-            <w:pPr>
-              <w:spacing w:after="0" w:line="250"/>
-            </w:pPr>
-            <w:r>
-              <w:rPr>
-                <w:rFonts w:ascii="바탕체" w:cs="바탕체" w:eastAsia="바탕체" w:hAnsi="바탕체"/>
-                <w:b w:val="false"/>
-                <w:bCs w:val="false"/>
-                <w:sz w:val="19"/>
-                <w:szCs w:val="19"/>
-              </w:rPr>
-              <w:t xml:space="preserve">원칙</w:t>
-            </w:r>
-          </w:p>
-        </w:tc>
-        <w:tc>
-          <w:tcPr>
-            <w:tcW w:type="dxa" w:w="7526"/>
-            <w:tcBorders>
-              <w:top w:val="single" w:color="000000" w:sz="4"/>
-              <w:left w:val="single" w:color="000000" w:sz="4"/>
-              <w:bottom w:val="single" w:color="000000" w:sz="4"/>
-              <w:right w:val="single" w:color="000000" w:sz="4"/>
-            </w:tcBorders>
-            <w:tcMar>
-              <w:top w:type="dxa" w:w="30"/>
-              <w:left w:type="dxa" w:w="80"/>
-              <w:bottom w:type="dxa" w:w="30"/>
-              <w:right w:type="dxa" w:w="80"/>
-            </w:tcMar>
-          </w:tcPr>
-          <w:p>
-            <w:pPr>
-              <w:spacing w:after="0" w:line="250"/>
-            </w:pPr>
-            <w:r>
-              <w:rPr>
-                <w:rFonts w:ascii="바탕체" w:cs="바탕체" w:eastAsia="바탕체" w:hAnsi="바탕체"/>
-                <w:b w:val="false"/>
-                <w:bCs w:val="false"/>
-                <w:sz w:val="19"/>
-                <w:szCs w:val="19"/>
-              </w:rPr>
-              <w:t xml:space="preserve">계획과 결과를 섞지 않기, 아침·저녁 번호 1:1 대응. 퇴근 전 두 사람이 다음날 계획 합의</w:t>
-            </w:r>
-          </w:p>
-        </w:tc>
-      </w:tr>
-      <w:tr>
-        <w:trPr>
-          <w:cantSplit/>
-        </w:trPr>
-        <w:tc>
-          <w:tcPr>
-            <w:tcW w:type="dxa" w:w="1500"/>
-            <w:tcBorders>
-              <w:top w:val="single" w:color="000000" w:sz="4"/>
-              <w:left w:val="single" w:color="000000" w:sz="4"/>
-              <w:bottom w:val="single" w:color="000000" w:sz="4"/>
-              <w:right w:val="single" w:color="000000" w:sz="4"/>
-            </w:tcBorders>
-            <w:tcMar>
-              <w:top w:type="dxa" w:w="30"/>
-              <w:left w:type="dxa" w:w="80"/>
-              <w:bottom w:type="dxa" w:w="30"/>
-              <w:right w:type="dxa" w:w="80"/>
-            </w:tcMar>
-          </w:tcPr>
-          <w:p>
-            <w:pPr>
-              <w:spacing w:after="0" w:line="250"/>
-            </w:pPr>
-            <w:r>
-              <w:rPr>
-                <w:rFonts w:ascii="바탕체" w:cs="바탕체" w:eastAsia="바탕체" w:hAnsi="바탕체"/>
-                <w:b w:val="false"/>
-                <w:bCs w:val="false"/>
-                <w:sz w:val="19"/>
-                <w:szCs w:val="19"/>
-              </w:rPr>
-              <w:t xml:space="preserve">띄어쓰기</w:t>
-            </w:r>
-          </w:p>
-        </w:tc>
-        <w:tc>
-          <w:tcPr>
-            <w:tcW w:type="dxa" w:w="7526"/>
-            <w:tcBorders>
-              <w:top w:val="single" w:color="000000" w:sz="4"/>
-              <w:left w:val="single" w:color="000000" w:sz="4"/>
-              <w:bottom w:val="single" w:color="000000" w:sz="4"/>
-              <w:right w:val="single" w:color="000000" w:sz="4"/>
-            </w:tcBorders>
-            <w:tcMar>
-              <w:top w:type="dxa" w:w="30"/>
-              <w:left w:type="dxa" w:w="80"/>
-              <w:bottom w:type="dxa" w:w="30"/>
-              <w:right w:type="dxa" w:w="80"/>
-            </w:tcMar>
-          </w:tcPr>
-          <w:p>
-            <w:pPr>
-              <w:spacing w:after="0" w:line="250"/>
-            </w:pPr>
-            <w:r>
-              <w:rPr>
-                <w:rFonts w:ascii="바탕체" w:cs="바탕체" w:eastAsia="바탕체" w:hAnsi="바탕체"/>
-                <w:b w:val="false"/>
-                <w:bCs w:val="false"/>
-                <w:sz w:val="19"/>
-                <w:szCs w:val="19"/>
-              </w:rPr>
-              <w:t xml:space="preserve">□ 줄: 공백 없이 시작, 다음 줄부터 공백 5칸</w:t>
-            </w:r>
-          </w:p>
-          <w:p>
-            <w:pPr>
-              <w:spacing w:after="0" w:line="250"/>
-            </w:pPr>
-            <w:r>
-              <w:rPr>
-                <w:rFonts w:ascii="바탕체" w:cs="바탕체" w:eastAsia="바탕체" w:hAnsi="바탕체"/>
-                <w:b w:val="false"/>
-                <w:bCs w:val="false"/>
-                <w:sz w:val="19"/>
-                <w:szCs w:val="19"/>
-              </w:rPr>
-              <w:t xml:space="preserve">- 줄: 앞에 공백 1칸, 다음 줄부터 공백 5칸</w:t>
-            </w:r>
-          </w:p>
-        </w:tc>
-      </w:tr>
-    </w:tbl>
-    <w:p>
-      <w:pPr>
-        <w:spacing w:after="40" w:before="140"/>
-      </w:pPr>
-      <w:r>
-        <w:rPr>
-          <w:rFonts w:ascii="바탕체" w:cs="바탕체" w:eastAsia="바탕체" w:hAnsi="바탕체"/>
-          <w:b/>
-          <w:bCs/>
-          <w:sz w:val="20"/>
-          <w:szCs w:val="20"/>
-        </w:rPr>
-        <w:t xml:space="preserve">일지 쓰는 법</w:t>
-      </w:r>
-    </w:p>
-    <w:p>
-      <w:pPr>
-        <w:spacing w:after="20" w:line="264"/>
-        <w:ind w:left="200" w:hanging="200"/>
-      </w:pPr>
-      <w:r>
-        <w:rPr>
-          <w:rFonts w:ascii="바탕체" w:cs="바탕체" w:eastAsia="바탕체" w:hAnsi="바탕체"/>
-          <w:sz w:val="20"/>
-          <w:szCs w:val="20"/>
-        </w:rPr>
-        <w:t xml:space="preserve">- 매일 맨 위에 새 날짜 블록 추가 → 08:00 원고·18:00 원고·주요 사항</w:t>
-      </w:r>
-    </w:p>
-    <w:p>
-      <w:pPr>
-        <w:spacing w:after="20" w:line="264"/>
-        <w:ind w:left="200" w:hanging="200"/>
-      </w:pPr>
-      <w:r>
-        <w:rPr>
-          <w:rFonts w:ascii="바탕체" w:cs="바탕체" w:eastAsia="바탕체" w:hAnsi="바탕체"/>
-          <w:sz w:val="20"/>
-          <w:szCs w:val="20"/>
-        </w:rPr>
-        <w:t xml:space="preserve">- 18:00 보고 후 현황판(현재 단계·미결 과제) 갱신, 끝난 과제는 현황판에서 지우고 일지에 기록</w:t>
-      </w:r>
-    </w:p>
-    <w:p>
-      <w:pPr>
-        <w:spacing w:after="20" w:line="264"/>
-        <w:ind w:left="200" w:hanging="200"/>
-      </w:pPr>
-      <w:r>
-        <w:rPr>
-          <w:rFonts w:ascii="바탕체" w:cs="바탕체" w:eastAsia="바탕체" w:hAnsi="바탕체"/>
-          <w:sz w:val="20"/>
-          <w:szCs w:val="20"/>
-        </w:rPr>
-        <w:t xml:space="preserve">- 텔레그램에 올린 뒤 원고 제목의 '초안'을 '발송 원문'으로 변경</w:t>
-      </w:r>
-    </w:p>
-    <w:p>
-      <w:pPr>
-        <w:spacing w:after="80" w:before="240"/>
-      </w:pPr>
-      <w:r>
-        <w:rPr>
-          <w:rFonts w:ascii="바탕체" w:cs="바탕체" w:eastAsia="바탕체" w:hAnsi="바탕체"/>
-          <w:b/>
-          <w:bCs/>
-          <w:sz w:val="22"/>
-          <w:szCs w:val="22"/>
-        </w:rPr>
-        <w:t xml:space="preserve">3.2 지원 요청 메일 (최종안)</w:t>
-      </w:r>
-    </w:p>
-    <w:p>
-      <w:pPr>
-        <w:spacing w:after="60" w:before="120"/>
-      </w:pPr>
-      <w:r>
-        <w:rPr>
-          <w:rFonts w:ascii="바탕체" w:cs="바탕체" w:eastAsia="바탕체" w:hAnsi="바탕체"/>
-          <w:b/>
-          <w:bCs/>
-          <w:sz w:val="20"/>
-          <w:szCs w:val="20"/>
-        </w:rPr>
-        <w:t xml:space="preserve">팀장님 명의 · 10.27 확정</w:t>
-      </w:r>
-    </w:p>
-    <w:p>
-      <w:pPr>
-        <w:spacing w:after="0" w:line="264"/>
-      </w:pPr>
-      <w:r>
-        <w:rPr>
-          <w:rFonts w:ascii="바탕체" w:cs="바탕체" w:eastAsia="바탕체" w:hAnsi="바탕체"/>
-          <w:sz w:val="20"/>
-          <w:szCs w:val="20"/>
-        </w:rPr>
-        <w:t xml:space="preserve">수신: DX AX/PI센터 안재용 센터장, 김상하 상무</w:t>
-      </w:r>
-    </w:p>
-    <w:p>
-      <w:pPr>
-        <w:spacing w:after="0" w:line="264"/>
-      </w:pPr>
-      <w:r>
-        <w:rPr>
-          <w:rFonts w:ascii="바탕체" w:cs="바탕체" w:eastAsia="바탕체" w:hAnsi="바탕체"/>
-          <w:sz w:val="20"/>
-          <w:szCs w:val="20"/>
-        </w:rPr>
-        <w:t xml:space="preserve">참조: AX개발팀 김경수 파트장, 이근택 프로</w:t>
-      </w:r>
-    </w:p>
-    <w:p>
-      <w:pPr>
-        <w:spacing w:after="0" w:line="264"/>
-      </w:pPr>
-      <w:r>
-        <w:rPr>
-          <w:rFonts w:ascii="바탕체" w:cs="바탕체" w:eastAsia="바탕체" w:hAnsi="바탕체"/>
-          <w:sz w:val="20"/>
-          <w:szCs w:val="20"/>
-        </w:rPr>
-        <w:t xml:space="preserve">제목: [협조 요청] AI 스크랩 하이라이트 기능 DS 적용 관련 지원 요청드립니다</w:t>
-      </w:r>
-    </w:p>
-    <w:p>
-      <w:pPr>
-        <w:spacing w:after="0" w:line="264"/>
-      </w:pPr>
-      <w:r>
-        <w:rPr>
-          <w:rFonts w:ascii="바탕체" w:cs="바탕체" w:eastAsia="바탕체" w:hAnsi="바탕체"/>
-          <w:sz w:val="20"/>
-          <w:szCs w:val="20"/>
-        </w:rPr>
-        <w:t xml:space="preserve"/>
-      </w:r>
-    </w:p>
-    <w:p>
-      <w:pPr>
-        <w:spacing w:after="0" w:line="264"/>
-      </w:pPr>
-      <w:r>
-        <w:rPr>
-          <w:rFonts w:ascii="바탕체" w:cs="바탕체" w:eastAsia="바탕체" w:hAnsi="바탕체"/>
-          <w:sz w:val="20"/>
-          <w:szCs w:val="20"/>
-        </w:rPr>
-        <w:t xml:space="preserve">안재용 센터장님, 김상하 상무님 안녕하십니까.</w:t>
-      </w:r>
-    </w:p>
-    <w:p>
-      <w:pPr>
-        <w:spacing w:after="0" w:line="264"/>
-      </w:pPr>
-      <w:r>
-        <w:rPr>
-          <w:rFonts w:ascii="바탕체" w:cs="바탕체" w:eastAsia="바탕체" w:hAnsi="바탕체"/>
-          <w:sz w:val="20"/>
-          <w:szCs w:val="20"/>
-        </w:rPr>
-        <w:t xml:space="preserve">DS 커뮤니케이션팀장 박상권입니다.</w:t>
-      </w:r>
-    </w:p>
-    <w:p>
-      <w:pPr>
-        <w:spacing w:after="0" w:line="264"/>
-      </w:pPr>
-      <w:r>
-        <w:rPr>
-          <w:rFonts w:ascii="바탕체" w:cs="바탕체" w:eastAsia="바탕체" w:hAnsi="바탕체"/>
-          <w:sz w:val="20"/>
-          <w:szCs w:val="20"/>
-        </w:rPr>
-        <w:t xml:space="preserve"/>
-      </w:r>
-    </w:p>
-    <w:p>
-      <w:pPr>
-        <w:spacing w:after="0" w:line="264"/>
-      </w:pPr>
-      <w:r>
-        <w:rPr>
-          <w:rFonts w:ascii="바탕체" w:cs="바탕체" w:eastAsia="바탕체" w:hAnsi="바탕체"/>
-          <w:sz w:val="20"/>
-          <w:szCs w:val="20"/>
-        </w:rPr>
-        <w:t xml:space="preserve">바쁘신 중에 메일로 먼저 인사드리게 되어 송구합니다.</w:t>
-      </w:r>
-    </w:p>
-    <w:p>
-      <w:pPr>
-        <w:spacing w:after="0" w:line="264"/>
-      </w:pPr>
-      <w:r>
-        <w:rPr>
-          <w:rFonts w:ascii="바탕체" w:cs="바탕체" w:eastAsia="바탕체" w:hAnsi="바탕체"/>
-          <w:sz w:val="20"/>
-          <w:szCs w:val="20"/>
-        </w:rPr>
-        <w:t xml:space="preserve">AX개발팀에서 그룹 스크랩 하이라이트 기능을 개발해 주셔서 스크랩 열람이 한결 편리해졌다는 이야기를 듣고 있습니다.</w:t>
-      </w:r>
-    </w:p>
-    <w:p>
-      <w:pPr>
-        <w:spacing w:after="0" w:line="264"/>
-      </w:pPr>
-      <w:r>
-        <w:rPr>
-          <w:rFonts w:ascii="바탕체" w:cs="바탕체" w:eastAsia="바탕체" w:hAnsi="바탕체"/>
-          <w:sz w:val="20"/>
-          <w:szCs w:val="20"/>
-        </w:rPr>
-        <w:t xml:space="preserve">DS도 해당 기능 도입을 준비하고 있으며, 이미 구축된 그룹 시스템을 활용하는 방향으로 가이드를 받았습니다.</w:t>
-      </w:r>
-    </w:p>
-    <w:p>
-      <w:pPr>
-        <w:spacing w:after="0" w:line="264"/>
-      </w:pPr>
-      <w:r>
-        <w:rPr>
-          <w:rFonts w:ascii="바탕체" w:cs="바탕체" w:eastAsia="바탕체" w:hAnsi="바탕체"/>
-          <w:sz w:val="20"/>
-          <w:szCs w:val="20"/>
-        </w:rPr>
-        <w:t xml:space="preserve">이에 기존 시스템 개발을 맡아 주신 AX개발팀에 도움을 요청드리게 되었습니다.</w:t>
-      </w:r>
-    </w:p>
-    <w:p>
-      <w:pPr>
-        <w:spacing w:after="0" w:line="264"/>
-      </w:pPr>
-      <w:r>
-        <w:rPr>
-          <w:rFonts w:ascii="바탕체" w:cs="바탕체" w:eastAsia="바탕체" w:hAnsi="바탕체"/>
-          <w:sz w:val="20"/>
-          <w:szCs w:val="20"/>
-        </w:rPr>
-        <w:t xml:space="preserve">여러 업무가 많으신 줄 알기에 요청드리는 것이 조심스러우나, 검토해 주실 수 있을지 여쭙습니다.</w:t>
-      </w:r>
-    </w:p>
-    <w:p>
-      <w:pPr>
-        <w:spacing w:after="0" w:line="264"/>
-      </w:pPr>
-      <w:r>
-        <w:rPr>
-          <w:rFonts w:ascii="바탕체" w:cs="바탕체" w:eastAsia="바탕체" w:hAnsi="바탕체"/>
-          <w:sz w:val="20"/>
-          <w:szCs w:val="20"/>
-        </w:rPr>
-        <w:t xml:space="preserve"/>
-      </w:r>
-    </w:p>
-    <w:p>
-      <w:pPr>
-        <w:spacing w:after="0" w:line="264"/>
-      </w:pPr>
-      <w:r>
-        <w:rPr>
-          <w:rFonts w:ascii="바탕체" w:cs="바탕체" w:eastAsia="바탕체" w:hAnsi="바탕체"/>
-          <w:sz w:val="20"/>
-          <w:szCs w:val="20"/>
-        </w:rPr>
-        <w:t xml:space="preserve">1. 요청드리는 사항</w:t>
-      </w:r>
-    </w:p>
-    <w:p>
-      <w:pPr>
-        <w:spacing w:after="0" w:line="264"/>
-      </w:pPr>
-      <w:r>
-        <w:rPr>
-          <w:rFonts w:ascii="바탕체" w:cs="바탕체" w:eastAsia="바탕체" w:hAnsi="바탕체"/>
-          <w:sz w:val="20"/>
-          <w:szCs w:val="20"/>
-        </w:rPr>
-        <w:t xml:space="preserve">- 기존 프로그램을 DS 스크랩에 적용할 수 있는지 검토해 주시기 바랍니다</w:t>
-      </w:r>
-    </w:p>
-    <w:p>
-      <w:pPr>
-        <w:spacing w:after="0" w:line="264"/>
-      </w:pPr>
-      <w:r>
-        <w:rPr>
-          <w:rFonts w:ascii="바탕체" w:cs="바탕체" w:eastAsia="바탕체" w:hAnsi="바탕체"/>
-          <w:sz w:val="20"/>
-          <w:szCs w:val="20"/>
-        </w:rPr>
-        <w:t xml:space="preserve">- DS 양식에 맞춘 추가 작업이 필요할 경우 개발·테스트 지원 부탁드립니다</w:t>
-      </w:r>
-    </w:p>
-    <w:p>
-      <w:pPr>
-        <w:spacing w:after="0" w:line="264"/>
-      </w:pPr>
-      <w:r>
-        <w:rPr>
-          <w:rFonts w:ascii="바탕체" w:cs="바탕체" w:eastAsia="바탕체" w:hAnsi="바탕체"/>
-          <w:sz w:val="20"/>
-          <w:szCs w:val="20"/>
-        </w:rPr>
-        <w:t xml:space="preserve"/>
-      </w:r>
-    </w:p>
-    <w:p>
-      <w:pPr>
-        <w:spacing w:after="0" w:line="264"/>
-      </w:pPr>
-      <w:r>
-        <w:rPr>
-          <w:rFonts w:ascii="바탕체" w:cs="바탕체" w:eastAsia="바탕체" w:hAnsi="바탕체"/>
-          <w:sz w:val="20"/>
-          <w:szCs w:val="20"/>
-        </w:rPr>
-        <w:t xml:space="preserve">2. DS 준비 사항</w:t>
-      </w:r>
-    </w:p>
-    <w:p>
-      <w:pPr>
-        <w:spacing w:after="0" w:line="264"/>
-      </w:pPr>
-      <w:r>
-        <w:rPr>
-          <w:rFonts w:ascii="바탕체" w:cs="바탕체" w:eastAsia="바탕체" w:hAnsi="바탕체"/>
-          <w:sz w:val="20"/>
-          <w:szCs w:val="20"/>
-        </w:rPr>
-        <w:t xml:space="preserve">- 개발팀의 부담을 최소화할 수 있도록 DS 스크랩·수기 하이라이트 샘플을 미리 준비해 전달드리겠습니다</w:t>
-      </w:r>
-    </w:p>
-    <w:p>
-      <w:pPr>
-        <w:spacing w:after="0" w:line="264"/>
-      </w:pPr>
-      <w:r>
-        <w:rPr>
-          <w:rFonts w:ascii="바탕체" w:cs="바탕체" w:eastAsia="바탕체" w:hAnsi="바탕체"/>
-          <w:sz w:val="20"/>
-          <w:szCs w:val="20"/>
-        </w:rPr>
-        <w:t xml:space="preserve">- 사용자 PC, 생성형 AI 계정, 방화벽·NASCA 등록 등 사용 환경은 DS에서 책임지고 준비하겠습니다</w:t>
-      </w:r>
-    </w:p>
-    <w:p>
-      <w:pPr>
-        <w:spacing w:after="0" w:line="264"/>
-      </w:pPr>
-      <w:r>
-        <w:rPr>
-          <w:rFonts w:ascii="바탕체" w:cs="바탕체" w:eastAsia="바탕체" w:hAnsi="바탕체"/>
-          <w:sz w:val="20"/>
-          <w:szCs w:val="20"/>
-        </w:rPr>
-        <w:t xml:space="preserve"/>
-      </w:r>
-    </w:p>
-    <w:p>
-      <w:pPr>
-        <w:spacing w:after="0" w:line="264"/>
-      </w:pPr>
-      <w:r>
-        <w:rPr>
-          <w:rFonts w:ascii="바탕체" w:cs="바탕체" w:eastAsia="바탕체" w:hAnsi="바탕체"/>
-          <w:sz w:val="20"/>
-          <w:szCs w:val="20"/>
-        </w:rPr>
-        <w:t xml:space="preserve">3. 일정</w:t>
-      </w:r>
-    </w:p>
-    <w:p>
-      <w:pPr>
-        <w:spacing w:after="0" w:line="264"/>
-      </w:pPr>
-      <w:r>
-        <w:rPr>
-          <w:rFonts w:ascii="바탕체" w:cs="바탕체" w:eastAsia="바탕체" w:hAnsi="바탕체"/>
-          <w:sz w:val="20"/>
-          <w:szCs w:val="20"/>
-        </w:rPr>
-        <w:t xml:space="preserve">- 전 계열사 공통으로 11월 테스트, 12월 적용을 목표로 하고 있어, DS도 12월 초 적용이 가능하도록 지원 부탁드립니다</w:t>
-      </w:r>
-    </w:p>
-    <w:p>
-      <w:pPr>
-        <w:spacing w:after="0" w:line="264"/>
-      </w:pPr>
-      <w:r>
-        <w:rPr>
-          <w:rFonts w:ascii="바탕체" w:cs="바탕체" w:eastAsia="바탕체" w:hAnsi="바탕체"/>
-          <w:sz w:val="20"/>
-          <w:szCs w:val="20"/>
-        </w:rPr>
-        <w:t xml:space="preserve">- 저희도 일정에 차질이 없도록 사전 준비에 최선을 다하겠습니다</w:t>
-      </w:r>
-    </w:p>
-    <w:p>
-      <w:pPr>
-        <w:spacing w:after="0" w:line="264"/>
-      </w:pPr>
-      <w:r>
-        <w:rPr>
-          <w:rFonts w:ascii="바탕체" w:cs="바탕체" w:eastAsia="바탕체" w:hAnsi="바탕체"/>
-          <w:sz w:val="20"/>
-          <w:szCs w:val="20"/>
-        </w:rPr>
-        <w:t xml:space="preserve"/>
-      </w:r>
-    </w:p>
-    <w:p>
-      <w:pPr>
-        <w:spacing w:after="0" w:line="264"/>
-      </w:pPr>
-      <w:r>
-        <w:rPr>
-          <w:rFonts w:ascii="바탕체" w:cs="바탕체" w:eastAsia="바탕체" w:hAnsi="바탕체"/>
-          <w:sz w:val="20"/>
-          <w:szCs w:val="20"/>
-        </w:rPr>
-        <w:t xml:space="preserve">바쁘신 중에 번거로운 부탁을 드려 다시 한번 송구하며,</w:t>
-      </w:r>
-    </w:p>
-    <w:p>
-      <w:pPr>
-        <w:spacing w:after="0" w:line="264"/>
-      </w:pPr>
-      <w:r>
-        <w:rPr>
-          <w:rFonts w:ascii="바탕체" w:cs="바탕체" w:eastAsia="바탕체" w:hAnsi="바탕체"/>
-          <w:sz w:val="20"/>
-          <w:szCs w:val="20"/>
-        </w:rPr>
-        <w:t xml:space="preserve">검토해 주시면 감사하겠습니다.</w:t>
-      </w:r>
-    </w:p>
-    <w:p>
-      <w:pPr>
-        <w:spacing w:after="0" w:line="264"/>
-      </w:pPr>
-      <w:r>
-        <w:rPr>
-          <w:rFonts w:ascii="바탕체" w:cs="바탕체" w:eastAsia="바탕체" w:hAnsi="바탕체"/>
-          <w:sz w:val="20"/>
-          <w:szCs w:val="20"/>
-        </w:rPr>
-        <w:t xml:space="preserve"/>
-      </w:r>
-    </w:p>
-    <w:p>
-      <w:pPr>
-        <w:spacing w:after="0" w:line="264"/>
-      </w:pPr>
-      <w:r>
-        <w:rPr>
-          <w:rFonts w:ascii="바탕체" w:cs="바탕체" w:eastAsia="바탕체" w:hAnsi="바탕체"/>
-          <w:sz w:val="20"/>
-          <w:szCs w:val="20"/>
-        </w:rPr>
-        <w:t xml:space="preserve">박상권 드림</w:t>
-      </w:r>
-    </w:p>
-    <w:p>
-      <w:pPr>
-        <w:spacing w:after="40"/>
-      </w:pPr>
-    </w:p>
-    <w:p>
-      <w:pPr>
-        <w:spacing w:after="80" w:before="240"/>
-      </w:pPr>
-      <w:r>
-        <w:rPr>
-          <w:rFonts w:ascii="바탕체" w:cs="바탕체" w:eastAsia="바탕체" w:hAnsi="바탕체"/>
-          <w:b/>
-          <w:bCs/>
-          <w:sz w:val="22"/>
-          <w:szCs w:val="22"/>
-        </w:rPr>
-        <w:t xml:space="preserve">3.3 기술 요건 (김경수 파트장 안내)</w:t>
+        <w:t xml:space="preserve">3.1 기술 요건 (김경수 파트장 안내)</w:t>
       </w:r>
     </w:p>
     <w:p>
@@ -7713,7 +6709,7 @@
           <w:sz w:val="22"/>
           <w:szCs w:val="22"/>
         </w:rPr>
-        <w:t xml:space="preserve">3.4 연락처</w:t>
+        <w:t xml:space="preserve">3.2 연락처</w:t>
       </w:r>
     </w:p>
     <w:tbl>
@@ -7935,7 +6931,7 @@
                 <w:sz w:val="19"/>
                 <w:szCs w:val="19"/>
               </w:rPr>
-              <w:t xml:space="preserve">박상권 팀장</w:t>
+              <w:t xml:space="preserve">김인철 상무/그룹장</w:t>
             </w:r>
           </w:p>
         </w:tc>
@@ -7967,7 +6963,7 @@
                 <w:sz w:val="19"/>
                 <w:szCs w:val="19"/>
               </w:rPr>
-              <w:t xml:space="preserve">DS 커뮤니케이션팀장 · 지원 요청 메일 명의</w:t>
+              <w:t xml:space="preserve">지시·팀장님 보고 · 1일 2회 보고 수신</w:t>
             </w:r>
           </w:p>
         </w:tc>
@@ -7999,7 +6995,7 @@
                 <w:sz w:val="19"/>
                 <w:szCs w:val="19"/>
               </w:rPr>
-              <w:t xml:space="preserve"/>
+              <w:t xml:space="preserve">everpfe.kim@samsung.com</w:t>
             </w:r>
           </w:p>
         </w:tc>
@@ -8068,7 +7064,7 @@
                 <w:sz w:val="19"/>
                 <w:szCs w:val="19"/>
               </w:rPr>
-              <w:t xml:space="preserve">김인철 상무/그룹장</w:t>
+              <w:t xml:space="preserve">이정섭 · 김인영 파트장</w:t>
             </w:r>
           </w:p>
         </w:tc>
@@ -8100,7 +7096,7 @@
                 <w:sz w:val="19"/>
                 <w:szCs w:val="19"/>
               </w:rPr>
-              <w:t xml:space="preserve">지시·팀장님 보고 · 1일 2회 보고 수신</w:t>
+              <w:t xml:space="preserve">진행 체크</w:t>
             </w:r>
           </w:p>
         </w:tc>
@@ -8132,7 +7128,7 @@
                 <w:sz w:val="19"/>
                 <w:szCs w:val="19"/>
               </w:rPr>
-              <w:t xml:space="preserve">everpfe.kim@samsung.com</w:t>
+              <w:t xml:space="preserve"/>
             </w:r>
           </w:p>
         </w:tc>
@@ -8201,7 +7197,7 @@
                 <w:sz w:val="19"/>
                 <w:szCs w:val="19"/>
               </w:rPr>
-              <w:t xml:space="preserve">이정섭 · 김인영 파트장</w:t>
+              <w:t xml:space="preserve">김기훈 부장</w:t>
             </w:r>
           </w:p>
         </w:tc>
@@ -8233,7 +7229,7 @@
                 <w:sz w:val="19"/>
                 <w:szCs w:val="19"/>
               </w:rPr>
-              <w:t xml:space="preserve">진행 체크</w:t>
+              <w:t xml:space="preserve">김용호 프로 측 조율 · 보고 가이드</w:t>
             </w:r>
           </w:p>
         </w:tc>
@@ -8302,7 +7298,7 @@
                 <w:sz w:val="19"/>
                 <w:szCs w:val="19"/>
               </w:rPr>
-              <w:t xml:space="preserve">DS</w:t>
+              <w:t xml:space="preserve">그룹</w:t>
             </w:r>
           </w:p>
         </w:tc>
@@ -8334,7 +7330,7 @@
                 <w:sz w:val="19"/>
                 <w:szCs w:val="19"/>
               </w:rPr>
-              <w:t xml:space="preserve">김기훈 부장</w:t>
+              <w:t xml:space="preserve">김용호 프로</w:t>
             </w:r>
           </w:p>
         </w:tc>
@@ -8366,7 +7362,7 @@
                 <w:sz w:val="19"/>
                 <w:szCs w:val="19"/>
               </w:rPr>
-              <w:t xml:space="preserve">김용호 프로 측 조율 · 보고 가이드</w:t>
+              <w:t xml:space="preserve">전자 PR기획그룹 · 그룹 사례 실무 문의</w:t>
             </w:r>
           </w:p>
         </w:tc>
@@ -8398,7 +7394,7 @@
                 <w:sz w:val="19"/>
                 <w:szCs w:val="19"/>
               </w:rPr>
-              <w:t xml:space="preserve"/>
+              <w:t xml:space="preserve">yonghoc.kim@samsung.com</w:t>
             </w:r>
           </w:p>
         </w:tc>
@@ -8435,7 +7431,7 @@
                 <w:sz w:val="19"/>
                 <w:szCs w:val="19"/>
               </w:rPr>
-              <w:t xml:space="preserve">그룹</w:t>
+              <w:t xml:space="preserve">DX</w:t>
             </w:r>
           </w:p>
         </w:tc>
@@ -8467,7 +7463,7 @@
                 <w:sz w:val="19"/>
                 <w:szCs w:val="19"/>
               </w:rPr>
-              <w:t xml:space="preserve">김용호 프로</w:t>
+              <w:t xml:space="preserve">정홍욱 상무 / 이태양 프로</w:t>
             </w:r>
           </w:p>
         </w:tc>
@@ -8499,7 +7495,7 @@
                 <w:sz w:val="19"/>
                 <w:szCs w:val="19"/>
               </w:rPr>
-              <w:t xml:space="preserve">전자 PR기획그룹 · 그룹 사례 실무 문의</w:t>
+              <w:t xml:space="preserve">국내미디어그룹 · DX 도입 책임 / 실무</w:t>
             </w:r>
           </w:p>
         </w:tc>
@@ -8531,7 +7527,7 @@
                 <w:sz w:val="19"/>
                 <w:szCs w:val="19"/>
               </w:rPr>
-              <w:t xml:space="preserve">yonghoc.kim@samsung.com</w:t>
+              <w:t xml:space="preserve">honguk.chung@samsung.com</w:t>
             </w:r>
           </w:p>
         </w:tc>
@@ -8568,7 +7564,7 @@
                 <w:sz w:val="19"/>
                 <w:szCs w:val="19"/>
               </w:rPr>
-              <w:t xml:space="preserve">DX</w:t>
+              <w:t xml:space="preserve">AX</w:t>
             </w:r>
           </w:p>
         </w:tc>
@@ -8600,7 +7596,7 @@
                 <w:sz w:val="19"/>
                 <w:szCs w:val="19"/>
               </w:rPr>
-              <w:t xml:space="preserve">정홍욱 상무 / 이태양 프로</w:t>
+              <w:t xml:space="preserve">김경수 파트장</w:t>
             </w:r>
           </w:p>
         </w:tc>
@@ -8632,7 +7628,7 @@
                 <w:sz w:val="19"/>
                 <w:szCs w:val="19"/>
               </w:rPr>
-              <w:t xml:space="preserve">국내미디어그룹 · DX 도입 책임 / 실무</w:t>
+              <w:t xml:space="preserve">전사 AX개발팀(우면동) · 기술 실무 핵심</w:t>
             </w:r>
           </w:p>
         </w:tc>
@@ -8664,7 +7660,7 @@
                 <w:sz w:val="19"/>
                 <w:szCs w:val="19"/>
               </w:rPr>
-              <w:t xml:space="preserve">honguk.chung@samsung.com</w:t>
+              <w:t xml:space="preserve">ks0326.kim@samsung.com</w:t>
             </w:r>
           </w:p>
         </w:tc>
@@ -8733,7 +7729,7 @@
                 <w:sz w:val="19"/>
                 <w:szCs w:val="19"/>
               </w:rPr>
-              <w:t xml:space="preserve">김경수 파트장</w:t>
+              <w:t xml:space="preserve">이근택 프로</w:t>
             </w:r>
           </w:p>
         </w:tc>
@@ -8765,7 +7761,7 @@
                 <w:sz w:val="19"/>
                 <w:szCs w:val="19"/>
               </w:rPr>
-              <w:t xml:space="preserve">전사 AX개발팀(우면동) · 기술 실무 핵심</w:t>
+              <w:t xml:space="preserve">전사 AX개발팀 · 개발 실무</w:t>
             </w:r>
           </w:p>
         </w:tc>
@@ -8797,7 +7793,7 @@
                 <w:sz w:val="19"/>
                 <w:szCs w:val="19"/>
               </w:rPr>
-              <w:t xml:space="preserve">ks0326.kim@samsung.com</w:t>
+              <w:t xml:space="preserve"/>
             </w:r>
           </w:p>
         </w:tc>
@@ -8866,139 +7862,6 @@
                 <w:sz w:val="19"/>
                 <w:szCs w:val="19"/>
               </w:rPr>
-              <w:t xml:space="preserve">이근택 프로</w:t>
-            </w:r>
-          </w:p>
-        </w:tc>
-        <w:tc>
-          <w:tcPr>
-            <w:tcW w:type="dxa" w:w="3626"/>
-            <w:tcBorders>
-              <w:top w:val="single" w:color="000000" w:sz="4"/>
-              <w:left w:val="single" w:color="000000" w:sz="4"/>
-              <w:bottom w:val="single" w:color="000000" w:sz="4"/>
-              <w:right w:val="single" w:color="000000" w:sz="4"/>
-            </w:tcBorders>
-            <w:tcMar>
-              <w:top w:type="dxa" w:w="30"/>
-              <w:left w:type="dxa" w:w="80"/>
-              <w:bottom w:type="dxa" w:w="30"/>
-              <w:right w:type="dxa" w:w="80"/>
-            </w:tcMar>
-          </w:tcPr>
-          <w:p>
-            <w:pPr>
-              <w:spacing w:after="0" w:line="250"/>
-            </w:pPr>
-            <w:r>
-              <w:rPr>
-                <w:rFonts w:ascii="바탕체" w:cs="바탕체" w:eastAsia="바탕체" w:hAnsi="바탕체"/>
-                <w:b w:val="false"/>
-                <w:bCs w:val="false"/>
-                <w:sz w:val="19"/>
-                <w:szCs w:val="19"/>
-              </w:rPr>
-              <w:t xml:space="preserve">전사 AX개발팀 · 개발 실무</w:t>
-            </w:r>
-          </w:p>
-        </w:tc>
-        <w:tc>
-          <w:tcPr>
-            <w:tcW w:type="dxa" w:w="2300"/>
-            <w:tcBorders>
-              <w:top w:val="single" w:color="000000" w:sz="4"/>
-              <w:left w:val="single" w:color="000000" w:sz="4"/>
-              <w:bottom w:val="single" w:color="000000" w:sz="4"/>
-              <w:right w:val="single" w:color="000000" w:sz="4"/>
-            </w:tcBorders>
-            <w:tcMar>
-              <w:top w:type="dxa" w:w="30"/>
-              <w:left w:type="dxa" w:w="80"/>
-              <w:bottom w:type="dxa" w:w="30"/>
-              <w:right w:type="dxa" w:w="80"/>
-            </w:tcMar>
-          </w:tcPr>
-          <w:p>
-            <w:pPr>
-              <w:spacing w:after="0" w:line="250"/>
-            </w:pPr>
-            <w:r>
-              <w:rPr>
-                <w:rFonts w:ascii="바탕체" w:cs="바탕체" w:eastAsia="바탕체" w:hAnsi="바탕체"/>
-                <w:b w:val="false"/>
-                <w:bCs w:val="false"/>
-                <w:sz w:val="19"/>
-                <w:szCs w:val="19"/>
-              </w:rPr>
-              <w:t xml:space="preserve"/>
-            </w:r>
-          </w:p>
-        </w:tc>
-      </w:tr>
-      <w:tr>
-        <w:trPr>
-          <w:cantSplit/>
-        </w:trPr>
-        <w:tc>
-          <w:tcPr>
-            <w:tcW w:type="dxa" w:w="700"/>
-            <w:tcBorders>
-              <w:top w:val="single" w:color="000000" w:sz="4"/>
-              <w:left w:val="single" w:color="000000" w:sz="4"/>
-              <w:bottom w:val="single" w:color="000000" w:sz="4"/>
-              <w:right w:val="single" w:color="000000" w:sz="4"/>
-            </w:tcBorders>
-            <w:tcMar>
-              <w:top w:type="dxa" w:w="30"/>
-              <w:left w:type="dxa" w:w="80"/>
-              <w:bottom w:type="dxa" w:w="30"/>
-              <w:right w:type="dxa" w:w="80"/>
-            </w:tcMar>
-          </w:tcPr>
-          <w:p>
-            <w:pPr>
-              <w:spacing w:after="0" w:line="250"/>
-            </w:pPr>
-            <w:r>
-              <w:rPr>
-                <w:rFonts w:ascii="바탕체" w:cs="바탕체" w:eastAsia="바탕체" w:hAnsi="바탕체"/>
-                <w:b w:val="false"/>
-                <w:bCs w:val="false"/>
-                <w:sz w:val="19"/>
-                <w:szCs w:val="19"/>
-              </w:rPr>
-              <w:t xml:space="preserve">AX</w:t>
-            </w:r>
-          </w:p>
-        </w:tc>
-        <w:tc>
-          <w:tcPr>
-            <w:tcW w:type="dxa" w:w="2400"/>
-            <w:tcBorders>
-              <w:top w:val="single" w:color="000000" w:sz="4"/>
-              <w:left w:val="single" w:color="000000" w:sz="4"/>
-              <w:bottom w:val="single" w:color="000000" w:sz="4"/>
-              <w:right w:val="single" w:color="000000" w:sz="4"/>
-            </w:tcBorders>
-            <w:tcMar>
-              <w:top w:type="dxa" w:w="30"/>
-              <w:left w:type="dxa" w:w="80"/>
-              <w:bottom w:type="dxa" w:w="30"/>
-              <w:right w:type="dxa" w:w="80"/>
-            </w:tcMar>
-          </w:tcPr>
-          <w:p>
-            <w:pPr>
-              <w:spacing w:after="0" w:line="250"/>
-            </w:pPr>
-            <w:r>
-              <w:rPr>
-                <w:rFonts w:ascii="바탕체" w:cs="바탕체" w:eastAsia="바탕체" w:hAnsi="바탕체"/>
-                <w:b w:val="false"/>
-                <w:bCs w:val="false"/>
-                <w:sz w:val="19"/>
-                <w:szCs w:val="19"/>
-              </w:rPr>
               <w:t xml:space="preserve">안재용 센터장 / 김상하 상무</w:t>
             </w:r>
           </w:p>
@@ -9081,7 +7944,7 @@
           <w:sz w:val="22"/>
           <w:szCs w:val="22"/>
         </w:rPr>
-        <w:t xml:space="preserve">3.5 원천 메일 요약</w:t>
+        <w:t xml:space="preserve">3.3 원천 메일 요약</w:t>
       </w:r>
     </w:p>
     <w:p>

--- a/docs/scrap-highlight/스크랩하이라이트_DS도입_업무일지.docx
+++ b/docs/scrap-highlight/스크랩하이라이트_DS도입_업무일지.docx
@@ -12,8 +12,8 @@
           <w:rFonts w:ascii="바탕체" w:cs="바탕체" w:eastAsia="바탕체" w:hAnsi="바탕체"/>
           <w:b/>
           <w:bCs/>
-          <w:sz w:val="30"/>
-          <w:szCs w:val="30"/>
+          <w:sz w:val="36"/>
+          <w:szCs w:val="36"/>
         </w:rPr>
         <w:t xml:space="preserve">스크랩 하이라이트 DS 도입 업무일지</w:t>
       </w:r>
@@ -26,8 +26,8 @@
       <w:r>
         <w:rPr>
           <w:rFonts w:ascii="바탕체" w:cs="바탕체" w:eastAsia="바탕체" w:hAnsi="바탕체"/>
-          <w:sz w:val="18"/>
-          <w:szCs w:val="18"/>
+          <w:sz w:val="24"/>
+          <w:szCs w:val="24"/>
         </w:rPr>
         <w:t xml:space="preserve">최종 업데이트 2026. 10. 27(화) / 실무 이한정, 양진호</w:t>
       </w:r>
@@ -41,8 +41,8 @@
           <w:rFonts w:ascii="바탕체" w:cs="바탕체" w:eastAsia="바탕체" w:hAnsi="바탕체"/>
           <w:b/>
           <w:bCs/>
-          <w:sz w:val="26"/>
-          <w:szCs w:val="26"/>
+          <w:sz w:val="36"/>
+          <w:szCs w:val="36"/>
         </w:rPr>
         <w:t xml:space="preserve">1. 현황판</w:t>
       </w:r>
@@ -85,15 +85,15 @@
           </w:tcPr>
           <w:p>
             <w:pPr>
-              <w:spacing w:after="0" w:line="250"/>
-            </w:pPr>
-            <w:r>
-              <w:rPr>
-                <w:rFonts w:ascii="바탕체" w:cs="바탕체" w:eastAsia="바탕체" w:hAnsi="바탕체"/>
-                <w:b w:val="false"/>
-                <w:bCs w:val="false"/>
-                <w:sz w:val="19"/>
-                <w:szCs w:val="19"/>
+              <w:spacing w:after="0" w:line="264"/>
+            </w:pPr>
+            <w:r>
+              <w:rPr>
+                <w:rFonts w:ascii="바탕체" w:cs="바탕체" w:eastAsia="바탕체" w:hAnsi="바탕체"/>
+                <w:b w:val="false"/>
+                <w:bCs w:val="false"/>
+                <w:sz w:val="24"/>
+                <w:szCs w:val="24"/>
               </w:rPr>
               <w:t xml:space="preserve">목표</w:t>
             </w:r>
@@ -117,15 +117,15 @@
           </w:tcPr>
           <w:p>
             <w:pPr>
-              <w:spacing w:after="0" w:line="250"/>
-            </w:pPr>
-            <w:r>
-              <w:rPr>
-                <w:rFonts w:ascii="바탕체" w:cs="바탕체" w:eastAsia="바탕체" w:hAnsi="바탕체"/>
-                <w:b w:val="false"/>
-                <w:bCs w:val="false"/>
-                <w:sz w:val="19"/>
-                <w:szCs w:val="19"/>
+              <w:spacing w:after="0" w:line="264"/>
+            </w:pPr>
+            <w:r>
+              <w:rPr>
+                <w:rFonts w:ascii="바탕체" w:cs="바탕체" w:eastAsia="바탕체" w:hAnsi="바탕체"/>
+                <w:b w:val="false"/>
+                <w:bCs w:val="false"/>
+                <w:sz w:val="24"/>
+                <w:szCs w:val="24"/>
               </w:rPr>
               <w:t xml:space="preserve">11월 테스트 → 12월 초 적용 (DX·전 계열사 공통 일정과 동일)</w:t>
             </w:r>
@@ -154,15 +154,15 @@
           </w:tcPr>
           <w:p>
             <w:pPr>
-              <w:spacing w:after="0" w:line="250"/>
-            </w:pPr>
-            <w:r>
-              <w:rPr>
-                <w:rFonts w:ascii="바탕체" w:cs="바탕체" w:eastAsia="바탕체" w:hAnsi="바탕체"/>
-                <w:b w:val="false"/>
-                <w:bCs w:val="false"/>
-                <w:sz w:val="19"/>
-                <w:szCs w:val="19"/>
+              <w:spacing w:after="0" w:line="264"/>
+            </w:pPr>
+            <w:r>
+              <w:rPr>
+                <w:rFonts w:ascii="바탕체" w:cs="바탕체" w:eastAsia="바탕체" w:hAnsi="바탕체"/>
+                <w:b w:val="false"/>
+                <w:bCs w:val="false"/>
+                <w:sz w:val="24"/>
+                <w:szCs w:val="24"/>
               </w:rPr>
               <w:t xml:space="preserve">DX 일정</w:t>
             </w:r>
@@ -186,15 +186,15 @@
           </w:tcPr>
           <w:p>
             <w:pPr>
-              <w:spacing w:after="0" w:line="250"/>
-            </w:pPr>
-            <w:r>
-              <w:rPr>
-                <w:rFonts w:ascii="바탕체" w:cs="바탕체" w:eastAsia="바탕체" w:hAnsi="바탕체"/>
-                <w:b w:val="false"/>
-                <w:bCs w:val="false"/>
-                <w:sz w:val="19"/>
-                <w:szCs w:val="19"/>
+              <w:spacing w:after="0" w:line="264"/>
+            </w:pPr>
+            <w:r>
+              <w:rPr>
+                <w:rFonts w:ascii="바탕체" w:cs="바탕체" w:eastAsia="바탕체" w:hAnsi="바탕체"/>
+                <w:b w:val="false"/>
+                <w:bCs w:val="false"/>
+                <w:sz w:val="24"/>
+                <w:szCs w:val="24"/>
               </w:rPr>
               <w:t xml:space="preserve">그룹 권고 일정에 맞춰 11월 테스트, 12월 적용 예정 (세부 일자 미정)</w:t>
             </w:r>
@@ -223,15 +223,15 @@
           </w:tcPr>
           <w:p>
             <w:pPr>
-              <w:spacing w:after="0" w:line="250"/>
-            </w:pPr>
-            <w:r>
-              <w:rPr>
-                <w:rFonts w:ascii="바탕체" w:cs="바탕체" w:eastAsia="바탕체" w:hAnsi="바탕체"/>
-                <w:b w:val="false"/>
-                <w:bCs w:val="false"/>
-                <w:sz w:val="19"/>
-                <w:szCs w:val="19"/>
+              <w:spacing w:after="0" w:line="264"/>
+            </w:pPr>
+            <w:r>
+              <w:rPr>
+                <w:rFonts w:ascii="바탕체" w:cs="바탕체" w:eastAsia="바탕체" w:hAnsi="바탕체"/>
+                <w:b w:val="false"/>
+                <w:bCs w:val="false"/>
+                <w:sz w:val="24"/>
+                <w:szCs w:val="24"/>
               </w:rPr>
               <w:t xml:space="preserve">현재 단계</w:t>
             </w:r>
@@ -255,15 +255,15 @@
           </w:tcPr>
           <w:p>
             <w:pPr>
-              <w:spacing w:after="0" w:line="250"/>
-            </w:pPr>
-            <w:r>
-              <w:rPr>
-                <w:rFonts w:ascii="바탕체" w:cs="바탕체" w:eastAsia="바탕체" w:hAnsi="바탕체"/>
-                <w:b w:val="false"/>
-                <w:bCs w:val="false"/>
-                <w:sz w:val="19"/>
-                <w:szCs w:val="19"/>
+              <w:spacing w:after="0" w:line="264"/>
+            </w:pPr>
+            <w:r>
+              <w:rPr>
+                <w:rFonts w:ascii="바탕체" w:cs="바탕체" w:eastAsia="바탕체" w:hAnsi="바탕체"/>
+                <w:b w:val="false"/>
+                <w:bCs w:val="false"/>
+                <w:sz w:val="24"/>
+                <w:szCs w:val="24"/>
               </w:rPr>
               <w:t xml:space="preserve">① 지원 요청 — 팀장님 명의 지원 요청 메일 발송(10.27), 회신 대기</w:t>
             </w:r>
@@ -292,15 +292,15 @@
           </w:tcPr>
           <w:p>
             <w:pPr>
-              <w:spacing w:after="0" w:line="250"/>
-            </w:pPr>
-            <w:r>
-              <w:rPr>
-                <w:rFonts w:ascii="바탕체" w:cs="바탕체" w:eastAsia="바탕체" w:hAnsi="바탕체"/>
-                <w:b w:val="false"/>
-                <w:bCs w:val="false"/>
-                <w:sz w:val="19"/>
-                <w:szCs w:val="19"/>
+              <w:spacing w:after="0" w:line="264"/>
+            </w:pPr>
+            <w:r>
+              <w:rPr>
+                <w:rFonts w:ascii="바탕체" w:cs="바탕체" w:eastAsia="바탕체" w:hAnsi="바탕체"/>
+                <w:b w:val="false"/>
+                <w:bCs w:val="false"/>
+                <w:sz w:val="24"/>
+                <w:szCs w:val="24"/>
               </w:rPr>
               <w:t xml:space="preserve">다음 마감</w:t>
             </w:r>
@@ -324,15 +324,15 @@
           </w:tcPr>
           <w:p>
             <w:pPr>
-              <w:spacing w:after="0" w:line="250"/>
-            </w:pPr>
-            <w:r>
-              <w:rPr>
-                <w:rFonts w:ascii="바탕체" w:cs="바탕체" w:eastAsia="바탕체" w:hAnsi="바탕체"/>
-                <w:b w:val="false"/>
-                <w:bCs w:val="false"/>
-                <w:sz w:val="19"/>
-                <w:szCs w:val="19"/>
+              <w:spacing w:after="0" w:line="264"/>
+            </w:pPr>
+            <w:r>
+              <w:rPr>
+                <w:rFonts w:ascii="바탕체" w:cs="바탕체" w:eastAsia="바탕체" w:hAnsi="바탕체"/>
+                <w:b w:val="false"/>
+                <w:bCs w:val="false"/>
+                <w:sz w:val="24"/>
+                <w:szCs w:val="24"/>
               </w:rPr>
               <w:t xml:space="preserve">10월 말까지 DS 샘플 전달, 보안·계정 신청 착수 (11월 테스트 착수 조건)</w:t>
             </w:r>
@@ -361,15 +361,15 @@
           </w:tcPr>
           <w:p>
             <w:pPr>
-              <w:spacing w:after="0" w:line="250"/>
-            </w:pPr>
-            <w:r>
-              <w:rPr>
-                <w:rFonts w:ascii="바탕체" w:cs="바탕체" w:eastAsia="바탕체" w:hAnsi="바탕체"/>
-                <w:b w:val="false"/>
-                <w:bCs w:val="false"/>
-                <w:sz w:val="19"/>
-                <w:szCs w:val="19"/>
+              <w:spacing w:after="0" w:line="264"/>
+            </w:pPr>
+            <w:r>
+              <w:rPr>
+                <w:rFonts w:ascii="바탕체" w:cs="바탕체" w:eastAsia="바탕체" w:hAnsi="바탕체"/>
+                <w:b w:val="false"/>
+                <w:bCs w:val="false"/>
+                <w:sz w:val="24"/>
+                <w:szCs w:val="24"/>
               </w:rPr>
               <w:t xml:space="preserve">보고</w:t>
             </w:r>
@@ -393,15 +393,15 @@
           </w:tcPr>
           <w:p>
             <w:pPr>
-              <w:spacing w:after="0" w:line="250"/>
-            </w:pPr>
-            <w:r>
-              <w:rPr>
-                <w:rFonts w:ascii="바탕체" w:cs="바탕체" w:eastAsia="바탕체" w:hAnsi="바탕체"/>
-                <w:b w:val="false"/>
-                <w:bCs w:val="false"/>
-                <w:sz w:val="19"/>
-                <w:szCs w:val="19"/>
+              <w:spacing w:after="0" w:line="264"/>
+            </w:pPr>
+            <w:r>
+              <w:rPr>
+                <w:rFonts w:ascii="바탕체" w:cs="바탕체" w:eastAsia="바탕체" w:hAnsi="바탕체"/>
+                <w:b w:val="false"/>
+                <w:bCs w:val="false"/>
+                <w:sz w:val="24"/>
+                <w:szCs w:val="24"/>
               </w:rPr>
               <w:t xml:space="preserve">08:00 계획 이한정 / 18:00 결과 양진호 (텔레그램)</w:t>
             </w:r>
@@ -418,8 +418,8 @@
           <w:rFonts w:ascii="바탕체" w:cs="바탕체" w:eastAsia="바탕체" w:hAnsi="바탕체"/>
           <w:b/>
           <w:bCs/>
-          <w:sz w:val="20"/>
-          <w:szCs w:val="20"/>
+          <w:sz w:val="28"/>
+          <w:szCs w:val="28"/>
         </w:rPr>
         <w:t xml:space="preserve">추진 단계</w:t>
       </w:r>
@@ -465,7 +465,7 @@
           </w:tcPr>
           <w:p>
             <w:pPr>
-              <w:spacing w:after="0" w:line="250"/>
+              <w:spacing w:after="0" w:line="264"/>
               <w:jc w:val="center"/>
             </w:pPr>
             <w:r>
@@ -473,8 +473,8 @@
                 <w:rFonts w:ascii="바탕체" w:cs="바탕체" w:eastAsia="바탕체" w:hAnsi="바탕체"/>
                 <w:b/>
                 <w:bCs/>
-                <w:sz w:val="19"/>
-                <w:szCs w:val="19"/>
+                <w:sz w:val="24"/>
+                <w:szCs w:val="24"/>
               </w:rPr>
               <w:t xml:space="preserve">① 지원 요청</w:t>
             </w:r>
@@ -498,7 +498,7 @@
           </w:tcPr>
           <w:p>
             <w:pPr>
-              <w:spacing w:after="0" w:line="250"/>
+              <w:spacing w:after="0" w:line="264"/>
               <w:jc w:val="center"/>
             </w:pPr>
             <w:r>
@@ -506,8 +506,8 @@
                 <w:rFonts w:ascii="바탕체" w:cs="바탕체" w:eastAsia="바탕체" w:hAnsi="바탕체"/>
                 <w:b/>
                 <w:bCs/>
-                <w:sz w:val="19"/>
-                <w:szCs w:val="19"/>
+                <w:sz w:val="24"/>
+                <w:szCs w:val="24"/>
               </w:rPr>
               <w:t xml:space="preserve">② 샘플 판정</w:t>
             </w:r>
@@ -531,7 +531,7 @@
           </w:tcPr>
           <w:p>
             <w:pPr>
-              <w:spacing w:after="0" w:line="250"/>
+              <w:spacing w:after="0" w:line="264"/>
               <w:jc w:val="center"/>
             </w:pPr>
             <w:r>
@@ -539,8 +539,8 @@
                 <w:rFonts w:ascii="바탕체" w:cs="바탕체" w:eastAsia="바탕체" w:hAnsi="바탕체"/>
                 <w:b/>
                 <w:bCs/>
-                <w:sz w:val="19"/>
-                <w:szCs w:val="19"/>
+                <w:sz w:val="24"/>
+                <w:szCs w:val="24"/>
               </w:rPr>
               <w:t xml:space="preserve">③ 환경·보안 준비</w:t>
             </w:r>
@@ -564,7 +564,7 @@
           </w:tcPr>
           <w:p>
             <w:pPr>
-              <w:spacing w:after="0" w:line="250"/>
+              <w:spacing w:after="0" w:line="264"/>
               <w:jc w:val="center"/>
             </w:pPr>
             <w:r>
@@ -572,8 +572,8 @@
                 <w:rFonts w:ascii="바탕체" w:cs="바탕체" w:eastAsia="바탕체" w:hAnsi="바탕체"/>
                 <w:b/>
                 <w:bCs/>
-                <w:sz w:val="19"/>
-                <w:szCs w:val="19"/>
+                <w:sz w:val="24"/>
+                <w:szCs w:val="24"/>
               </w:rPr>
               <w:t xml:space="preserve">④ 병행 테스트</w:t>
             </w:r>
@@ -597,7 +597,7 @@
           </w:tcPr>
           <w:p>
             <w:pPr>
-              <w:spacing w:after="0" w:line="250"/>
+              <w:spacing w:after="0" w:line="264"/>
               <w:jc w:val="center"/>
             </w:pPr>
             <w:r>
@@ -605,8 +605,8 @@
                 <w:rFonts w:ascii="바탕체" w:cs="바탕체" w:eastAsia="바탕체" w:hAnsi="바탕체"/>
                 <w:b/>
                 <w:bCs/>
-                <w:sz w:val="19"/>
-                <w:szCs w:val="19"/>
+                <w:sz w:val="24"/>
+                <w:szCs w:val="24"/>
               </w:rPr>
               <w:t xml:space="preserve">⑤ 본 적용</w:t>
             </w:r>
@@ -635,15 +635,15 @@
           </w:tcPr>
           <w:p>
             <w:pPr>
-              <w:spacing w:after="0" w:line="250"/>
-            </w:pPr>
-            <w:r>
-              <w:rPr>
-                <w:rFonts w:ascii="바탕체" w:cs="바탕체" w:eastAsia="바탕체" w:hAnsi="바탕체"/>
-                <w:b w:val="false"/>
-                <w:bCs w:val="false"/>
-                <w:sz w:val="19"/>
-                <w:szCs w:val="19"/>
+              <w:spacing w:after="0" w:line="264"/>
+            </w:pPr>
+            <w:r>
+              <w:rPr>
+                <w:rFonts w:ascii="바탕체" w:cs="바탕체" w:eastAsia="바탕체" w:hAnsi="바탕체"/>
+                <w:b w:val="false"/>
+                <w:bCs w:val="false"/>
+                <w:sz w:val="24"/>
+                <w:szCs w:val="24"/>
               </w:rPr>
               <w:t xml:space="preserve">메일 발송 완료 (회신 대기)</w:t>
             </w:r>
@@ -667,15 +667,15 @@
           </w:tcPr>
           <w:p>
             <w:pPr>
-              <w:spacing w:after="0" w:line="250"/>
-            </w:pPr>
-            <w:r>
-              <w:rPr>
-                <w:rFonts w:ascii="바탕체" w:cs="바탕체" w:eastAsia="바탕체" w:hAnsi="바탕체"/>
-                <w:b w:val="false"/>
-                <w:bCs w:val="false"/>
-                <w:sz w:val="19"/>
-                <w:szCs w:val="19"/>
+              <w:spacing w:after="0" w:line="264"/>
+            </w:pPr>
+            <w:r>
+              <w:rPr>
+                <w:rFonts w:ascii="바탕체" w:cs="바탕체" w:eastAsia="바탕체" w:hAnsi="바탕체"/>
+                <w:b w:val="false"/>
+                <w:bCs w:val="false"/>
+                <w:sz w:val="24"/>
+                <w:szCs w:val="24"/>
               </w:rPr>
               <w:t xml:space="preserve">대기 (10월 말)</w:t>
             </w:r>
@@ -699,15 +699,15 @@
           </w:tcPr>
           <w:p>
             <w:pPr>
-              <w:spacing w:after="0" w:line="250"/>
-            </w:pPr>
-            <w:r>
-              <w:rPr>
-                <w:rFonts w:ascii="바탕체" w:cs="바탕체" w:eastAsia="바탕체" w:hAnsi="바탕체"/>
-                <w:b w:val="false"/>
-                <w:bCs w:val="false"/>
-                <w:sz w:val="19"/>
-                <w:szCs w:val="19"/>
+              <w:spacing w:after="0" w:line="264"/>
+            </w:pPr>
+            <w:r>
+              <w:rPr>
+                <w:rFonts w:ascii="바탕체" w:cs="바탕체" w:eastAsia="바탕체" w:hAnsi="바탕체"/>
+                <w:b w:val="false"/>
+                <w:bCs w:val="false"/>
+                <w:sz w:val="24"/>
+                <w:szCs w:val="24"/>
               </w:rPr>
               <w:t xml:space="preserve">대기 (즉시 착수)</w:t>
             </w:r>
@@ -731,15 +731,15 @@
           </w:tcPr>
           <w:p>
             <w:pPr>
-              <w:spacing w:after="0" w:line="250"/>
-            </w:pPr>
-            <w:r>
-              <w:rPr>
-                <w:rFonts w:ascii="바탕체" w:cs="바탕체" w:eastAsia="바탕체" w:hAnsi="바탕체"/>
-                <w:b w:val="false"/>
-                <w:bCs w:val="false"/>
-                <w:sz w:val="19"/>
-                <w:szCs w:val="19"/>
+              <w:spacing w:after="0" w:line="264"/>
+            </w:pPr>
+            <w:r>
+              <w:rPr>
+                <w:rFonts w:ascii="바탕체" w:cs="바탕체" w:eastAsia="바탕체" w:hAnsi="바탕체"/>
+                <w:b w:val="false"/>
+                <w:bCs w:val="false"/>
+                <w:sz w:val="24"/>
+                <w:szCs w:val="24"/>
               </w:rPr>
               <w:t xml:space="preserve">11월</w:t>
             </w:r>
@@ -763,15 +763,15 @@
           </w:tcPr>
           <w:p>
             <w:pPr>
-              <w:spacing w:after="0" w:line="250"/>
-            </w:pPr>
-            <w:r>
-              <w:rPr>
-                <w:rFonts w:ascii="바탕체" w:cs="바탕체" w:eastAsia="바탕체" w:hAnsi="바탕체"/>
-                <w:b w:val="false"/>
-                <w:bCs w:val="false"/>
-                <w:sz w:val="19"/>
-                <w:szCs w:val="19"/>
+              <w:spacing w:after="0" w:line="264"/>
+            </w:pPr>
+            <w:r>
+              <w:rPr>
+                <w:rFonts w:ascii="바탕체" w:cs="바탕체" w:eastAsia="바탕체" w:hAnsi="바탕체"/>
+                <w:b w:val="false"/>
+                <w:bCs w:val="false"/>
+                <w:sz w:val="24"/>
+                <w:szCs w:val="24"/>
               </w:rPr>
               <w:t xml:space="preserve">12월 초</w:t>
             </w:r>
@@ -788,8 +788,8 @@
           <w:rFonts w:ascii="바탕체" w:cs="바탕체" w:eastAsia="바탕체" w:hAnsi="바탕체"/>
           <w:b/>
           <w:bCs/>
-          <w:sz w:val="20"/>
-          <w:szCs w:val="20"/>
+          <w:sz w:val="28"/>
+          <w:szCs w:val="28"/>
         </w:rPr>
         <w:t xml:space="preserve">미결 과제</w:t>
       </w:r>
@@ -808,9 +808,9 @@
       </w:tblPr>
       <w:tblGrid>
         <w:gridCol w:w="400"/>
-        <w:gridCol w:w="5126"/>
-        <w:gridCol w:w="1300"/>
-        <w:gridCol w:w="1100"/>
+        <w:gridCol w:w="4726"/>
+        <w:gridCol w:w="1600"/>
+        <w:gridCol w:w="1200"/>
         <w:gridCol w:w="1100"/>
       </w:tblGrid>
       <w:tr>
@@ -835,7 +835,7 @@
           </w:tcPr>
           <w:p>
             <w:pPr>
-              <w:spacing w:after="0" w:line="250"/>
+              <w:spacing w:after="0" w:line="264"/>
               <w:jc w:val="center"/>
             </w:pPr>
             <w:r>
@@ -843,8 +843,8 @@
                 <w:rFonts w:ascii="바탕체" w:cs="바탕체" w:eastAsia="바탕체" w:hAnsi="바탕체"/>
                 <w:b/>
                 <w:bCs/>
-                <w:sz w:val="19"/>
-                <w:szCs w:val="19"/>
+                <w:sz w:val="24"/>
+                <w:szCs w:val="24"/>
               </w:rPr>
               <w:t xml:space="preserve">#</w:t>
             </w:r>
@@ -852,23 +852,23 @@
         </w:tc>
         <w:tc>
           <w:tcPr>
-            <w:tcW w:type="dxa" w:w="5126"/>
-            <w:tcBorders>
-              <w:top w:val="single" w:color="000000" w:sz="4"/>
-              <w:left w:val="single" w:color="000000" w:sz="4"/>
-              <w:bottom w:val="single" w:color="000000" w:sz="4"/>
-              <w:right w:val="single" w:color="000000" w:sz="4"/>
-            </w:tcBorders>
-            <w:tcMar>
-              <w:top w:type="dxa" w:w="30"/>
-              <w:left w:type="dxa" w:w="80"/>
-              <w:bottom w:type="dxa" w:w="30"/>
-              <w:right w:type="dxa" w:w="80"/>
-            </w:tcMar>
-          </w:tcPr>
-          <w:p>
-            <w:pPr>
-              <w:spacing w:after="0" w:line="250"/>
+            <w:tcW w:type="dxa" w:w="4726"/>
+            <w:tcBorders>
+              <w:top w:val="single" w:color="000000" w:sz="4"/>
+              <w:left w:val="single" w:color="000000" w:sz="4"/>
+              <w:bottom w:val="single" w:color="000000" w:sz="4"/>
+              <w:right w:val="single" w:color="000000" w:sz="4"/>
+            </w:tcBorders>
+            <w:tcMar>
+              <w:top w:type="dxa" w:w="30"/>
+              <w:left w:type="dxa" w:w="80"/>
+              <w:bottom w:type="dxa" w:w="30"/>
+              <w:right w:type="dxa" w:w="80"/>
+            </w:tcMar>
+          </w:tcPr>
+          <w:p>
+            <w:pPr>
+              <w:spacing w:after="0" w:line="264"/>
               <w:jc w:val="center"/>
             </w:pPr>
             <w:r>
@@ -876,8 +876,8 @@
                 <w:rFonts w:ascii="바탕체" w:cs="바탕체" w:eastAsia="바탕체" w:hAnsi="바탕체"/>
                 <w:b/>
                 <w:bCs/>
-                <w:sz w:val="19"/>
-                <w:szCs w:val="19"/>
+                <w:sz w:val="24"/>
+                <w:szCs w:val="24"/>
               </w:rPr>
               <w:t xml:space="preserve">할 일</w:t>
             </w:r>
@@ -885,23 +885,23 @@
         </w:tc>
         <w:tc>
           <w:tcPr>
-            <w:tcW w:type="dxa" w:w="1300"/>
-            <w:tcBorders>
-              <w:top w:val="single" w:color="000000" w:sz="4"/>
-              <w:left w:val="single" w:color="000000" w:sz="4"/>
-              <w:bottom w:val="single" w:color="000000" w:sz="4"/>
-              <w:right w:val="single" w:color="000000" w:sz="4"/>
-            </w:tcBorders>
-            <w:tcMar>
-              <w:top w:type="dxa" w:w="30"/>
-              <w:left w:type="dxa" w:w="80"/>
-              <w:bottom w:type="dxa" w:w="30"/>
-              <w:right w:type="dxa" w:w="80"/>
-            </w:tcMar>
-          </w:tcPr>
-          <w:p>
-            <w:pPr>
-              <w:spacing w:after="0" w:line="250"/>
+            <w:tcW w:type="dxa" w:w="1600"/>
+            <w:tcBorders>
+              <w:top w:val="single" w:color="000000" w:sz="4"/>
+              <w:left w:val="single" w:color="000000" w:sz="4"/>
+              <w:bottom w:val="single" w:color="000000" w:sz="4"/>
+              <w:right w:val="single" w:color="000000" w:sz="4"/>
+            </w:tcBorders>
+            <w:tcMar>
+              <w:top w:type="dxa" w:w="30"/>
+              <w:left w:type="dxa" w:w="80"/>
+              <w:bottom w:type="dxa" w:w="30"/>
+              <w:right w:type="dxa" w:w="80"/>
+            </w:tcMar>
+          </w:tcPr>
+          <w:p>
+            <w:pPr>
+              <w:spacing w:after="0" w:line="264"/>
               <w:jc w:val="center"/>
             </w:pPr>
             <w:r>
@@ -909,8 +909,8 @@
                 <w:rFonts w:ascii="바탕체" w:cs="바탕체" w:eastAsia="바탕체" w:hAnsi="바탕체"/>
                 <w:b/>
                 <w:bCs/>
-                <w:sz w:val="19"/>
-                <w:szCs w:val="19"/>
+                <w:sz w:val="24"/>
+                <w:szCs w:val="24"/>
               </w:rPr>
               <w:t xml:space="preserve">담당</w:t>
             </w:r>
@@ -918,23 +918,23 @@
         </w:tc>
         <w:tc>
           <w:tcPr>
-            <w:tcW w:type="dxa" w:w="1100"/>
-            <w:tcBorders>
-              <w:top w:val="single" w:color="000000" w:sz="4"/>
-              <w:left w:val="single" w:color="000000" w:sz="4"/>
-              <w:bottom w:val="single" w:color="000000" w:sz="4"/>
-              <w:right w:val="single" w:color="000000" w:sz="4"/>
-            </w:tcBorders>
-            <w:tcMar>
-              <w:top w:type="dxa" w:w="30"/>
-              <w:left w:type="dxa" w:w="80"/>
-              <w:bottom w:type="dxa" w:w="30"/>
-              <w:right w:type="dxa" w:w="80"/>
-            </w:tcMar>
-          </w:tcPr>
-          <w:p>
-            <w:pPr>
-              <w:spacing w:after="0" w:line="250"/>
+            <w:tcW w:type="dxa" w:w="1200"/>
+            <w:tcBorders>
+              <w:top w:val="single" w:color="000000" w:sz="4"/>
+              <w:left w:val="single" w:color="000000" w:sz="4"/>
+              <w:bottom w:val="single" w:color="000000" w:sz="4"/>
+              <w:right w:val="single" w:color="000000" w:sz="4"/>
+            </w:tcBorders>
+            <w:tcMar>
+              <w:top w:type="dxa" w:w="30"/>
+              <w:left w:type="dxa" w:w="80"/>
+              <w:bottom w:type="dxa" w:w="30"/>
+              <w:right w:type="dxa" w:w="80"/>
+            </w:tcMar>
+          </w:tcPr>
+          <w:p>
+            <w:pPr>
+              <w:spacing w:after="0" w:line="264"/>
               <w:jc w:val="center"/>
             </w:pPr>
             <w:r>
@@ -942,8 +942,8 @@
                 <w:rFonts w:ascii="바탕체" w:cs="바탕체" w:eastAsia="바탕체" w:hAnsi="바탕체"/>
                 <w:b/>
                 <w:bCs/>
-                <w:sz w:val="19"/>
-                <w:szCs w:val="19"/>
+                <w:sz w:val="24"/>
+                <w:szCs w:val="24"/>
               </w:rPr>
               <w:t xml:space="preserve">기한</w:t>
             </w:r>
@@ -967,7 +967,7 @@
           </w:tcPr>
           <w:p>
             <w:pPr>
-              <w:spacing w:after="0" w:line="250"/>
+              <w:spacing w:after="0" w:line="264"/>
               <w:jc w:val="center"/>
             </w:pPr>
             <w:r>
@@ -975,8 +975,8 @@
                 <w:rFonts w:ascii="바탕체" w:cs="바탕체" w:eastAsia="바탕체" w:hAnsi="바탕체"/>
                 <w:b/>
                 <w:bCs/>
-                <w:sz w:val="19"/>
-                <w:szCs w:val="19"/>
+                <w:sz w:val="24"/>
+                <w:szCs w:val="24"/>
               </w:rPr>
               <w:t xml:space="preserve">상태</w:t>
             </w:r>
@@ -1005,15 +1005,15 @@
           </w:tcPr>
           <w:p>
             <w:pPr>
-              <w:spacing w:after="0" w:line="250"/>
-            </w:pPr>
-            <w:r>
-              <w:rPr>
-                <w:rFonts w:ascii="바탕체" w:cs="바탕체" w:eastAsia="바탕체" w:hAnsi="바탕체"/>
-                <w:b w:val="false"/>
-                <w:bCs w:val="false"/>
-                <w:sz w:val="19"/>
-                <w:szCs w:val="19"/>
+              <w:spacing w:after="0" w:line="264"/>
+            </w:pPr>
+            <w:r>
+              <w:rPr>
+                <w:rFonts w:ascii="바탕체" w:cs="바탕체" w:eastAsia="바탕체" w:hAnsi="바탕체"/>
+                <w:b w:val="false"/>
+                <w:bCs w:val="false"/>
+                <w:sz w:val="24"/>
+                <w:szCs w:val="24"/>
               </w:rPr>
               <w:t xml:space="preserve">1</w:t>
             </w:r>
@@ -1021,31 +1021,31 @@
         </w:tc>
         <w:tc>
           <w:tcPr>
-            <w:tcW w:type="dxa" w:w="5126"/>
-            <w:tcBorders>
-              <w:top w:val="single" w:color="000000" w:sz="4"/>
-              <w:left w:val="single" w:color="000000" w:sz="4"/>
-              <w:bottom w:val="single" w:color="000000" w:sz="4"/>
-              <w:right w:val="single" w:color="000000" w:sz="4"/>
-            </w:tcBorders>
-            <w:tcMar>
-              <w:top w:type="dxa" w:w="30"/>
-              <w:left w:type="dxa" w:w="80"/>
-              <w:bottom w:type="dxa" w:w="30"/>
-              <w:right w:type="dxa" w:w="80"/>
-            </w:tcMar>
-          </w:tcPr>
-          <w:p>
-            <w:pPr>
-              <w:spacing w:after="0" w:line="250"/>
-            </w:pPr>
-            <w:r>
-              <w:rPr>
-                <w:rFonts w:ascii="바탕체" w:cs="바탕체" w:eastAsia="바탕체" w:hAnsi="바탕체"/>
-                <w:b w:val="false"/>
-                <w:bCs w:val="false"/>
-                <w:sz w:val="19"/>
-                <w:szCs w:val="19"/>
+            <w:tcW w:type="dxa" w:w="4726"/>
+            <w:tcBorders>
+              <w:top w:val="single" w:color="000000" w:sz="4"/>
+              <w:left w:val="single" w:color="000000" w:sz="4"/>
+              <w:bottom w:val="single" w:color="000000" w:sz="4"/>
+              <w:right w:val="single" w:color="000000" w:sz="4"/>
+            </w:tcBorders>
+            <w:tcMar>
+              <w:top w:type="dxa" w:w="30"/>
+              <w:left w:type="dxa" w:w="80"/>
+              <w:bottom w:type="dxa" w:w="30"/>
+              <w:right w:type="dxa" w:w="80"/>
+            </w:tcMar>
+          </w:tcPr>
+          <w:p>
+            <w:pPr>
+              <w:spacing w:after="0" w:line="264"/>
+            </w:pPr>
+            <w:r>
+              <w:rPr>
+                <w:rFonts w:ascii="바탕체" w:cs="바탕체" w:eastAsia="바탕체" w:hAnsi="바탕체"/>
+                <w:b w:val="false"/>
+                <w:bCs w:val="false"/>
+                <w:sz w:val="24"/>
+                <w:szCs w:val="24"/>
               </w:rPr>
               <w:t xml:space="preserve">지원 요청 회신 확인 및 AX개발팀 착수 협의</w:t>
             </w:r>
@@ -1053,31 +1053,31 @@
         </w:tc>
         <w:tc>
           <w:tcPr>
-            <w:tcW w:type="dxa" w:w="1300"/>
-            <w:tcBorders>
-              <w:top w:val="single" w:color="000000" w:sz="4"/>
-              <w:left w:val="single" w:color="000000" w:sz="4"/>
-              <w:bottom w:val="single" w:color="000000" w:sz="4"/>
-              <w:right w:val="single" w:color="000000" w:sz="4"/>
-            </w:tcBorders>
-            <w:tcMar>
-              <w:top w:type="dxa" w:w="30"/>
-              <w:left w:type="dxa" w:w="80"/>
-              <w:bottom w:type="dxa" w:w="30"/>
-              <w:right w:type="dxa" w:w="80"/>
-            </w:tcMar>
-          </w:tcPr>
-          <w:p>
-            <w:pPr>
-              <w:spacing w:after="0" w:line="250"/>
-            </w:pPr>
-            <w:r>
-              <w:rPr>
-                <w:rFonts w:ascii="바탕체" w:cs="바탕체" w:eastAsia="바탕체" w:hAnsi="바탕체"/>
-                <w:b w:val="false"/>
-                <w:bCs w:val="false"/>
-                <w:sz w:val="19"/>
-                <w:szCs w:val="19"/>
+            <w:tcW w:type="dxa" w:w="1600"/>
+            <w:tcBorders>
+              <w:top w:val="single" w:color="000000" w:sz="4"/>
+              <w:left w:val="single" w:color="000000" w:sz="4"/>
+              <w:bottom w:val="single" w:color="000000" w:sz="4"/>
+              <w:right w:val="single" w:color="000000" w:sz="4"/>
+            </w:tcBorders>
+            <w:tcMar>
+              <w:top w:type="dxa" w:w="30"/>
+              <w:left w:type="dxa" w:w="80"/>
+              <w:bottom w:type="dxa" w:w="30"/>
+              <w:right w:type="dxa" w:w="80"/>
+            </w:tcMar>
+          </w:tcPr>
+          <w:p>
+            <w:pPr>
+              <w:spacing w:after="0" w:line="264"/>
+            </w:pPr>
+            <w:r>
+              <w:rPr>
+                <w:rFonts w:ascii="바탕체" w:cs="바탕체" w:eastAsia="바탕체" w:hAnsi="바탕체"/>
+                <w:b w:val="false"/>
+                <w:bCs w:val="false"/>
+                <w:sz w:val="24"/>
+                <w:szCs w:val="24"/>
               </w:rPr>
               <w:t xml:space="preserve">양진호</w:t>
             </w:r>
@@ -1085,6 +1085,38 @@
         </w:tc>
         <w:tc>
           <w:tcPr>
+            <w:tcW w:type="dxa" w:w="1200"/>
+            <w:tcBorders>
+              <w:top w:val="single" w:color="000000" w:sz="4"/>
+              <w:left w:val="single" w:color="000000" w:sz="4"/>
+              <w:bottom w:val="single" w:color="000000" w:sz="4"/>
+              <w:right w:val="single" w:color="000000" w:sz="4"/>
+            </w:tcBorders>
+            <w:tcMar>
+              <w:top w:type="dxa" w:w="30"/>
+              <w:left w:type="dxa" w:w="80"/>
+              <w:bottom w:type="dxa" w:w="30"/>
+              <w:right w:type="dxa" w:w="80"/>
+            </w:tcMar>
+          </w:tcPr>
+          <w:p>
+            <w:pPr>
+              <w:spacing w:after="0" w:line="264"/>
+            </w:pPr>
+            <w:r>
+              <w:rPr>
+                <w:rFonts w:ascii="바탕체" w:cs="바탕체" w:eastAsia="바탕체" w:hAnsi="바탕체"/>
+                <w:b w:val="false"/>
+                <w:bCs w:val="false"/>
+                <w:sz w:val="24"/>
+                <w:szCs w:val="24"/>
+              </w:rPr>
+              <w:t xml:space="preserve">10.28</w:t>
+            </w:r>
+          </w:p>
+        </w:tc>
+        <w:tc>
+          <w:tcPr>
             <w:tcW w:type="dxa" w:w="1100"/>
             <w:tcBorders>
               <w:top w:val="single" w:color="000000" w:sz="4"/>
@@ -1101,47 +1133,15 @@
           </w:tcPr>
           <w:p>
             <w:pPr>
-              <w:spacing w:after="0" w:line="250"/>
-            </w:pPr>
-            <w:r>
-              <w:rPr>
-                <w:rFonts w:ascii="바탕체" w:cs="바탕체" w:eastAsia="바탕체" w:hAnsi="바탕체"/>
-                <w:b w:val="false"/>
-                <w:bCs w:val="false"/>
-                <w:sz w:val="19"/>
-                <w:szCs w:val="19"/>
-              </w:rPr>
-              <w:t xml:space="preserve">10.28</w:t>
-            </w:r>
-          </w:p>
-        </w:tc>
-        <w:tc>
-          <w:tcPr>
-            <w:tcW w:type="dxa" w:w="1100"/>
-            <w:tcBorders>
-              <w:top w:val="single" w:color="000000" w:sz="4"/>
-              <w:left w:val="single" w:color="000000" w:sz="4"/>
-              <w:bottom w:val="single" w:color="000000" w:sz="4"/>
-              <w:right w:val="single" w:color="000000" w:sz="4"/>
-            </w:tcBorders>
-            <w:tcMar>
-              <w:top w:type="dxa" w:w="30"/>
-              <w:left w:type="dxa" w:w="80"/>
-              <w:bottom w:type="dxa" w:w="30"/>
-              <w:right w:type="dxa" w:w="80"/>
-            </w:tcMar>
-          </w:tcPr>
-          <w:p>
-            <w:pPr>
-              <w:spacing w:after="0" w:line="250"/>
-            </w:pPr>
-            <w:r>
-              <w:rPr>
-                <w:rFonts w:ascii="바탕체" w:cs="바탕체" w:eastAsia="바탕체" w:hAnsi="바탕체"/>
-                <w:b w:val="false"/>
-                <w:bCs w:val="false"/>
-                <w:sz w:val="19"/>
-                <w:szCs w:val="19"/>
+              <w:spacing w:after="0" w:line="264"/>
+            </w:pPr>
+            <w:r>
+              <w:rPr>
+                <w:rFonts w:ascii="바탕체" w:cs="바탕체" w:eastAsia="바탕체" w:hAnsi="바탕체"/>
+                <w:b w:val="false"/>
+                <w:bCs w:val="false"/>
+                <w:sz w:val="24"/>
+                <w:szCs w:val="24"/>
               </w:rPr>
               <w:t xml:space="preserve">대기</w:t>
             </w:r>
@@ -1170,15 +1170,15 @@
           </w:tcPr>
           <w:p>
             <w:pPr>
-              <w:spacing w:after="0" w:line="250"/>
-            </w:pPr>
-            <w:r>
-              <w:rPr>
-                <w:rFonts w:ascii="바탕체" w:cs="바탕체" w:eastAsia="바탕체" w:hAnsi="바탕체"/>
-                <w:b w:val="false"/>
-                <w:bCs w:val="false"/>
-                <w:sz w:val="19"/>
-                <w:szCs w:val="19"/>
+              <w:spacing w:after="0" w:line="264"/>
+            </w:pPr>
+            <w:r>
+              <w:rPr>
+                <w:rFonts w:ascii="바탕체" w:cs="바탕체" w:eastAsia="바탕체" w:hAnsi="바탕체"/>
+                <w:b w:val="false"/>
+                <w:bCs w:val="false"/>
+                <w:sz w:val="24"/>
+                <w:szCs w:val="24"/>
               </w:rPr>
               <w:t xml:space="preserve">2</w:t>
             </w:r>
@@ -1186,31 +1186,31 @@
         </w:tc>
         <w:tc>
           <w:tcPr>
-            <w:tcW w:type="dxa" w:w="5126"/>
-            <w:tcBorders>
-              <w:top w:val="single" w:color="000000" w:sz="4"/>
-              <w:left w:val="single" w:color="000000" w:sz="4"/>
-              <w:bottom w:val="single" w:color="000000" w:sz="4"/>
-              <w:right w:val="single" w:color="000000" w:sz="4"/>
-            </w:tcBorders>
-            <w:tcMar>
-              <w:top w:type="dxa" w:w="30"/>
-              <w:left w:type="dxa" w:w="80"/>
-              <w:bottom w:type="dxa" w:w="30"/>
-              <w:right w:type="dxa" w:w="80"/>
-            </w:tcMar>
-          </w:tcPr>
-          <w:p>
-            <w:pPr>
-              <w:spacing w:after="0" w:line="250"/>
-            </w:pPr>
-            <w:r>
-              <w:rPr>
-                <w:rFonts w:ascii="바탕체" w:cs="바탕체" w:eastAsia="바탕체" w:hAnsi="바탕체"/>
-                <w:b w:val="false"/>
-                <w:bCs w:val="false"/>
-                <w:sz w:val="19"/>
-                <w:szCs w:val="19"/>
+            <w:tcW w:type="dxa" w:w="4726"/>
+            <w:tcBorders>
+              <w:top w:val="single" w:color="000000" w:sz="4"/>
+              <w:left w:val="single" w:color="000000" w:sz="4"/>
+              <w:bottom w:val="single" w:color="000000" w:sz="4"/>
+              <w:right w:val="single" w:color="000000" w:sz="4"/>
+            </w:tcBorders>
+            <w:tcMar>
+              <w:top w:type="dxa" w:w="30"/>
+              <w:left w:type="dxa" w:w="80"/>
+              <w:bottom w:type="dxa" w:w="30"/>
+              <w:right w:type="dxa" w:w="80"/>
+            </w:tcMar>
+          </w:tcPr>
+          <w:p>
+            <w:pPr>
+              <w:spacing w:after="0" w:line="264"/>
+            </w:pPr>
+            <w:r>
+              <w:rPr>
+                <w:rFonts w:ascii="바탕체" w:cs="바탕체" w:eastAsia="바탕체" w:hAnsi="바탕체"/>
+                <w:b w:val="false"/>
+                <w:bCs w:val="false"/>
+                <w:sz w:val="24"/>
+                <w:szCs w:val="24"/>
               </w:rPr>
               <w:t xml:space="preserve">DS 스크랩(1p 목차 표지)·수기 하이라이트 샘플·set.txt 준비 및 전달</w:t>
             </w:r>
@@ -1218,31 +1218,31 @@
         </w:tc>
         <w:tc>
           <w:tcPr>
-            <w:tcW w:type="dxa" w:w="1300"/>
-            <w:tcBorders>
-              <w:top w:val="single" w:color="000000" w:sz="4"/>
-              <w:left w:val="single" w:color="000000" w:sz="4"/>
-              <w:bottom w:val="single" w:color="000000" w:sz="4"/>
-              <w:right w:val="single" w:color="000000" w:sz="4"/>
-            </w:tcBorders>
-            <w:tcMar>
-              <w:top w:type="dxa" w:w="30"/>
-              <w:left w:type="dxa" w:w="80"/>
-              <w:bottom w:type="dxa" w:w="30"/>
-              <w:right w:type="dxa" w:w="80"/>
-            </w:tcMar>
-          </w:tcPr>
-          <w:p>
-            <w:pPr>
-              <w:spacing w:after="0" w:line="250"/>
-            </w:pPr>
-            <w:r>
-              <w:rPr>
-                <w:rFonts w:ascii="바탕체" w:cs="바탕체" w:eastAsia="바탕체" w:hAnsi="바탕체"/>
-                <w:b w:val="false"/>
-                <w:bCs w:val="false"/>
-                <w:sz w:val="19"/>
-                <w:szCs w:val="19"/>
+            <w:tcW w:type="dxa" w:w="1600"/>
+            <w:tcBorders>
+              <w:top w:val="single" w:color="000000" w:sz="4"/>
+              <w:left w:val="single" w:color="000000" w:sz="4"/>
+              <w:bottom w:val="single" w:color="000000" w:sz="4"/>
+              <w:right w:val="single" w:color="000000" w:sz="4"/>
+            </w:tcBorders>
+            <w:tcMar>
+              <w:top w:type="dxa" w:w="30"/>
+              <w:left w:type="dxa" w:w="80"/>
+              <w:bottom w:type="dxa" w:w="30"/>
+              <w:right w:type="dxa" w:w="80"/>
+            </w:tcMar>
+          </w:tcPr>
+          <w:p>
+            <w:pPr>
+              <w:spacing w:after="0" w:line="264"/>
+            </w:pPr>
+            <w:r>
+              <w:rPr>
+                <w:rFonts w:ascii="바탕체" w:cs="바탕체" w:eastAsia="바탕체" w:hAnsi="바탕체"/>
+                <w:b w:val="false"/>
+                <w:bCs w:val="false"/>
+                <w:sz w:val="24"/>
+                <w:szCs w:val="24"/>
               </w:rPr>
               <w:t xml:space="preserve">양진호</w:t>
             </w:r>
@@ -1250,6 +1250,38 @@
         </w:tc>
         <w:tc>
           <w:tcPr>
+            <w:tcW w:type="dxa" w:w="1200"/>
+            <w:tcBorders>
+              <w:top w:val="single" w:color="000000" w:sz="4"/>
+              <w:left w:val="single" w:color="000000" w:sz="4"/>
+              <w:bottom w:val="single" w:color="000000" w:sz="4"/>
+              <w:right w:val="single" w:color="000000" w:sz="4"/>
+            </w:tcBorders>
+            <w:tcMar>
+              <w:top w:type="dxa" w:w="30"/>
+              <w:left w:type="dxa" w:w="80"/>
+              <w:bottom w:type="dxa" w:w="30"/>
+              <w:right w:type="dxa" w:w="80"/>
+            </w:tcMar>
+          </w:tcPr>
+          <w:p>
+            <w:pPr>
+              <w:spacing w:after="0" w:line="264"/>
+            </w:pPr>
+            <w:r>
+              <w:rPr>
+                <w:rFonts w:ascii="바탕체" w:cs="바탕체" w:eastAsia="바탕체" w:hAnsi="바탕체"/>
+                <w:b w:val="false"/>
+                <w:bCs w:val="false"/>
+                <w:sz w:val="24"/>
+                <w:szCs w:val="24"/>
+              </w:rPr>
+              <w:t xml:space="preserve">10월 말</w:t>
+            </w:r>
+          </w:p>
+        </w:tc>
+        <w:tc>
+          <w:tcPr>
             <w:tcW w:type="dxa" w:w="1100"/>
             <w:tcBorders>
               <w:top w:val="single" w:color="000000" w:sz="4"/>
@@ -1266,47 +1298,15 @@
           </w:tcPr>
           <w:p>
             <w:pPr>
-              <w:spacing w:after="0" w:line="250"/>
-            </w:pPr>
-            <w:r>
-              <w:rPr>
-                <w:rFonts w:ascii="바탕체" w:cs="바탕체" w:eastAsia="바탕체" w:hAnsi="바탕체"/>
-                <w:b w:val="false"/>
-                <w:bCs w:val="false"/>
-                <w:sz w:val="19"/>
-                <w:szCs w:val="19"/>
-              </w:rPr>
-              <w:t xml:space="preserve">10월 말</w:t>
-            </w:r>
-          </w:p>
-        </w:tc>
-        <w:tc>
-          <w:tcPr>
-            <w:tcW w:type="dxa" w:w="1100"/>
-            <w:tcBorders>
-              <w:top w:val="single" w:color="000000" w:sz="4"/>
-              <w:left w:val="single" w:color="000000" w:sz="4"/>
-              <w:bottom w:val="single" w:color="000000" w:sz="4"/>
-              <w:right w:val="single" w:color="000000" w:sz="4"/>
-            </w:tcBorders>
-            <w:tcMar>
-              <w:top w:type="dxa" w:w="30"/>
-              <w:left w:type="dxa" w:w="80"/>
-              <w:bottom w:type="dxa" w:w="30"/>
-              <w:right w:type="dxa" w:w="80"/>
-            </w:tcMar>
-          </w:tcPr>
-          <w:p>
-            <w:pPr>
-              <w:spacing w:after="0" w:line="250"/>
-            </w:pPr>
-            <w:r>
-              <w:rPr>
-                <w:rFonts w:ascii="바탕체" w:cs="바탕체" w:eastAsia="바탕체" w:hAnsi="바탕체"/>
-                <w:b w:val="false"/>
-                <w:bCs w:val="false"/>
-                <w:sz w:val="19"/>
-                <w:szCs w:val="19"/>
+              <w:spacing w:after="0" w:line="264"/>
+            </w:pPr>
+            <w:r>
+              <w:rPr>
+                <w:rFonts w:ascii="바탕체" w:cs="바탕체" w:eastAsia="바탕체" w:hAnsi="바탕체"/>
+                <w:b w:val="false"/>
+                <w:bCs w:val="false"/>
+                <w:sz w:val="24"/>
+                <w:szCs w:val="24"/>
               </w:rPr>
               <w:t xml:space="preserve">미착수</w:t>
             </w:r>
@@ -1335,15 +1335,15 @@
           </w:tcPr>
           <w:p>
             <w:pPr>
-              <w:spacing w:after="0" w:line="250"/>
-            </w:pPr>
-            <w:r>
-              <w:rPr>
-                <w:rFonts w:ascii="바탕체" w:cs="바탕체" w:eastAsia="바탕체" w:hAnsi="바탕체"/>
-                <w:b w:val="false"/>
-                <w:bCs w:val="false"/>
-                <w:sz w:val="19"/>
-                <w:szCs w:val="19"/>
+              <w:spacing w:after="0" w:line="264"/>
+            </w:pPr>
+            <w:r>
+              <w:rPr>
+                <w:rFonts w:ascii="바탕체" w:cs="바탕체" w:eastAsia="바탕체" w:hAnsi="바탕체"/>
+                <w:b w:val="false"/>
+                <w:bCs w:val="false"/>
+                <w:sz w:val="24"/>
+                <w:szCs w:val="24"/>
               </w:rPr>
               <w:t xml:space="preserve">3</w:t>
             </w:r>
@@ -1351,31 +1351,31 @@
         </w:tc>
         <w:tc>
           <w:tcPr>
-            <w:tcW w:type="dxa" w:w="5126"/>
-            <w:tcBorders>
-              <w:top w:val="single" w:color="000000" w:sz="4"/>
-              <w:left w:val="single" w:color="000000" w:sz="4"/>
-              <w:bottom w:val="single" w:color="000000" w:sz="4"/>
-              <w:right w:val="single" w:color="000000" w:sz="4"/>
-            </w:tcBorders>
-            <w:tcMar>
-              <w:top w:type="dxa" w:w="30"/>
-              <w:left w:type="dxa" w:w="80"/>
-              <w:bottom w:type="dxa" w:w="30"/>
-              <w:right w:type="dxa" w:w="80"/>
-            </w:tcMar>
-          </w:tcPr>
-          <w:p>
-            <w:pPr>
-              <w:spacing w:after="0" w:line="250"/>
-            </w:pPr>
-            <w:r>
-              <w:rPr>
-                <w:rFonts w:ascii="바탕체" w:cs="바탕체" w:eastAsia="바탕체" w:hAnsi="바탕체"/>
-                <w:b w:val="false"/>
-                <w:bCs w:val="false"/>
-                <w:sz w:val="19"/>
-                <w:szCs w:val="19"/>
+            <w:tcW w:type="dxa" w:w="4726"/>
+            <w:tcBorders>
+              <w:top w:val="single" w:color="000000" w:sz="4"/>
+              <w:left w:val="single" w:color="000000" w:sz="4"/>
+              <w:bottom w:val="single" w:color="000000" w:sz="4"/>
+              <w:right w:val="single" w:color="000000" w:sz="4"/>
+            </w:tcBorders>
+            <w:tcMar>
+              <w:top w:type="dxa" w:w="30"/>
+              <w:left w:type="dxa" w:w="80"/>
+              <w:bottom w:type="dxa" w:w="30"/>
+              <w:right w:type="dxa" w:w="80"/>
+            </w:tcMar>
+          </w:tcPr>
+          <w:p>
+            <w:pPr>
+              <w:spacing w:after="0" w:line="264"/>
+            </w:pPr>
+            <w:r>
+              <w:rPr>
+                <w:rFonts w:ascii="바탕체" w:cs="바탕체" w:eastAsia="바탕체" w:hAnsi="바탕체"/>
+                <w:b w:val="false"/>
+                <w:bCs w:val="false"/>
+                <w:sz w:val="24"/>
+                <w:szCs w:val="24"/>
               </w:rPr>
               <w:t xml:space="preserve">보안 절차 확인 및 신청 (OCR 방화벽, NASCA/DRM)</w:t>
             </w:r>
@@ -1383,31 +1383,31 @@
         </w:tc>
         <w:tc>
           <w:tcPr>
-            <w:tcW w:type="dxa" w:w="1300"/>
-            <w:tcBorders>
-              <w:top w:val="single" w:color="000000" w:sz="4"/>
-              <w:left w:val="single" w:color="000000" w:sz="4"/>
-              <w:bottom w:val="single" w:color="000000" w:sz="4"/>
-              <w:right w:val="single" w:color="000000" w:sz="4"/>
-            </w:tcBorders>
-            <w:tcMar>
-              <w:top w:type="dxa" w:w="30"/>
-              <w:left w:type="dxa" w:w="80"/>
-              <w:bottom w:type="dxa" w:w="30"/>
-              <w:right w:type="dxa" w:w="80"/>
-            </w:tcMar>
-          </w:tcPr>
-          <w:p>
-            <w:pPr>
-              <w:spacing w:after="0" w:line="250"/>
-            </w:pPr>
-            <w:r>
-              <w:rPr>
-                <w:rFonts w:ascii="바탕체" w:cs="바탕체" w:eastAsia="바탕체" w:hAnsi="바탕체"/>
-                <w:b w:val="false"/>
-                <w:bCs w:val="false"/>
-                <w:sz w:val="19"/>
-                <w:szCs w:val="19"/>
+            <w:tcW w:type="dxa" w:w="1600"/>
+            <w:tcBorders>
+              <w:top w:val="single" w:color="000000" w:sz="4"/>
+              <w:left w:val="single" w:color="000000" w:sz="4"/>
+              <w:bottom w:val="single" w:color="000000" w:sz="4"/>
+              <w:right w:val="single" w:color="000000" w:sz="4"/>
+            </w:tcBorders>
+            <w:tcMar>
+              <w:top w:type="dxa" w:w="30"/>
+              <w:left w:type="dxa" w:w="80"/>
+              <w:bottom w:type="dxa" w:w="30"/>
+              <w:right w:type="dxa" w:w="80"/>
+            </w:tcMar>
+          </w:tcPr>
+          <w:p>
+            <w:pPr>
+              <w:spacing w:after="0" w:line="264"/>
+            </w:pPr>
+            <w:r>
+              <w:rPr>
+                <w:rFonts w:ascii="바탕체" w:cs="바탕체" w:eastAsia="바탕체" w:hAnsi="바탕체"/>
+                <w:b w:val="false"/>
+                <w:bCs w:val="false"/>
+                <w:sz w:val="24"/>
+                <w:szCs w:val="24"/>
               </w:rPr>
               <w:t xml:space="preserve">이한정</w:t>
             </w:r>
@@ -1415,6 +1415,38 @@
         </w:tc>
         <w:tc>
           <w:tcPr>
+            <w:tcW w:type="dxa" w:w="1200"/>
+            <w:tcBorders>
+              <w:top w:val="single" w:color="000000" w:sz="4"/>
+              <w:left w:val="single" w:color="000000" w:sz="4"/>
+              <w:bottom w:val="single" w:color="000000" w:sz="4"/>
+              <w:right w:val="single" w:color="000000" w:sz="4"/>
+            </w:tcBorders>
+            <w:tcMar>
+              <w:top w:type="dxa" w:w="30"/>
+              <w:left w:type="dxa" w:w="80"/>
+              <w:bottom w:type="dxa" w:w="30"/>
+              <w:right w:type="dxa" w:w="80"/>
+            </w:tcMar>
+          </w:tcPr>
+          <w:p>
+            <w:pPr>
+              <w:spacing w:after="0" w:line="264"/>
+            </w:pPr>
+            <w:r>
+              <w:rPr>
+                <w:rFonts w:ascii="바탕체" w:cs="바탕체" w:eastAsia="바탕체" w:hAnsi="바탕체"/>
+                <w:b w:val="false"/>
+                <w:bCs w:val="false"/>
+                <w:sz w:val="24"/>
+                <w:szCs w:val="24"/>
+              </w:rPr>
+              <w:t xml:space="preserve">10.29</w:t>
+            </w:r>
+          </w:p>
+        </w:tc>
+        <w:tc>
+          <w:tcPr>
             <w:tcW w:type="dxa" w:w="1100"/>
             <w:tcBorders>
               <w:top w:val="single" w:color="000000" w:sz="4"/>
@@ -1431,47 +1463,15 @@
           </w:tcPr>
           <w:p>
             <w:pPr>
-              <w:spacing w:after="0" w:line="250"/>
-            </w:pPr>
-            <w:r>
-              <w:rPr>
-                <w:rFonts w:ascii="바탕체" w:cs="바탕체" w:eastAsia="바탕체" w:hAnsi="바탕체"/>
-                <w:b w:val="false"/>
-                <w:bCs w:val="false"/>
-                <w:sz w:val="19"/>
-                <w:szCs w:val="19"/>
-              </w:rPr>
-              <w:t xml:space="preserve">10.29</w:t>
-            </w:r>
-          </w:p>
-        </w:tc>
-        <w:tc>
-          <w:tcPr>
-            <w:tcW w:type="dxa" w:w="1100"/>
-            <w:tcBorders>
-              <w:top w:val="single" w:color="000000" w:sz="4"/>
-              <w:left w:val="single" w:color="000000" w:sz="4"/>
-              <w:bottom w:val="single" w:color="000000" w:sz="4"/>
-              <w:right w:val="single" w:color="000000" w:sz="4"/>
-            </w:tcBorders>
-            <w:tcMar>
-              <w:top w:type="dxa" w:w="30"/>
-              <w:left w:type="dxa" w:w="80"/>
-              <w:bottom w:type="dxa" w:w="30"/>
-              <w:right w:type="dxa" w:w="80"/>
-            </w:tcMar>
-          </w:tcPr>
-          <w:p>
-            <w:pPr>
-              <w:spacing w:after="0" w:line="250"/>
-            </w:pPr>
-            <w:r>
-              <w:rPr>
-                <w:rFonts w:ascii="바탕체" w:cs="바탕체" w:eastAsia="바탕체" w:hAnsi="바탕체"/>
-                <w:b w:val="false"/>
-                <w:bCs w:val="false"/>
-                <w:sz w:val="19"/>
-                <w:szCs w:val="19"/>
+              <w:spacing w:after="0" w:line="264"/>
+            </w:pPr>
+            <w:r>
+              <w:rPr>
+                <w:rFonts w:ascii="바탕체" w:cs="바탕체" w:eastAsia="바탕체" w:hAnsi="바탕체"/>
+                <w:b w:val="false"/>
+                <w:bCs w:val="false"/>
+                <w:sz w:val="24"/>
+                <w:szCs w:val="24"/>
               </w:rPr>
               <w:t xml:space="preserve">미착수</w:t>
             </w:r>
@@ -1500,15 +1500,15 @@
           </w:tcPr>
           <w:p>
             <w:pPr>
-              <w:spacing w:after="0" w:line="250"/>
-            </w:pPr>
-            <w:r>
-              <w:rPr>
-                <w:rFonts w:ascii="바탕체" w:cs="바탕체" w:eastAsia="바탕체" w:hAnsi="바탕체"/>
-                <w:b w:val="false"/>
-                <w:bCs w:val="false"/>
-                <w:sz w:val="19"/>
-                <w:szCs w:val="19"/>
+              <w:spacing w:after="0" w:line="264"/>
+            </w:pPr>
+            <w:r>
+              <w:rPr>
+                <w:rFonts w:ascii="바탕체" w:cs="바탕체" w:eastAsia="바탕체" w:hAnsi="바탕체"/>
+                <w:b w:val="false"/>
+                <w:bCs w:val="false"/>
+                <w:sz w:val="24"/>
+                <w:szCs w:val="24"/>
               </w:rPr>
               <w:t xml:space="preserve">4</w:t>
             </w:r>
@@ -1516,31 +1516,31 @@
         </w:tc>
         <w:tc>
           <w:tcPr>
-            <w:tcW w:type="dxa" w:w="5126"/>
-            <w:tcBorders>
-              <w:top w:val="single" w:color="000000" w:sz="4"/>
-              <w:left w:val="single" w:color="000000" w:sz="4"/>
-              <w:bottom w:val="single" w:color="000000" w:sz="4"/>
-              <w:right w:val="single" w:color="000000" w:sz="4"/>
-            </w:tcBorders>
-            <w:tcMar>
-              <w:top w:type="dxa" w:w="30"/>
-              <w:left w:type="dxa" w:w="80"/>
-              <w:bottom w:type="dxa" w:w="30"/>
-              <w:right w:type="dxa" w:w="80"/>
-            </w:tcMar>
-          </w:tcPr>
-          <w:p>
-            <w:pPr>
-              <w:spacing w:after="0" w:line="250"/>
-            </w:pPr>
-            <w:r>
-              <w:rPr>
-                <w:rFonts w:ascii="바탕체" w:cs="바탕체" w:eastAsia="바탕체" w:hAnsi="바탕체"/>
-                <w:b w:val="false"/>
-                <w:bCs w:val="false"/>
-                <w:sz w:val="19"/>
-                <w:szCs w:val="19"/>
+            <w:tcW w:type="dxa" w:w="4726"/>
+            <w:tcBorders>
+              <w:top w:val="single" w:color="000000" w:sz="4"/>
+              <w:left w:val="single" w:color="000000" w:sz="4"/>
+              <w:bottom w:val="single" w:color="000000" w:sz="4"/>
+              <w:right w:val="single" w:color="000000" w:sz="4"/>
+            </w:tcBorders>
+            <w:tcMar>
+              <w:top w:type="dxa" w:w="30"/>
+              <w:left w:type="dxa" w:w="80"/>
+              <w:bottom w:type="dxa" w:w="30"/>
+              <w:right w:type="dxa" w:w="80"/>
+            </w:tcMar>
+          </w:tcPr>
+          <w:p>
+            <w:pPr>
+              <w:spacing w:after="0" w:line="264"/>
+            </w:pPr>
+            <w:r>
+              <w:rPr>
+                <w:rFonts w:ascii="바탕체" w:cs="바탕체" w:eastAsia="바탕체" w:hAnsi="바탕체"/>
+                <w:b w:val="false"/>
+                <w:bCs w:val="false"/>
+                <w:sz w:val="24"/>
+                <w:szCs w:val="24"/>
               </w:rPr>
               <w:t xml:space="preserve">GPT Tier 4 계정 절차·비용 주체, 스크랩 PC 사양 확인</w:t>
             </w:r>
@@ -1548,31 +1548,31 @@
         </w:tc>
         <w:tc>
           <w:tcPr>
-            <w:tcW w:type="dxa" w:w="1300"/>
-            <w:tcBorders>
-              <w:top w:val="single" w:color="000000" w:sz="4"/>
-              <w:left w:val="single" w:color="000000" w:sz="4"/>
-              <w:bottom w:val="single" w:color="000000" w:sz="4"/>
-              <w:right w:val="single" w:color="000000" w:sz="4"/>
-            </w:tcBorders>
-            <w:tcMar>
-              <w:top w:type="dxa" w:w="30"/>
-              <w:left w:type="dxa" w:w="80"/>
-              <w:bottom w:type="dxa" w:w="30"/>
-              <w:right w:type="dxa" w:w="80"/>
-            </w:tcMar>
-          </w:tcPr>
-          <w:p>
-            <w:pPr>
-              <w:spacing w:after="0" w:line="250"/>
-            </w:pPr>
-            <w:r>
-              <w:rPr>
-                <w:rFonts w:ascii="바탕체" w:cs="바탕체" w:eastAsia="바탕체" w:hAnsi="바탕체"/>
-                <w:b w:val="false"/>
-                <w:bCs w:val="false"/>
-                <w:sz w:val="19"/>
-                <w:szCs w:val="19"/>
+            <w:tcW w:type="dxa" w:w="1600"/>
+            <w:tcBorders>
+              <w:top w:val="single" w:color="000000" w:sz="4"/>
+              <w:left w:val="single" w:color="000000" w:sz="4"/>
+              <w:bottom w:val="single" w:color="000000" w:sz="4"/>
+              <w:right w:val="single" w:color="000000" w:sz="4"/>
+            </w:tcBorders>
+            <w:tcMar>
+              <w:top w:type="dxa" w:w="30"/>
+              <w:left w:type="dxa" w:w="80"/>
+              <w:bottom w:type="dxa" w:w="30"/>
+              <w:right w:type="dxa" w:w="80"/>
+            </w:tcMar>
+          </w:tcPr>
+          <w:p>
+            <w:pPr>
+              <w:spacing w:after="0" w:line="264"/>
+            </w:pPr>
+            <w:r>
+              <w:rPr>
+                <w:rFonts w:ascii="바탕체" w:cs="바탕체" w:eastAsia="바탕체" w:hAnsi="바탕체"/>
+                <w:b w:val="false"/>
+                <w:bCs w:val="false"/>
+                <w:sz w:val="24"/>
+                <w:szCs w:val="24"/>
               </w:rPr>
               <w:t xml:space="preserve">이한정</w:t>
             </w:r>
@@ -1580,6 +1580,38 @@
         </w:tc>
         <w:tc>
           <w:tcPr>
+            <w:tcW w:type="dxa" w:w="1200"/>
+            <w:tcBorders>
+              <w:top w:val="single" w:color="000000" w:sz="4"/>
+              <w:left w:val="single" w:color="000000" w:sz="4"/>
+              <w:bottom w:val="single" w:color="000000" w:sz="4"/>
+              <w:right w:val="single" w:color="000000" w:sz="4"/>
+            </w:tcBorders>
+            <w:tcMar>
+              <w:top w:type="dxa" w:w="30"/>
+              <w:left w:type="dxa" w:w="80"/>
+              <w:bottom w:type="dxa" w:w="30"/>
+              <w:right w:type="dxa" w:w="80"/>
+            </w:tcMar>
+          </w:tcPr>
+          <w:p>
+            <w:pPr>
+              <w:spacing w:after="0" w:line="264"/>
+            </w:pPr>
+            <w:r>
+              <w:rPr>
+                <w:rFonts w:ascii="바탕체" w:cs="바탕체" w:eastAsia="바탕체" w:hAnsi="바탕체"/>
+                <w:b w:val="false"/>
+                <w:bCs w:val="false"/>
+                <w:sz w:val="24"/>
+                <w:szCs w:val="24"/>
+              </w:rPr>
+              <w:t xml:space="preserve">10.29</w:t>
+            </w:r>
+          </w:p>
+        </w:tc>
+        <w:tc>
+          <w:tcPr>
             <w:tcW w:type="dxa" w:w="1100"/>
             <w:tcBorders>
               <w:top w:val="single" w:color="000000" w:sz="4"/>
@@ -1596,47 +1628,15 @@
           </w:tcPr>
           <w:p>
             <w:pPr>
-              <w:spacing w:after="0" w:line="250"/>
-            </w:pPr>
-            <w:r>
-              <w:rPr>
-                <w:rFonts w:ascii="바탕체" w:cs="바탕체" w:eastAsia="바탕체" w:hAnsi="바탕체"/>
-                <w:b w:val="false"/>
-                <w:bCs w:val="false"/>
-                <w:sz w:val="19"/>
-                <w:szCs w:val="19"/>
-              </w:rPr>
-              <w:t xml:space="preserve">10.29</w:t>
-            </w:r>
-          </w:p>
-        </w:tc>
-        <w:tc>
-          <w:tcPr>
-            <w:tcW w:type="dxa" w:w="1100"/>
-            <w:tcBorders>
-              <w:top w:val="single" w:color="000000" w:sz="4"/>
-              <w:left w:val="single" w:color="000000" w:sz="4"/>
-              <w:bottom w:val="single" w:color="000000" w:sz="4"/>
-              <w:right w:val="single" w:color="000000" w:sz="4"/>
-            </w:tcBorders>
-            <w:tcMar>
-              <w:top w:type="dxa" w:w="30"/>
-              <w:left w:type="dxa" w:w="80"/>
-              <w:bottom w:type="dxa" w:w="30"/>
-              <w:right w:type="dxa" w:w="80"/>
-            </w:tcMar>
-          </w:tcPr>
-          <w:p>
-            <w:pPr>
-              <w:spacing w:after="0" w:line="250"/>
-            </w:pPr>
-            <w:r>
-              <w:rPr>
-                <w:rFonts w:ascii="바탕체" w:cs="바탕체" w:eastAsia="바탕체" w:hAnsi="바탕체"/>
-                <w:b w:val="false"/>
-                <w:bCs w:val="false"/>
-                <w:sz w:val="19"/>
-                <w:szCs w:val="19"/>
+              <w:spacing w:after="0" w:line="264"/>
+            </w:pPr>
+            <w:r>
+              <w:rPr>
+                <w:rFonts w:ascii="바탕체" w:cs="바탕체" w:eastAsia="바탕체" w:hAnsi="바탕체"/>
+                <w:b w:val="false"/>
+                <w:bCs w:val="false"/>
+                <w:sz w:val="24"/>
+                <w:szCs w:val="24"/>
               </w:rPr>
               <w:t xml:space="preserve">미착수</w:t>
             </w:r>
@@ -1665,15 +1665,15 @@
           </w:tcPr>
           <w:p>
             <w:pPr>
-              <w:spacing w:after="0" w:line="250"/>
-            </w:pPr>
-            <w:r>
-              <w:rPr>
-                <w:rFonts w:ascii="바탕체" w:cs="바탕체" w:eastAsia="바탕체" w:hAnsi="바탕체"/>
-                <w:b w:val="false"/>
-                <w:bCs w:val="false"/>
-                <w:sz w:val="19"/>
-                <w:szCs w:val="19"/>
+              <w:spacing w:after="0" w:line="264"/>
+            </w:pPr>
+            <w:r>
+              <w:rPr>
+                <w:rFonts w:ascii="바탕체" w:cs="바탕체" w:eastAsia="바탕체" w:hAnsi="바탕체"/>
+                <w:b w:val="false"/>
+                <w:bCs w:val="false"/>
+                <w:sz w:val="24"/>
+                <w:szCs w:val="24"/>
               </w:rPr>
               <w:t xml:space="preserve">5</w:t>
             </w:r>
@@ -1681,31 +1681,31 @@
         </w:tc>
         <w:tc>
           <w:tcPr>
-            <w:tcW w:type="dxa" w:w="5126"/>
-            <w:tcBorders>
-              <w:top w:val="single" w:color="000000" w:sz="4"/>
-              <w:left w:val="single" w:color="000000" w:sz="4"/>
-              <w:bottom w:val="single" w:color="000000" w:sz="4"/>
-              <w:right w:val="single" w:color="000000" w:sz="4"/>
-            </w:tcBorders>
-            <w:tcMar>
-              <w:top w:type="dxa" w:w="30"/>
-              <w:left w:type="dxa" w:w="80"/>
-              <w:bottom w:type="dxa" w:w="30"/>
-              <w:right w:type="dxa" w:w="80"/>
-            </w:tcMar>
-          </w:tcPr>
-          <w:p>
-            <w:pPr>
-              <w:spacing w:after="0" w:line="250"/>
-            </w:pPr>
-            <w:r>
-              <w:rPr>
-                <w:rFonts w:ascii="바탕체" w:cs="바탕체" w:eastAsia="바탕체" w:hAnsi="바탕체"/>
-                <w:b w:val="false"/>
-                <w:bCs w:val="false"/>
-                <w:sz w:val="19"/>
-                <w:szCs w:val="19"/>
+            <w:tcW w:type="dxa" w:w="4726"/>
+            <w:tcBorders>
+              <w:top w:val="single" w:color="000000" w:sz="4"/>
+              <w:left w:val="single" w:color="000000" w:sz="4"/>
+              <w:bottom w:val="single" w:color="000000" w:sz="4"/>
+              <w:right w:val="single" w:color="000000" w:sz="4"/>
+            </w:tcBorders>
+            <w:tcMar>
+              <w:top w:type="dxa" w:w="30"/>
+              <w:left w:type="dxa" w:w="80"/>
+              <w:bottom w:type="dxa" w:w="30"/>
+              <w:right w:type="dxa" w:w="80"/>
+            </w:tcMar>
+          </w:tcPr>
+          <w:p>
+            <w:pPr>
+              <w:spacing w:after="0" w:line="264"/>
+            </w:pPr>
+            <w:r>
+              <w:rPr>
+                <w:rFonts w:ascii="바탕체" w:cs="바탕체" w:eastAsia="바탕체" w:hAnsi="바탕체"/>
+                <w:b w:val="false"/>
+                <w:bCs w:val="false"/>
+                <w:sz w:val="24"/>
+                <w:szCs w:val="24"/>
               </w:rPr>
               <w:t xml:space="preserve">외부 AI 전송 관련 DS 정보보호 정책 확인</w:t>
             </w:r>
@@ -1713,31 +1713,31 @@
         </w:tc>
         <w:tc>
           <w:tcPr>
-            <w:tcW w:type="dxa" w:w="1300"/>
-            <w:tcBorders>
-              <w:top w:val="single" w:color="000000" w:sz="4"/>
-              <w:left w:val="single" w:color="000000" w:sz="4"/>
-              <w:bottom w:val="single" w:color="000000" w:sz="4"/>
-              <w:right w:val="single" w:color="000000" w:sz="4"/>
-            </w:tcBorders>
-            <w:tcMar>
-              <w:top w:type="dxa" w:w="30"/>
-              <w:left w:type="dxa" w:w="80"/>
-              <w:bottom w:type="dxa" w:w="30"/>
-              <w:right w:type="dxa" w:w="80"/>
-            </w:tcMar>
-          </w:tcPr>
-          <w:p>
-            <w:pPr>
-              <w:spacing w:after="0" w:line="250"/>
-            </w:pPr>
-            <w:r>
-              <w:rPr>
-                <w:rFonts w:ascii="바탕체" w:cs="바탕체" w:eastAsia="바탕체" w:hAnsi="바탕체"/>
-                <w:b w:val="false"/>
-                <w:bCs w:val="false"/>
-                <w:sz w:val="19"/>
-                <w:szCs w:val="19"/>
+            <w:tcW w:type="dxa" w:w="1600"/>
+            <w:tcBorders>
+              <w:top w:val="single" w:color="000000" w:sz="4"/>
+              <w:left w:val="single" w:color="000000" w:sz="4"/>
+              <w:bottom w:val="single" w:color="000000" w:sz="4"/>
+              <w:right w:val="single" w:color="000000" w:sz="4"/>
+            </w:tcBorders>
+            <w:tcMar>
+              <w:top w:type="dxa" w:w="30"/>
+              <w:left w:type="dxa" w:w="80"/>
+              <w:bottom w:type="dxa" w:w="30"/>
+              <w:right w:type="dxa" w:w="80"/>
+            </w:tcMar>
+          </w:tcPr>
+          <w:p>
+            <w:pPr>
+              <w:spacing w:after="0" w:line="264"/>
+            </w:pPr>
+            <w:r>
+              <w:rPr>
+                <w:rFonts w:ascii="바탕체" w:cs="바탕체" w:eastAsia="바탕체" w:hAnsi="바탕체"/>
+                <w:b w:val="false"/>
+                <w:bCs w:val="false"/>
+                <w:sz w:val="24"/>
+                <w:szCs w:val="24"/>
               </w:rPr>
               <w:t xml:space="preserve">이한정</w:t>
             </w:r>
@@ -1745,6 +1745,38 @@
         </w:tc>
         <w:tc>
           <w:tcPr>
+            <w:tcW w:type="dxa" w:w="1200"/>
+            <w:tcBorders>
+              <w:top w:val="single" w:color="000000" w:sz="4"/>
+              <w:left w:val="single" w:color="000000" w:sz="4"/>
+              <w:bottom w:val="single" w:color="000000" w:sz="4"/>
+              <w:right w:val="single" w:color="000000" w:sz="4"/>
+            </w:tcBorders>
+            <w:tcMar>
+              <w:top w:type="dxa" w:w="30"/>
+              <w:left w:type="dxa" w:w="80"/>
+              <w:bottom w:type="dxa" w:w="30"/>
+              <w:right w:type="dxa" w:w="80"/>
+            </w:tcMar>
+          </w:tcPr>
+          <w:p>
+            <w:pPr>
+              <w:spacing w:after="0" w:line="264"/>
+            </w:pPr>
+            <w:r>
+              <w:rPr>
+                <w:rFonts w:ascii="바탕체" w:cs="바탕체" w:eastAsia="바탕체" w:hAnsi="바탕체"/>
+                <w:b w:val="false"/>
+                <w:bCs w:val="false"/>
+                <w:sz w:val="24"/>
+                <w:szCs w:val="24"/>
+              </w:rPr>
+              <w:t xml:space="preserve">10.29</w:t>
+            </w:r>
+          </w:p>
+        </w:tc>
+        <w:tc>
+          <w:tcPr>
             <w:tcW w:type="dxa" w:w="1100"/>
             <w:tcBorders>
               <w:top w:val="single" w:color="000000" w:sz="4"/>
@@ -1761,47 +1793,15 @@
           </w:tcPr>
           <w:p>
             <w:pPr>
-              <w:spacing w:after="0" w:line="250"/>
-            </w:pPr>
-            <w:r>
-              <w:rPr>
-                <w:rFonts w:ascii="바탕체" w:cs="바탕체" w:eastAsia="바탕체" w:hAnsi="바탕체"/>
-                <w:b w:val="false"/>
-                <w:bCs w:val="false"/>
-                <w:sz w:val="19"/>
-                <w:szCs w:val="19"/>
-              </w:rPr>
-              <w:t xml:space="preserve">10.29</w:t>
-            </w:r>
-          </w:p>
-        </w:tc>
-        <w:tc>
-          <w:tcPr>
-            <w:tcW w:type="dxa" w:w="1100"/>
-            <w:tcBorders>
-              <w:top w:val="single" w:color="000000" w:sz="4"/>
-              <w:left w:val="single" w:color="000000" w:sz="4"/>
-              <w:bottom w:val="single" w:color="000000" w:sz="4"/>
-              <w:right w:val="single" w:color="000000" w:sz="4"/>
-            </w:tcBorders>
-            <w:tcMar>
-              <w:top w:type="dxa" w:w="30"/>
-              <w:left w:type="dxa" w:w="80"/>
-              <w:bottom w:type="dxa" w:w="30"/>
-              <w:right w:type="dxa" w:w="80"/>
-            </w:tcMar>
-          </w:tcPr>
-          <w:p>
-            <w:pPr>
-              <w:spacing w:after="0" w:line="250"/>
-            </w:pPr>
-            <w:r>
-              <w:rPr>
-                <w:rFonts w:ascii="바탕체" w:cs="바탕체" w:eastAsia="바탕체" w:hAnsi="바탕체"/>
-                <w:b w:val="false"/>
-                <w:bCs w:val="false"/>
-                <w:sz w:val="19"/>
-                <w:szCs w:val="19"/>
+              <w:spacing w:after="0" w:line="264"/>
+            </w:pPr>
+            <w:r>
+              <w:rPr>
+                <w:rFonts w:ascii="바탕체" w:cs="바탕체" w:eastAsia="바탕체" w:hAnsi="바탕체"/>
+                <w:b w:val="false"/>
+                <w:bCs w:val="false"/>
+                <w:sz w:val="24"/>
+                <w:szCs w:val="24"/>
               </w:rPr>
               <w:t xml:space="preserve">미착수</w:t>
             </w:r>
@@ -1830,15 +1830,15 @@
           </w:tcPr>
           <w:p>
             <w:pPr>
-              <w:spacing w:after="0" w:line="250"/>
-            </w:pPr>
-            <w:r>
-              <w:rPr>
-                <w:rFonts w:ascii="바탕체" w:cs="바탕체" w:eastAsia="바탕체" w:hAnsi="바탕체"/>
-                <w:b w:val="false"/>
-                <w:bCs w:val="false"/>
-                <w:sz w:val="19"/>
-                <w:szCs w:val="19"/>
+              <w:spacing w:after="0" w:line="264"/>
+            </w:pPr>
+            <w:r>
+              <w:rPr>
+                <w:rFonts w:ascii="바탕체" w:cs="바탕체" w:eastAsia="바탕체" w:hAnsi="바탕체"/>
+                <w:b w:val="false"/>
+                <w:bCs w:val="false"/>
+                <w:sz w:val="24"/>
+                <w:szCs w:val="24"/>
               </w:rPr>
               <w:t xml:space="preserve">6</w:t>
             </w:r>
@@ -1846,31 +1846,31 @@
         </w:tc>
         <w:tc>
           <w:tcPr>
-            <w:tcW w:type="dxa" w:w="5126"/>
-            <w:tcBorders>
-              <w:top w:val="single" w:color="000000" w:sz="4"/>
-              <w:left w:val="single" w:color="000000" w:sz="4"/>
-              <w:bottom w:val="single" w:color="000000" w:sz="4"/>
-              <w:right w:val="single" w:color="000000" w:sz="4"/>
-            </w:tcBorders>
-            <w:tcMar>
-              <w:top w:type="dxa" w:w="30"/>
-              <w:left w:type="dxa" w:w="80"/>
-              <w:bottom w:type="dxa" w:w="30"/>
-              <w:right w:type="dxa" w:w="80"/>
-            </w:tcMar>
-          </w:tcPr>
-          <w:p>
-            <w:pPr>
-              <w:spacing w:after="0" w:line="250"/>
-            </w:pPr>
-            <w:r>
-              <w:rPr>
-                <w:rFonts w:ascii="바탕체" w:cs="바탕체" w:eastAsia="바탕체" w:hAnsi="바탕체"/>
-                <w:b w:val="false"/>
-                <w:bCs w:val="false"/>
-                <w:sz w:val="19"/>
-                <w:szCs w:val="19"/>
+            <w:tcW w:type="dxa" w:w="4726"/>
+            <w:tcBorders>
+              <w:top w:val="single" w:color="000000" w:sz="4"/>
+              <w:left w:val="single" w:color="000000" w:sz="4"/>
+              <w:bottom w:val="single" w:color="000000" w:sz="4"/>
+              <w:right w:val="single" w:color="000000" w:sz="4"/>
+            </w:tcBorders>
+            <w:tcMar>
+              <w:top w:type="dxa" w:w="30"/>
+              <w:left w:type="dxa" w:w="80"/>
+              <w:bottom w:type="dxa" w:w="30"/>
+              <w:right w:type="dxa" w:w="80"/>
+            </w:tcMar>
+          </w:tcPr>
+          <w:p>
+            <w:pPr>
+              <w:spacing w:after="0" w:line="264"/>
+            </w:pPr>
+            <w:r>
+              <w:rPr>
+                <w:rFonts w:ascii="바탕체" w:cs="바탕체" w:eastAsia="바탕체" w:hAnsi="바탕체"/>
+                <w:b w:val="false"/>
+                <w:bCs w:val="false"/>
+                <w:sz w:val="24"/>
+                <w:szCs w:val="24"/>
               </w:rPr>
               <w:t xml:space="preserve">우면동 AX개발팀 대면 방문</w:t>
             </w:r>
@@ -1878,31 +1878,31 @@
         </w:tc>
         <w:tc>
           <w:tcPr>
-            <w:tcW w:type="dxa" w:w="1300"/>
-            <w:tcBorders>
-              <w:top w:val="single" w:color="000000" w:sz="4"/>
-              <w:left w:val="single" w:color="000000" w:sz="4"/>
-              <w:bottom w:val="single" w:color="000000" w:sz="4"/>
-              <w:right w:val="single" w:color="000000" w:sz="4"/>
-            </w:tcBorders>
-            <w:tcMar>
-              <w:top w:type="dxa" w:w="30"/>
-              <w:left w:type="dxa" w:w="80"/>
-              <w:bottom w:type="dxa" w:w="30"/>
-              <w:right w:type="dxa" w:w="80"/>
-            </w:tcMar>
-          </w:tcPr>
-          <w:p>
-            <w:pPr>
-              <w:spacing w:after="0" w:line="250"/>
-            </w:pPr>
-            <w:r>
-              <w:rPr>
-                <w:rFonts w:ascii="바탕체" w:cs="바탕체" w:eastAsia="바탕체" w:hAnsi="바탕체"/>
-                <w:b w:val="false"/>
-                <w:bCs w:val="false"/>
-                <w:sz w:val="19"/>
-                <w:szCs w:val="19"/>
+            <w:tcW w:type="dxa" w:w="1600"/>
+            <w:tcBorders>
+              <w:top w:val="single" w:color="000000" w:sz="4"/>
+              <w:left w:val="single" w:color="000000" w:sz="4"/>
+              <w:bottom w:val="single" w:color="000000" w:sz="4"/>
+              <w:right w:val="single" w:color="000000" w:sz="4"/>
+            </w:tcBorders>
+            <w:tcMar>
+              <w:top w:type="dxa" w:w="30"/>
+              <w:left w:type="dxa" w:w="80"/>
+              <w:bottom w:type="dxa" w:w="30"/>
+              <w:right w:type="dxa" w:w="80"/>
+            </w:tcMar>
+          </w:tcPr>
+          <w:p>
+            <w:pPr>
+              <w:spacing w:after="0" w:line="264"/>
+            </w:pPr>
+            <w:r>
+              <w:rPr>
+                <w:rFonts w:ascii="바탕체" w:cs="바탕체" w:eastAsia="바탕체" w:hAnsi="바탕체"/>
+                <w:b w:val="false"/>
+                <w:bCs w:val="false"/>
+                <w:sz w:val="24"/>
+                <w:szCs w:val="24"/>
               </w:rPr>
               <w:t xml:space="preserve">양진호</w:t>
             </w:r>
@@ -1910,6 +1910,38 @@
         </w:tc>
         <w:tc>
           <w:tcPr>
+            <w:tcW w:type="dxa" w:w="1200"/>
+            <w:tcBorders>
+              <w:top w:val="single" w:color="000000" w:sz="4"/>
+              <w:left w:val="single" w:color="000000" w:sz="4"/>
+              <w:bottom w:val="single" w:color="000000" w:sz="4"/>
+              <w:right w:val="single" w:color="000000" w:sz="4"/>
+            </w:tcBorders>
+            <w:tcMar>
+              <w:top w:type="dxa" w:w="30"/>
+              <w:left w:type="dxa" w:w="80"/>
+              <w:bottom w:type="dxa" w:w="30"/>
+              <w:right w:type="dxa" w:w="80"/>
+            </w:tcMar>
+          </w:tcPr>
+          <w:p>
+            <w:pPr>
+              <w:spacing w:after="0" w:line="264"/>
+            </w:pPr>
+            <w:r>
+              <w:rPr>
+                <w:rFonts w:ascii="바탕체" w:cs="바탕체" w:eastAsia="바탕체" w:hAnsi="바탕체"/>
+                <w:b w:val="false"/>
+                <w:bCs w:val="false"/>
+                <w:sz w:val="24"/>
+                <w:szCs w:val="24"/>
+              </w:rPr>
+              <w:t xml:space="preserve">10.29</w:t>
+            </w:r>
+          </w:p>
+        </w:tc>
+        <w:tc>
+          <w:tcPr>
             <w:tcW w:type="dxa" w:w="1100"/>
             <w:tcBorders>
               <w:top w:val="single" w:color="000000" w:sz="4"/>
@@ -1926,47 +1958,15 @@
           </w:tcPr>
           <w:p>
             <w:pPr>
-              <w:spacing w:after="0" w:line="250"/>
-            </w:pPr>
-            <w:r>
-              <w:rPr>
-                <w:rFonts w:ascii="바탕체" w:cs="바탕체" w:eastAsia="바탕체" w:hAnsi="바탕체"/>
-                <w:b w:val="false"/>
-                <w:bCs w:val="false"/>
-                <w:sz w:val="19"/>
-                <w:szCs w:val="19"/>
-              </w:rPr>
-              <w:t xml:space="preserve">10.29</w:t>
-            </w:r>
-          </w:p>
-        </w:tc>
-        <w:tc>
-          <w:tcPr>
-            <w:tcW w:type="dxa" w:w="1100"/>
-            <w:tcBorders>
-              <w:top w:val="single" w:color="000000" w:sz="4"/>
-              <w:left w:val="single" w:color="000000" w:sz="4"/>
-              <w:bottom w:val="single" w:color="000000" w:sz="4"/>
-              <w:right w:val="single" w:color="000000" w:sz="4"/>
-            </w:tcBorders>
-            <w:tcMar>
-              <w:top w:type="dxa" w:w="30"/>
-              <w:left w:type="dxa" w:w="80"/>
-              <w:bottom w:type="dxa" w:w="30"/>
-              <w:right w:type="dxa" w:w="80"/>
-            </w:tcMar>
-          </w:tcPr>
-          <w:p>
-            <w:pPr>
-              <w:spacing w:after="0" w:line="250"/>
-            </w:pPr>
-            <w:r>
-              <w:rPr>
-                <w:rFonts w:ascii="바탕체" w:cs="바탕체" w:eastAsia="바탕체" w:hAnsi="바탕체"/>
-                <w:b w:val="false"/>
-                <w:bCs w:val="false"/>
-                <w:sz w:val="19"/>
-                <w:szCs w:val="19"/>
+              <w:spacing w:after="0" w:line="264"/>
+            </w:pPr>
+            <w:r>
+              <w:rPr>
+                <w:rFonts w:ascii="바탕체" w:cs="바탕체" w:eastAsia="바탕체" w:hAnsi="바탕체"/>
+                <w:b w:val="false"/>
+                <w:bCs w:val="false"/>
+                <w:sz w:val="24"/>
+                <w:szCs w:val="24"/>
               </w:rPr>
               <w:t xml:space="preserve">미착수</w:t>
             </w:r>
@@ -1995,15 +1995,15 @@
           </w:tcPr>
           <w:p>
             <w:pPr>
-              <w:spacing w:after="0" w:line="250"/>
-            </w:pPr>
-            <w:r>
-              <w:rPr>
-                <w:rFonts w:ascii="바탕체" w:cs="바탕체" w:eastAsia="바탕체" w:hAnsi="바탕체"/>
-                <w:b w:val="false"/>
-                <w:bCs w:val="false"/>
-                <w:sz w:val="19"/>
-                <w:szCs w:val="19"/>
+              <w:spacing w:after="0" w:line="264"/>
+            </w:pPr>
+            <w:r>
+              <w:rPr>
+                <w:rFonts w:ascii="바탕체" w:cs="바탕체" w:eastAsia="바탕체" w:hAnsi="바탕체"/>
+                <w:b w:val="false"/>
+                <w:bCs w:val="false"/>
+                <w:sz w:val="24"/>
+                <w:szCs w:val="24"/>
               </w:rPr>
               <w:t xml:space="preserve">7</w:t>
             </w:r>
@@ -2011,31 +2011,31 @@
         </w:tc>
         <w:tc>
           <w:tcPr>
-            <w:tcW w:type="dxa" w:w="5126"/>
-            <w:tcBorders>
-              <w:top w:val="single" w:color="000000" w:sz="4"/>
-              <w:left w:val="single" w:color="000000" w:sz="4"/>
-              <w:bottom w:val="single" w:color="000000" w:sz="4"/>
-              <w:right w:val="single" w:color="000000" w:sz="4"/>
-            </w:tcBorders>
-            <w:tcMar>
-              <w:top w:type="dxa" w:w="30"/>
-              <w:left w:type="dxa" w:w="80"/>
-              <w:bottom w:type="dxa" w:w="30"/>
-              <w:right w:type="dxa" w:w="80"/>
-            </w:tcMar>
-          </w:tcPr>
-          <w:p>
-            <w:pPr>
-              <w:spacing w:after="0" w:line="250"/>
-            </w:pPr>
-            <w:r>
-              <w:rPr>
-                <w:rFonts w:ascii="바탕체" w:cs="바탕체" w:eastAsia="바탕체" w:hAnsi="바탕체"/>
-                <w:b w:val="false"/>
-                <w:bCs w:val="false"/>
-                <w:sz w:val="19"/>
-                <w:szCs w:val="19"/>
+            <w:tcW w:type="dxa" w:w="4726"/>
+            <w:tcBorders>
+              <w:top w:val="single" w:color="000000" w:sz="4"/>
+              <w:left w:val="single" w:color="000000" w:sz="4"/>
+              <w:bottom w:val="single" w:color="000000" w:sz="4"/>
+              <w:right w:val="single" w:color="000000" w:sz="4"/>
+            </w:tcBorders>
+            <w:tcMar>
+              <w:top w:type="dxa" w:w="30"/>
+              <w:left w:type="dxa" w:w="80"/>
+              <w:bottom w:type="dxa" w:w="30"/>
+              <w:right w:type="dxa" w:w="80"/>
+            </w:tcMar>
+          </w:tcPr>
+          <w:p>
+            <w:pPr>
+              <w:spacing w:after="0" w:line="264"/>
+            </w:pPr>
+            <w:r>
+              <w:rPr>
+                <w:rFonts w:ascii="바탕체" w:cs="바탕체" w:eastAsia="바탕체" w:hAnsi="바탕체"/>
+                <w:b w:val="false"/>
+                <w:bCs w:val="false"/>
+                <w:sz w:val="24"/>
+                <w:szCs w:val="24"/>
               </w:rPr>
               <w:t xml:space="preserve">샘플 테스트로 바로 적용/추가 개발 판정</w:t>
             </w:r>
@@ -2043,31 +2043,31 @@
         </w:tc>
         <w:tc>
           <w:tcPr>
-            <w:tcW w:type="dxa" w:w="1300"/>
-            <w:tcBorders>
-              <w:top w:val="single" w:color="000000" w:sz="4"/>
-              <w:left w:val="single" w:color="000000" w:sz="4"/>
-              <w:bottom w:val="single" w:color="000000" w:sz="4"/>
-              <w:right w:val="single" w:color="000000" w:sz="4"/>
-            </w:tcBorders>
-            <w:tcMar>
-              <w:top w:type="dxa" w:w="30"/>
-              <w:left w:type="dxa" w:w="80"/>
-              <w:bottom w:type="dxa" w:w="30"/>
-              <w:right w:type="dxa" w:w="80"/>
-            </w:tcMar>
-          </w:tcPr>
-          <w:p>
-            <w:pPr>
-              <w:spacing w:after="0" w:line="250"/>
-            </w:pPr>
-            <w:r>
-              <w:rPr>
-                <w:rFonts w:ascii="바탕체" w:cs="바탕체" w:eastAsia="바탕체" w:hAnsi="바탕체"/>
-                <w:b w:val="false"/>
-                <w:bCs w:val="false"/>
-                <w:sz w:val="19"/>
-                <w:szCs w:val="19"/>
+            <w:tcW w:type="dxa" w:w="1600"/>
+            <w:tcBorders>
+              <w:top w:val="single" w:color="000000" w:sz="4"/>
+              <w:left w:val="single" w:color="000000" w:sz="4"/>
+              <w:bottom w:val="single" w:color="000000" w:sz="4"/>
+              <w:right w:val="single" w:color="000000" w:sz="4"/>
+            </w:tcBorders>
+            <w:tcMar>
+              <w:top w:type="dxa" w:w="30"/>
+              <w:left w:type="dxa" w:w="80"/>
+              <w:bottom w:type="dxa" w:w="30"/>
+              <w:right w:type="dxa" w:w="80"/>
+            </w:tcMar>
+          </w:tcPr>
+          <w:p>
+            <w:pPr>
+              <w:spacing w:after="0" w:line="264"/>
+            </w:pPr>
+            <w:r>
+              <w:rPr>
+                <w:rFonts w:ascii="바탕체" w:cs="바탕체" w:eastAsia="바탕체" w:hAnsi="바탕체"/>
+                <w:b w:val="false"/>
+                <w:bCs w:val="false"/>
+                <w:sz w:val="24"/>
+                <w:szCs w:val="24"/>
               </w:rPr>
               <w:t xml:space="preserve">양진호</w:t>
             </w:r>
@@ -2075,6 +2075,38 @@
         </w:tc>
         <w:tc>
           <w:tcPr>
+            <w:tcW w:type="dxa" w:w="1200"/>
+            <w:tcBorders>
+              <w:top w:val="single" w:color="000000" w:sz="4"/>
+              <w:left w:val="single" w:color="000000" w:sz="4"/>
+              <w:bottom w:val="single" w:color="000000" w:sz="4"/>
+              <w:right w:val="single" w:color="000000" w:sz="4"/>
+            </w:tcBorders>
+            <w:tcMar>
+              <w:top w:type="dxa" w:w="30"/>
+              <w:left w:type="dxa" w:w="80"/>
+              <w:bottom w:type="dxa" w:w="30"/>
+              <w:right w:type="dxa" w:w="80"/>
+            </w:tcMar>
+          </w:tcPr>
+          <w:p>
+            <w:pPr>
+              <w:spacing w:after="0" w:line="264"/>
+            </w:pPr>
+            <w:r>
+              <w:rPr>
+                <w:rFonts w:ascii="바탕체" w:cs="바탕체" w:eastAsia="바탕체" w:hAnsi="바탕체"/>
+                <w:b w:val="false"/>
+                <w:bCs w:val="false"/>
+                <w:sz w:val="24"/>
+                <w:szCs w:val="24"/>
+              </w:rPr>
+              <w:t xml:space="preserve">샘플 후</w:t>
+            </w:r>
+          </w:p>
+        </w:tc>
+        <w:tc>
+          <w:tcPr>
             <w:tcW w:type="dxa" w:w="1100"/>
             <w:tcBorders>
               <w:top w:val="single" w:color="000000" w:sz="4"/>
@@ -2091,47 +2123,15 @@
           </w:tcPr>
           <w:p>
             <w:pPr>
-              <w:spacing w:after="0" w:line="250"/>
-            </w:pPr>
-            <w:r>
-              <w:rPr>
-                <w:rFonts w:ascii="바탕체" w:cs="바탕체" w:eastAsia="바탕체" w:hAnsi="바탕체"/>
-                <w:b w:val="false"/>
-                <w:bCs w:val="false"/>
-                <w:sz w:val="19"/>
-                <w:szCs w:val="19"/>
-              </w:rPr>
-              <w:t xml:space="preserve">샘플 후</w:t>
-            </w:r>
-          </w:p>
-        </w:tc>
-        <w:tc>
-          <w:tcPr>
-            <w:tcW w:type="dxa" w:w="1100"/>
-            <w:tcBorders>
-              <w:top w:val="single" w:color="000000" w:sz="4"/>
-              <w:left w:val="single" w:color="000000" w:sz="4"/>
-              <w:bottom w:val="single" w:color="000000" w:sz="4"/>
-              <w:right w:val="single" w:color="000000" w:sz="4"/>
-            </w:tcBorders>
-            <w:tcMar>
-              <w:top w:type="dxa" w:w="30"/>
-              <w:left w:type="dxa" w:w="80"/>
-              <w:bottom w:type="dxa" w:w="30"/>
-              <w:right w:type="dxa" w:w="80"/>
-            </w:tcMar>
-          </w:tcPr>
-          <w:p>
-            <w:pPr>
-              <w:spacing w:after="0" w:line="250"/>
-            </w:pPr>
-            <w:r>
-              <w:rPr>
-                <w:rFonts w:ascii="바탕체" w:cs="바탕체" w:eastAsia="바탕체" w:hAnsi="바탕체"/>
-                <w:b w:val="false"/>
-                <w:bCs w:val="false"/>
-                <w:sz w:val="19"/>
-                <w:szCs w:val="19"/>
+              <w:spacing w:after="0" w:line="264"/>
+            </w:pPr>
+            <w:r>
+              <w:rPr>
+                <w:rFonts w:ascii="바탕체" w:cs="바탕체" w:eastAsia="바탕체" w:hAnsi="바탕체"/>
+                <w:b w:val="false"/>
+                <w:bCs w:val="false"/>
+                <w:sz w:val="24"/>
+                <w:szCs w:val="24"/>
               </w:rPr>
               <w:t xml:space="preserve">대기</w:t>
             </w:r>
@@ -2160,15 +2160,15 @@
           </w:tcPr>
           <w:p>
             <w:pPr>
-              <w:spacing w:after="0" w:line="250"/>
-            </w:pPr>
-            <w:r>
-              <w:rPr>
-                <w:rFonts w:ascii="바탕체" w:cs="바탕체" w:eastAsia="바탕체" w:hAnsi="바탕체"/>
-                <w:b w:val="false"/>
-                <w:bCs w:val="false"/>
-                <w:sz w:val="19"/>
-                <w:szCs w:val="19"/>
+              <w:spacing w:after="0" w:line="264"/>
+            </w:pPr>
+            <w:r>
+              <w:rPr>
+                <w:rFonts w:ascii="바탕체" w:cs="바탕체" w:eastAsia="바탕체" w:hAnsi="바탕체"/>
+                <w:b w:val="false"/>
+                <w:bCs w:val="false"/>
+                <w:sz w:val="24"/>
+                <w:szCs w:val="24"/>
               </w:rPr>
               <w:t xml:space="preserve">8</w:t>
             </w:r>
@@ -2176,31 +2176,31 @@
         </w:tc>
         <w:tc>
           <w:tcPr>
-            <w:tcW w:type="dxa" w:w="5126"/>
-            <w:tcBorders>
-              <w:top w:val="single" w:color="000000" w:sz="4"/>
-              <w:left w:val="single" w:color="000000" w:sz="4"/>
-              <w:bottom w:val="single" w:color="000000" w:sz="4"/>
-              <w:right w:val="single" w:color="000000" w:sz="4"/>
-            </w:tcBorders>
-            <w:tcMar>
-              <w:top w:type="dxa" w:w="30"/>
-              <w:left w:type="dxa" w:w="80"/>
-              <w:bottom w:type="dxa" w:w="30"/>
-              <w:right w:type="dxa" w:w="80"/>
-            </w:tcMar>
-          </w:tcPr>
-          <w:p>
-            <w:pPr>
-              <w:spacing w:after="0" w:line="250"/>
-            </w:pPr>
-            <w:r>
-              <w:rPr>
-                <w:rFonts w:ascii="바탕체" w:cs="바탕체" w:eastAsia="바탕체" w:hAnsi="바탕체"/>
-                <w:b w:val="false"/>
-                <w:bCs w:val="false"/>
-                <w:sz w:val="19"/>
-                <w:szCs w:val="19"/>
+            <w:tcW w:type="dxa" w:w="4726"/>
+            <w:tcBorders>
+              <w:top w:val="single" w:color="000000" w:sz="4"/>
+              <w:left w:val="single" w:color="000000" w:sz="4"/>
+              <w:bottom w:val="single" w:color="000000" w:sz="4"/>
+              <w:right w:val="single" w:color="000000" w:sz="4"/>
+            </w:tcBorders>
+            <w:tcMar>
+              <w:top w:type="dxa" w:w="30"/>
+              <w:left w:type="dxa" w:w="80"/>
+              <w:bottom w:type="dxa" w:w="30"/>
+              <w:right w:type="dxa" w:w="80"/>
+            </w:tcMar>
+          </w:tcPr>
+          <w:p>
+            <w:pPr>
+              <w:spacing w:after="0" w:line="264"/>
+            </w:pPr>
+            <w:r>
+              <w:rPr>
+                <w:rFonts w:ascii="바탕체" w:cs="바탕체" w:eastAsia="바탕체" w:hAnsi="바탕체"/>
+                <w:b w:val="false"/>
+                <w:bCs w:val="false"/>
+                <w:sz w:val="24"/>
+                <w:szCs w:val="24"/>
               </w:rPr>
               <w:t xml:space="preserve">DX 세부 일자 확인 → DS 상세 일정 확정</w:t>
             </w:r>
@@ -2208,31 +2208,31 @@
         </w:tc>
         <w:tc>
           <w:tcPr>
-            <w:tcW w:type="dxa" w:w="1300"/>
-            <w:tcBorders>
-              <w:top w:val="single" w:color="000000" w:sz="4"/>
-              <w:left w:val="single" w:color="000000" w:sz="4"/>
-              <w:bottom w:val="single" w:color="000000" w:sz="4"/>
-              <w:right w:val="single" w:color="000000" w:sz="4"/>
-            </w:tcBorders>
-            <w:tcMar>
-              <w:top w:type="dxa" w:w="30"/>
-              <w:left w:type="dxa" w:w="80"/>
-              <w:bottom w:type="dxa" w:w="30"/>
-              <w:right w:type="dxa" w:w="80"/>
-            </w:tcMar>
-          </w:tcPr>
-          <w:p>
-            <w:pPr>
-              <w:spacing w:after="0" w:line="250"/>
-            </w:pPr>
-            <w:r>
-              <w:rPr>
-                <w:rFonts w:ascii="바탕체" w:cs="바탕체" w:eastAsia="바탕체" w:hAnsi="바탕체"/>
-                <w:b w:val="false"/>
-                <w:bCs w:val="false"/>
-                <w:sz w:val="19"/>
-                <w:szCs w:val="19"/>
+            <w:tcW w:type="dxa" w:w="1600"/>
+            <w:tcBorders>
+              <w:top w:val="single" w:color="000000" w:sz="4"/>
+              <w:left w:val="single" w:color="000000" w:sz="4"/>
+              <w:bottom w:val="single" w:color="000000" w:sz="4"/>
+              <w:right w:val="single" w:color="000000" w:sz="4"/>
+            </w:tcBorders>
+            <w:tcMar>
+              <w:top w:type="dxa" w:w="30"/>
+              <w:left w:type="dxa" w:w="80"/>
+              <w:bottom w:type="dxa" w:w="30"/>
+              <w:right w:type="dxa" w:w="80"/>
+            </w:tcMar>
+          </w:tcPr>
+          <w:p>
+            <w:pPr>
+              <w:spacing w:after="0" w:line="264"/>
+            </w:pPr>
+            <w:r>
+              <w:rPr>
+                <w:rFonts w:ascii="바탕체" w:cs="바탕체" w:eastAsia="바탕체" w:hAnsi="바탕체"/>
+                <w:b w:val="false"/>
+                <w:bCs w:val="false"/>
+                <w:sz w:val="24"/>
+                <w:szCs w:val="24"/>
               </w:rPr>
               <w:t xml:space="preserve">이한정</w:t>
             </w:r>
@@ -2240,6 +2240,38 @@
         </w:tc>
         <w:tc>
           <w:tcPr>
+            <w:tcW w:type="dxa" w:w="1200"/>
+            <w:tcBorders>
+              <w:top w:val="single" w:color="000000" w:sz="4"/>
+              <w:left w:val="single" w:color="000000" w:sz="4"/>
+              <w:bottom w:val="single" w:color="000000" w:sz="4"/>
+              <w:right w:val="single" w:color="000000" w:sz="4"/>
+            </w:tcBorders>
+            <w:tcMar>
+              <w:top w:type="dxa" w:w="30"/>
+              <w:left w:type="dxa" w:w="80"/>
+              <w:bottom w:type="dxa" w:w="30"/>
+              <w:right w:type="dxa" w:w="80"/>
+            </w:tcMar>
+          </w:tcPr>
+          <w:p>
+            <w:pPr>
+              <w:spacing w:after="0" w:line="264"/>
+            </w:pPr>
+            <w:r>
+              <w:rPr>
+                <w:rFonts w:ascii="바탕체" w:cs="바탕체" w:eastAsia="바탕체" w:hAnsi="바탕체"/>
+                <w:b w:val="false"/>
+                <w:bCs w:val="false"/>
+                <w:sz w:val="24"/>
+                <w:szCs w:val="24"/>
+              </w:rPr>
+              <w:t xml:space="preserve">수시</w:t>
+            </w:r>
+          </w:p>
+        </w:tc>
+        <w:tc>
+          <w:tcPr>
             <w:tcW w:type="dxa" w:w="1100"/>
             <w:tcBorders>
               <w:top w:val="single" w:color="000000" w:sz="4"/>
@@ -2256,47 +2288,15 @@
           </w:tcPr>
           <w:p>
             <w:pPr>
-              <w:spacing w:after="0" w:line="250"/>
-            </w:pPr>
-            <w:r>
-              <w:rPr>
-                <w:rFonts w:ascii="바탕체" w:cs="바탕체" w:eastAsia="바탕체" w:hAnsi="바탕체"/>
-                <w:b w:val="false"/>
-                <w:bCs w:val="false"/>
-                <w:sz w:val="19"/>
-                <w:szCs w:val="19"/>
-              </w:rPr>
-              <w:t xml:space="preserve">수시</w:t>
-            </w:r>
-          </w:p>
-        </w:tc>
-        <w:tc>
-          <w:tcPr>
-            <w:tcW w:type="dxa" w:w="1100"/>
-            <w:tcBorders>
-              <w:top w:val="single" w:color="000000" w:sz="4"/>
-              <w:left w:val="single" w:color="000000" w:sz="4"/>
-              <w:bottom w:val="single" w:color="000000" w:sz="4"/>
-              <w:right w:val="single" w:color="000000" w:sz="4"/>
-            </w:tcBorders>
-            <w:tcMar>
-              <w:top w:type="dxa" w:w="30"/>
-              <w:left w:type="dxa" w:w="80"/>
-              <w:bottom w:type="dxa" w:w="30"/>
-              <w:right w:type="dxa" w:w="80"/>
-            </w:tcMar>
-          </w:tcPr>
-          <w:p>
-            <w:pPr>
-              <w:spacing w:after="0" w:line="250"/>
-            </w:pPr>
-            <w:r>
-              <w:rPr>
-                <w:rFonts w:ascii="바탕체" w:cs="바탕체" w:eastAsia="바탕체" w:hAnsi="바탕체"/>
-                <w:b w:val="false"/>
-                <w:bCs w:val="false"/>
-                <w:sz w:val="19"/>
-                <w:szCs w:val="19"/>
+              <w:spacing w:after="0" w:line="264"/>
+            </w:pPr>
+            <w:r>
+              <w:rPr>
+                <w:rFonts w:ascii="바탕체" w:cs="바탕체" w:eastAsia="바탕체" w:hAnsi="바탕체"/>
+                <w:b w:val="false"/>
+                <w:bCs w:val="false"/>
+                <w:sz w:val="24"/>
+                <w:szCs w:val="24"/>
               </w:rPr>
               <w:t xml:space="preserve">진행 중</w:t>
             </w:r>
@@ -2325,15 +2325,15 @@
           </w:tcPr>
           <w:p>
             <w:pPr>
-              <w:spacing w:after="0" w:line="250"/>
-            </w:pPr>
-            <w:r>
-              <w:rPr>
-                <w:rFonts w:ascii="바탕체" w:cs="바탕체" w:eastAsia="바탕체" w:hAnsi="바탕체"/>
-                <w:b w:val="false"/>
-                <w:bCs w:val="false"/>
-                <w:sz w:val="19"/>
-                <w:szCs w:val="19"/>
+              <w:spacing w:after="0" w:line="264"/>
+            </w:pPr>
+            <w:r>
+              <w:rPr>
+                <w:rFonts w:ascii="바탕체" w:cs="바탕체" w:eastAsia="바탕체" w:hAnsi="바탕체"/>
+                <w:b w:val="false"/>
+                <w:bCs w:val="false"/>
+                <w:sz w:val="24"/>
+                <w:szCs w:val="24"/>
               </w:rPr>
               <w:t xml:space="preserve">9</w:t>
             </w:r>
@@ -2341,31 +2341,31 @@
         </w:tc>
         <w:tc>
           <w:tcPr>
-            <w:tcW w:type="dxa" w:w="5126"/>
-            <w:tcBorders>
-              <w:top w:val="single" w:color="000000" w:sz="4"/>
-              <w:left w:val="single" w:color="000000" w:sz="4"/>
-              <w:bottom w:val="single" w:color="000000" w:sz="4"/>
-              <w:right w:val="single" w:color="000000" w:sz="4"/>
-            </w:tcBorders>
-            <w:tcMar>
-              <w:top w:type="dxa" w:w="30"/>
-              <w:left w:type="dxa" w:w="80"/>
-              <w:bottom w:type="dxa" w:w="30"/>
-              <w:right w:type="dxa" w:w="80"/>
-            </w:tcMar>
-          </w:tcPr>
-          <w:p>
-            <w:pPr>
-              <w:spacing w:after="0" w:line="250"/>
-            </w:pPr>
-            <w:r>
-              <w:rPr>
-                <w:rFonts w:ascii="바탕체" w:cs="바탕체" w:eastAsia="바탕체" w:hAnsi="바탕체"/>
-                <w:b w:val="false"/>
-                <w:bCs w:val="false"/>
-                <w:sz w:val="19"/>
-                <w:szCs w:val="19"/>
+            <w:tcW w:type="dxa" w:w="4726"/>
+            <w:tcBorders>
+              <w:top w:val="single" w:color="000000" w:sz="4"/>
+              <w:left w:val="single" w:color="000000" w:sz="4"/>
+              <w:bottom w:val="single" w:color="000000" w:sz="4"/>
+              <w:right w:val="single" w:color="000000" w:sz="4"/>
+            </w:tcBorders>
+            <w:tcMar>
+              <w:top w:type="dxa" w:w="30"/>
+              <w:left w:type="dxa" w:w="80"/>
+              <w:bottom w:type="dxa" w:w="30"/>
+              <w:right w:type="dxa" w:w="80"/>
+            </w:tcMar>
+          </w:tcPr>
+          <w:p>
+            <w:pPr>
+              <w:spacing w:after="0" w:line="264"/>
+            </w:pPr>
+            <w:r>
+              <w:rPr>
+                <w:rFonts w:ascii="바탕체" w:cs="바탕체" w:eastAsia="바탕체" w:hAnsi="바탕체"/>
+                <w:b w:val="false"/>
+                <w:bCs w:val="false"/>
+                <w:sz w:val="24"/>
+                <w:szCs w:val="24"/>
               </w:rPr>
               <w:t xml:space="preserve">김용호 프로 측 DS 진행 계획 공유</w:t>
             </w:r>
@@ -2373,31 +2373,31 @@
         </w:tc>
         <w:tc>
           <w:tcPr>
-            <w:tcW w:type="dxa" w:w="1300"/>
-            <w:tcBorders>
-              <w:top w:val="single" w:color="000000" w:sz="4"/>
-              <w:left w:val="single" w:color="000000" w:sz="4"/>
-              <w:bottom w:val="single" w:color="000000" w:sz="4"/>
-              <w:right w:val="single" w:color="000000" w:sz="4"/>
-            </w:tcBorders>
-            <w:tcMar>
-              <w:top w:type="dxa" w:w="30"/>
-              <w:left w:type="dxa" w:w="80"/>
-              <w:bottom w:type="dxa" w:w="30"/>
-              <w:right w:type="dxa" w:w="80"/>
-            </w:tcMar>
-          </w:tcPr>
-          <w:p>
-            <w:pPr>
-              <w:spacing w:after="0" w:line="250"/>
-            </w:pPr>
-            <w:r>
-              <w:rPr>
-                <w:rFonts w:ascii="바탕체" w:cs="바탕체" w:eastAsia="바탕체" w:hAnsi="바탕체"/>
-                <w:b w:val="false"/>
-                <w:bCs w:val="false"/>
-                <w:sz w:val="19"/>
-                <w:szCs w:val="19"/>
+            <w:tcW w:type="dxa" w:w="1600"/>
+            <w:tcBorders>
+              <w:top w:val="single" w:color="000000" w:sz="4"/>
+              <w:left w:val="single" w:color="000000" w:sz="4"/>
+              <w:bottom w:val="single" w:color="000000" w:sz="4"/>
+              <w:right w:val="single" w:color="000000" w:sz="4"/>
+            </w:tcBorders>
+            <w:tcMar>
+              <w:top w:type="dxa" w:w="30"/>
+              <w:left w:type="dxa" w:w="80"/>
+              <w:bottom w:type="dxa" w:w="30"/>
+              <w:right w:type="dxa" w:w="80"/>
+            </w:tcMar>
+          </w:tcPr>
+          <w:p>
+            <w:pPr>
+              <w:spacing w:after="0" w:line="264"/>
+            </w:pPr>
+            <w:r>
+              <w:rPr>
+                <w:rFonts w:ascii="바탕체" w:cs="바탕체" w:eastAsia="바탕체" w:hAnsi="바탕체"/>
+                <w:b w:val="false"/>
+                <w:bCs w:val="false"/>
+                <w:sz w:val="24"/>
+                <w:szCs w:val="24"/>
               </w:rPr>
               <w:t xml:space="preserve">김기훈 부장</w:t>
             </w:r>
@@ -2405,6 +2405,38 @@
         </w:tc>
         <w:tc>
           <w:tcPr>
+            <w:tcW w:type="dxa" w:w="1200"/>
+            <w:tcBorders>
+              <w:top w:val="single" w:color="000000" w:sz="4"/>
+              <w:left w:val="single" w:color="000000" w:sz="4"/>
+              <w:bottom w:val="single" w:color="000000" w:sz="4"/>
+              <w:right w:val="single" w:color="000000" w:sz="4"/>
+            </w:tcBorders>
+            <w:tcMar>
+              <w:top w:type="dxa" w:w="30"/>
+              <w:left w:type="dxa" w:w="80"/>
+              <w:bottom w:type="dxa" w:w="30"/>
+              <w:right w:type="dxa" w:w="80"/>
+            </w:tcMar>
+          </w:tcPr>
+          <w:p>
+            <w:pPr>
+              <w:spacing w:after="0" w:line="264"/>
+            </w:pPr>
+            <w:r>
+              <w:rPr>
+                <w:rFonts w:ascii="바탕체" w:cs="바탕체" w:eastAsia="바탕체" w:hAnsi="바탕체"/>
+                <w:b w:val="false"/>
+                <w:bCs w:val="false"/>
+                <w:sz w:val="24"/>
+                <w:szCs w:val="24"/>
+              </w:rPr>
+              <w:t xml:space="preserve">수시</w:t>
+            </w:r>
+          </w:p>
+        </w:tc>
+        <w:tc>
+          <w:tcPr>
             <w:tcW w:type="dxa" w:w="1100"/>
             <w:tcBorders>
               <w:top w:val="single" w:color="000000" w:sz="4"/>
@@ -2421,47 +2453,15 @@
           </w:tcPr>
           <w:p>
             <w:pPr>
-              <w:spacing w:after="0" w:line="250"/>
-            </w:pPr>
-            <w:r>
-              <w:rPr>
-                <w:rFonts w:ascii="바탕체" w:cs="바탕체" w:eastAsia="바탕체" w:hAnsi="바탕체"/>
-                <w:b w:val="false"/>
-                <w:bCs w:val="false"/>
-                <w:sz w:val="19"/>
-                <w:szCs w:val="19"/>
-              </w:rPr>
-              <w:t xml:space="preserve">수시</w:t>
-            </w:r>
-          </w:p>
-        </w:tc>
-        <w:tc>
-          <w:tcPr>
-            <w:tcW w:type="dxa" w:w="1100"/>
-            <w:tcBorders>
-              <w:top w:val="single" w:color="000000" w:sz="4"/>
-              <w:left w:val="single" w:color="000000" w:sz="4"/>
-              <w:bottom w:val="single" w:color="000000" w:sz="4"/>
-              <w:right w:val="single" w:color="000000" w:sz="4"/>
-            </w:tcBorders>
-            <w:tcMar>
-              <w:top w:type="dxa" w:w="30"/>
-              <w:left w:type="dxa" w:w="80"/>
-              <w:bottom w:type="dxa" w:w="30"/>
-              <w:right w:type="dxa" w:w="80"/>
-            </w:tcMar>
-          </w:tcPr>
-          <w:p>
-            <w:pPr>
-              <w:spacing w:after="0" w:line="250"/>
-            </w:pPr>
-            <w:r>
-              <w:rPr>
-                <w:rFonts w:ascii="바탕체" w:cs="바탕체" w:eastAsia="바탕체" w:hAnsi="바탕체"/>
-                <w:b w:val="false"/>
-                <w:bCs w:val="false"/>
-                <w:sz w:val="19"/>
-                <w:szCs w:val="19"/>
+              <w:spacing w:after="0" w:line="264"/>
+            </w:pPr>
+            <w:r>
+              <w:rPr>
+                <w:rFonts w:ascii="바탕체" w:cs="바탕체" w:eastAsia="바탕체" w:hAnsi="바탕체"/>
+                <w:b w:val="false"/>
+                <w:bCs w:val="false"/>
+                <w:sz w:val="24"/>
+                <w:szCs w:val="24"/>
               </w:rPr>
               <w:t xml:space="preserve">-</w:t>
             </w:r>
@@ -2478,8 +2478,8 @@
           <w:rFonts w:ascii="바탕체" w:cs="바탕체" w:eastAsia="바탕체" w:hAnsi="바탕체"/>
           <w:b/>
           <w:bCs/>
-          <w:sz w:val="20"/>
-          <w:szCs w:val="20"/>
+          <w:sz w:val="28"/>
+          <w:szCs w:val="28"/>
         </w:rPr>
         <w:t xml:space="preserve">리스크</w:t>
       </w:r>
@@ -2492,8 +2492,8 @@
       <w:r>
         <w:rPr>
           <w:rFonts w:ascii="바탕체" w:cs="바탕체" w:eastAsia="바탕체" w:hAnsi="바탕체"/>
-          <w:sz w:val="20"/>
-          <w:szCs w:val="20"/>
+          <w:sz w:val="24"/>
+          <w:szCs w:val="24"/>
         </w:rPr>
         <w:t xml:space="preserve">- 샘플 전달·개발팀 착수 지연 시 11월 테스트 착수 불가 → 10월 내 처리</w:t>
       </w:r>
@@ -2506,8 +2506,8 @@
       <w:r>
         <w:rPr>
           <w:rFonts w:ascii="바탕체" w:cs="바탕체" w:eastAsia="바탕체" w:hAnsi="바탕체"/>
-          <w:sz w:val="20"/>
-          <w:szCs w:val="20"/>
+          <w:sz w:val="24"/>
+          <w:szCs w:val="24"/>
         </w:rPr>
         <w:t xml:space="preserve">- 보안 절차·계정 발급 리드타임 → 지원 요청 회신과 무관하게 즉시 신청</w:t>
       </w:r>
@@ -2520,8 +2520,8 @@
       <w:r>
         <w:rPr>
           <w:rFonts w:ascii="바탕체" w:cs="바탕체" w:eastAsia="바탕체" w:hAnsi="바탕체"/>
-          <w:sz w:val="20"/>
-          <w:szCs w:val="20"/>
+          <w:sz w:val="24"/>
+          <w:szCs w:val="24"/>
         </w:rPr>
         <w:t xml:space="preserve">- DS 양식이 그룹과 다를 경우 추가 개발로 지연 가능 → 샘플 조기 판정</w:t>
       </w:r>
@@ -2534,8 +2534,8 @@
       <w:r>
         <w:rPr>
           <w:rFonts w:ascii="바탕체" w:cs="바탕체" w:eastAsia="바탕체" w:hAnsi="바탕체"/>
-          <w:sz w:val="20"/>
-          <w:szCs w:val="20"/>
+          <w:sz w:val="24"/>
+          <w:szCs w:val="24"/>
         </w:rPr>
         <w:t xml:space="preserve">- 외부 AI 전송 보안 정책, AI 크레딧 비용(회당 300~350) → 사전 확인</w:t>
       </w:r>
@@ -2554,21 +2554,21 @@
           <w:rFonts w:ascii="바탕체" w:cs="바탕체" w:eastAsia="바탕체" w:hAnsi="바탕체"/>
           <w:b/>
           <w:bCs/>
-          <w:sz w:val="26"/>
-          <w:szCs w:val="26"/>
+          <w:sz w:val="36"/>
+          <w:szCs w:val="36"/>
         </w:rPr>
         <w:t xml:space="preserve">2. 일지</w:t>
       </w:r>
     </w:p>
     <w:p>
       <w:pPr>
-        <w:spacing w:after="60" w:line="264"/>
-      </w:pPr>
-      <w:r>
-        <w:rPr>
-          <w:rFonts w:ascii="바탕체" w:cs="바탕체" w:eastAsia="바탕체" w:hAnsi="바탕체"/>
-          <w:sz w:val="20"/>
-          <w:szCs w:val="20"/>
+        <w:spacing w:after="60" w:line="288"/>
+      </w:pPr>
+      <w:r>
+        <w:rPr>
+          <w:rFonts w:ascii="바탕체" w:cs="바탕체" w:eastAsia="바탕체" w:hAnsi="바탕체"/>
+          <w:sz w:val="24"/>
+          <w:szCs w:val="24"/>
         </w:rPr>
         <w:t xml:space="preserve">최신 날짜가 위.</w:t>
       </w:r>
@@ -2582,8 +2582,8 @@
           <w:rFonts w:ascii="바탕체" w:cs="바탕체" w:eastAsia="바탕체" w:hAnsi="바탕체"/>
           <w:b/>
           <w:bCs/>
-          <w:sz w:val="22"/>
-          <w:szCs w:val="22"/>
+          <w:sz w:val="32"/>
+          <w:szCs w:val="32"/>
         </w:rPr>
         <w:t xml:space="preserve">10.28 (수)</w:t>
       </w:r>
@@ -2597,8 +2597,8 @@
           <w:rFonts w:ascii="바탕체" w:cs="바탕체" w:eastAsia="바탕체" w:hAnsi="바탕체"/>
           <w:b/>
           <w:bCs/>
-          <w:sz w:val="20"/>
-          <w:szCs w:val="20"/>
+          <w:sz w:val="24"/>
+          <w:szCs w:val="24"/>
         </w:rPr>
         <w:t xml:space="preserve">아침 보고 (이한정) — 초안</w:t>
       </w:r>
@@ -2610,8 +2610,8 @@
       <w:r>
         <w:rPr>
           <w:rFonts w:ascii="바탕체" w:cs="바탕체" w:eastAsia="바탕체" w:hAnsi="바탕체"/>
-          <w:sz w:val="20"/>
-          <w:szCs w:val="20"/>
+          <w:sz w:val="24"/>
+          <w:szCs w:val="24"/>
         </w:rPr>
         <w:t xml:space="preserve">&lt;스크랩 하이라이트 DS 도입&gt;</w:t>
       </w:r>
@@ -2623,8 +2623,8 @@
       <w:r>
         <w:rPr>
           <w:rFonts w:ascii="바탕체" w:cs="바탕체" w:eastAsia="바탕체" w:hAnsi="바탕체"/>
-          <w:sz w:val="20"/>
-          <w:szCs w:val="20"/>
+          <w:sz w:val="24"/>
+          <w:szCs w:val="24"/>
         </w:rPr>
         <w:t xml:space="preserve">금일 진행계획 보고드립니다 (10.28)</w:t>
       </w:r>
@@ -2636,8 +2636,8 @@
       <w:r>
         <w:rPr>
           <w:rFonts w:ascii="바탕체" w:cs="바탕체" w:eastAsia="바탕체" w:hAnsi="바탕체"/>
-          <w:sz w:val="20"/>
-          <w:szCs w:val="20"/>
+          <w:sz w:val="24"/>
+          <w:szCs w:val="24"/>
         </w:rPr>
         <w:t xml:space="preserve"/>
       </w:r>
@@ -2649,8 +2649,8 @@
       <w:r>
         <w:rPr>
           <w:rFonts w:ascii="바탕체" w:cs="바탕체" w:eastAsia="바탕체" w:hAnsi="바탕체"/>
-          <w:sz w:val="20"/>
-          <w:szCs w:val="20"/>
+          <w:sz w:val="24"/>
+          <w:szCs w:val="24"/>
         </w:rPr>
         <w:t xml:space="preserve"/>
       </w:r>
@@ -2662,8 +2662,8 @@
       <w:r>
         <w:rPr>
           <w:rFonts w:ascii="바탕체" w:cs="바탕체" w:eastAsia="바탕체" w:hAnsi="바탕체"/>
-          <w:sz w:val="20"/>
-          <w:szCs w:val="20"/>
+          <w:sz w:val="24"/>
+          <w:szCs w:val="24"/>
         </w:rPr>
         <w:t xml:space="preserve">1. 현재 단계</w:t>
       </w:r>
@@ -2675,8 +2675,8 @@
       <w:r>
         <w:rPr>
           <w:rFonts w:ascii="바탕체" w:cs="바탕체" w:eastAsia="바탕체" w:hAnsi="바탕체"/>
-          <w:sz w:val="20"/>
-          <w:szCs w:val="20"/>
+          <w:sz w:val="24"/>
+          <w:szCs w:val="24"/>
         </w:rPr>
         <w:t xml:space="preserve"/>
       </w:r>
@@ -2688,8 +2688,8 @@
       <w:r>
         <w:rPr>
           <w:rFonts w:ascii="바탕체" w:cs="바탕체" w:eastAsia="바탕체" w:hAnsi="바탕체"/>
-          <w:sz w:val="20"/>
-          <w:szCs w:val="20"/>
+          <w:sz w:val="24"/>
+          <w:szCs w:val="24"/>
         </w:rPr>
         <w:t xml:space="preserve">□ 지원 요청 단계</w:t>
       </w:r>
@@ -2701,8 +2701,8 @@
       <w:r>
         <w:rPr>
           <w:rFonts w:ascii="바탕체" w:cs="바탕체" w:eastAsia="바탕체" w:hAnsi="바탕체"/>
-          <w:sz w:val="20"/>
-          <w:szCs w:val="20"/>
+          <w:sz w:val="24"/>
+          <w:szCs w:val="24"/>
         </w:rPr>
         <w:t xml:space="preserve">     (지원 요청 → 샘플 판정 →</w:t>
       </w:r>
@@ -2714,8 +2714,8 @@
       <w:r>
         <w:rPr>
           <w:rFonts w:ascii="바탕체" w:cs="바탕체" w:eastAsia="바탕체" w:hAnsi="바탕체"/>
-          <w:sz w:val="20"/>
-          <w:szCs w:val="20"/>
+          <w:sz w:val="24"/>
+          <w:szCs w:val="24"/>
         </w:rPr>
         <w:t xml:space="preserve">     환경·보안 준비 → 11월 테스트</w:t>
       </w:r>
@@ -2727,8 +2727,8 @@
       <w:r>
         <w:rPr>
           <w:rFonts w:ascii="바탕체" w:cs="바탕체" w:eastAsia="바탕체" w:hAnsi="바탕체"/>
-          <w:sz w:val="20"/>
-          <w:szCs w:val="20"/>
+          <w:sz w:val="24"/>
+          <w:szCs w:val="24"/>
         </w:rPr>
         <w:t xml:space="preserve">     → 12월 초 적용)</w:t>
       </w:r>
@@ -2740,8 +2740,8 @@
       <w:r>
         <w:rPr>
           <w:rFonts w:ascii="바탕체" w:cs="바탕체" w:eastAsia="바탕체" w:hAnsi="바탕체"/>
-          <w:sz w:val="20"/>
-          <w:szCs w:val="20"/>
+          <w:sz w:val="24"/>
+          <w:szCs w:val="24"/>
         </w:rPr>
         <w:t xml:space="preserve"/>
       </w:r>
@@ -2753,8 +2753,8 @@
       <w:r>
         <w:rPr>
           <w:rFonts w:ascii="바탕체" w:cs="바탕체" w:eastAsia="바탕체" w:hAnsi="바탕체"/>
-          <w:sz w:val="20"/>
-          <w:szCs w:val="20"/>
+          <w:sz w:val="24"/>
+          <w:szCs w:val="24"/>
         </w:rPr>
         <w:t xml:space="preserve"> - 팀장님 명의 지원 요청 메일</w:t>
       </w:r>
@@ -2766,8 +2766,8 @@
       <w:r>
         <w:rPr>
           <w:rFonts w:ascii="바탕체" w:cs="바탕체" w:eastAsia="바탕체" w:hAnsi="바탕체"/>
-          <w:sz w:val="20"/>
-          <w:szCs w:val="20"/>
+          <w:sz w:val="24"/>
+          <w:szCs w:val="24"/>
         </w:rPr>
         <w:t xml:space="preserve">     발송 완료 (10.27),</w:t>
       </w:r>
@@ -2779,8 +2779,8 @@
       <w:r>
         <w:rPr>
           <w:rFonts w:ascii="바탕체" w:cs="바탕체" w:eastAsia="바탕체" w:hAnsi="바탕체"/>
-          <w:sz w:val="20"/>
-          <w:szCs w:val="20"/>
+          <w:sz w:val="24"/>
+          <w:szCs w:val="24"/>
         </w:rPr>
         <w:t xml:space="preserve">     회신 대기</w:t>
       </w:r>
@@ -2792,8 +2792,8 @@
       <w:r>
         <w:rPr>
           <w:rFonts w:ascii="바탕체" w:cs="바탕체" w:eastAsia="바탕체" w:hAnsi="바탕체"/>
-          <w:sz w:val="20"/>
-          <w:szCs w:val="20"/>
+          <w:sz w:val="24"/>
+          <w:szCs w:val="24"/>
         </w:rPr>
         <w:t xml:space="preserve"/>
       </w:r>
@@ -2805,8 +2805,8 @@
       <w:r>
         <w:rPr>
           <w:rFonts w:ascii="바탕체" w:cs="바탕체" w:eastAsia="바탕체" w:hAnsi="바탕체"/>
-          <w:sz w:val="20"/>
-          <w:szCs w:val="20"/>
+          <w:sz w:val="24"/>
+          <w:szCs w:val="24"/>
         </w:rPr>
         <w:t xml:space="preserve"/>
       </w:r>
@@ -2818,8 +2818,8 @@
       <w:r>
         <w:rPr>
           <w:rFonts w:ascii="바탕체" w:cs="바탕체" w:eastAsia="바탕체" w:hAnsi="바탕체"/>
-          <w:sz w:val="20"/>
-          <w:szCs w:val="20"/>
+          <w:sz w:val="24"/>
+          <w:szCs w:val="24"/>
         </w:rPr>
         <w:t xml:space="preserve">2. 금일 진행계획</w:t>
       </w:r>
@@ -2831,8 +2831,8 @@
       <w:r>
         <w:rPr>
           <w:rFonts w:ascii="바탕체" w:cs="바탕체" w:eastAsia="바탕체" w:hAnsi="바탕체"/>
-          <w:sz w:val="20"/>
-          <w:szCs w:val="20"/>
+          <w:sz w:val="24"/>
+          <w:szCs w:val="24"/>
         </w:rPr>
         <w:t xml:space="preserve"/>
       </w:r>
@@ -2844,8 +2844,8 @@
       <w:r>
         <w:rPr>
           <w:rFonts w:ascii="바탕체" w:cs="바탕체" w:eastAsia="바탕체" w:hAnsi="바탕체"/>
-          <w:sz w:val="20"/>
-          <w:szCs w:val="20"/>
+          <w:sz w:val="24"/>
+          <w:szCs w:val="24"/>
         </w:rPr>
         <w:t xml:space="preserve">① DS 샘플 준비 및 전달 일정 협의</w:t>
       </w:r>
@@ -2857,8 +2857,8 @@
       <w:r>
         <w:rPr>
           <w:rFonts w:ascii="바탕체" w:cs="바탕체" w:eastAsia="바탕체" w:hAnsi="바탕체"/>
-          <w:sz w:val="20"/>
-          <w:szCs w:val="20"/>
+          <w:sz w:val="24"/>
+          <w:szCs w:val="24"/>
         </w:rPr>
         <w:t xml:space="preserve"/>
       </w:r>
@@ -2870,8 +2870,8 @@
       <w:r>
         <w:rPr>
           <w:rFonts w:ascii="바탕체" w:cs="바탕체" w:eastAsia="바탕체" w:hAnsi="바탕체"/>
-          <w:sz w:val="20"/>
-          <w:szCs w:val="20"/>
+          <w:sz w:val="24"/>
+          <w:szCs w:val="24"/>
         </w:rPr>
         <w:t xml:space="preserve"> - DS 스크랩·수기 하이라이트</w:t>
       </w:r>
@@ -2883,8 +2883,8 @@
       <w:r>
         <w:rPr>
           <w:rFonts w:ascii="바탕체" w:cs="바탕체" w:eastAsia="바탕체" w:hAnsi="바탕체"/>
-          <w:sz w:val="20"/>
-          <w:szCs w:val="20"/>
+          <w:sz w:val="24"/>
+          <w:szCs w:val="24"/>
         </w:rPr>
         <w:t xml:space="preserve">     샘플, 묶음 기사 정보 준비</w:t>
       </w:r>
@@ -2896,8 +2896,8 @@
       <w:r>
         <w:rPr>
           <w:rFonts w:ascii="바탕체" w:cs="바탕체" w:eastAsia="바탕체" w:hAnsi="바탕체"/>
-          <w:sz w:val="20"/>
-          <w:szCs w:val="20"/>
+          <w:sz w:val="24"/>
+          <w:szCs w:val="24"/>
         </w:rPr>
         <w:t xml:space="preserve">     (양진호)</w:t>
       </w:r>
@@ -2909,8 +2909,8 @@
       <w:r>
         <w:rPr>
           <w:rFonts w:ascii="바탕체" w:cs="바탕체" w:eastAsia="바탕체" w:hAnsi="바탕체"/>
-          <w:sz w:val="20"/>
-          <w:szCs w:val="20"/>
+          <w:sz w:val="24"/>
+          <w:szCs w:val="24"/>
         </w:rPr>
         <w:t xml:space="preserve"/>
       </w:r>
@@ -2922,8 +2922,8 @@
       <w:r>
         <w:rPr>
           <w:rFonts w:ascii="바탕체" w:cs="바탕체" w:eastAsia="바탕체" w:hAnsi="바탕체"/>
-          <w:sz w:val="20"/>
-          <w:szCs w:val="20"/>
+          <w:sz w:val="24"/>
+          <w:szCs w:val="24"/>
         </w:rPr>
         <w:t xml:space="preserve">② 보안 절차 확인 및 신청 착수</w:t>
       </w:r>
@@ -2935,8 +2935,8 @@
       <w:r>
         <w:rPr>
           <w:rFonts w:ascii="바탕체" w:cs="바탕체" w:eastAsia="바탕체" w:hAnsi="바탕체"/>
-          <w:sz w:val="20"/>
-          <w:szCs w:val="20"/>
+          <w:sz w:val="24"/>
+          <w:szCs w:val="24"/>
         </w:rPr>
         <w:t xml:space="preserve"/>
       </w:r>
@@ -2948,8 +2948,8 @@
       <w:r>
         <w:rPr>
           <w:rFonts w:ascii="바탕체" w:cs="바탕체" w:eastAsia="바탕체" w:hAnsi="바탕체"/>
-          <w:sz w:val="20"/>
-          <w:szCs w:val="20"/>
+          <w:sz w:val="24"/>
+          <w:szCs w:val="24"/>
         </w:rPr>
         <w:t xml:space="preserve"> - OCR 서버 방화벽 등록,</w:t>
       </w:r>
@@ -2961,8 +2961,8 @@
       <w:r>
         <w:rPr>
           <w:rFonts w:ascii="바탕체" w:cs="바탕체" w:eastAsia="바탕체" w:hAnsi="바탕체"/>
-          <w:sz w:val="20"/>
-          <w:szCs w:val="20"/>
+          <w:sz w:val="24"/>
+          <w:szCs w:val="24"/>
         </w:rPr>
         <w:t xml:space="preserve">     NASCA/DRM 신뢰 등록</w:t>
       </w:r>
@@ -2974,8 +2974,8 @@
       <w:r>
         <w:rPr>
           <w:rFonts w:ascii="바탕체" w:cs="바탕체" w:eastAsia="바탕체" w:hAnsi="바탕체"/>
-          <w:sz w:val="20"/>
-          <w:szCs w:val="20"/>
+          <w:sz w:val="24"/>
+          <w:szCs w:val="24"/>
         </w:rPr>
         <w:t xml:space="preserve">     담당 부서·소요기간 확인</w:t>
       </w:r>
@@ -2987,8 +2987,8 @@
       <w:r>
         <w:rPr>
           <w:rFonts w:ascii="바탕체" w:cs="바탕체" w:eastAsia="바탕체" w:hAnsi="바탕체"/>
-          <w:sz w:val="20"/>
-          <w:szCs w:val="20"/>
+          <w:sz w:val="24"/>
+          <w:szCs w:val="24"/>
         </w:rPr>
         <w:t xml:space="preserve">     (이한정)</w:t>
       </w:r>
@@ -3000,8 +3000,8 @@
       <w:r>
         <w:rPr>
           <w:rFonts w:ascii="바탕체" w:cs="바탕체" w:eastAsia="바탕체" w:hAnsi="바탕체"/>
-          <w:sz w:val="20"/>
-          <w:szCs w:val="20"/>
+          <w:sz w:val="24"/>
+          <w:szCs w:val="24"/>
         </w:rPr>
         <w:t xml:space="preserve"/>
       </w:r>
@@ -3013,8 +3013,8 @@
       <w:r>
         <w:rPr>
           <w:rFonts w:ascii="바탕체" w:cs="바탕체" w:eastAsia="바탕체" w:hAnsi="바탕체"/>
-          <w:sz w:val="20"/>
-          <w:szCs w:val="20"/>
+          <w:sz w:val="24"/>
+          <w:szCs w:val="24"/>
         </w:rPr>
         <w:t xml:space="preserve">③ 사용 환경 준비</w:t>
       </w:r>
@@ -3026,8 +3026,8 @@
       <w:r>
         <w:rPr>
           <w:rFonts w:ascii="바탕체" w:cs="바탕체" w:eastAsia="바탕체" w:hAnsi="바탕체"/>
-          <w:sz w:val="20"/>
-          <w:szCs w:val="20"/>
+          <w:sz w:val="24"/>
+          <w:szCs w:val="24"/>
         </w:rPr>
         <w:t xml:space="preserve"/>
       </w:r>
@@ -3039,8 +3039,8 @@
       <w:r>
         <w:rPr>
           <w:rFonts w:ascii="바탕체" w:cs="바탕체" w:eastAsia="바탕체" w:hAnsi="바탕체"/>
-          <w:sz w:val="20"/>
-          <w:szCs w:val="20"/>
+          <w:sz w:val="24"/>
+          <w:szCs w:val="24"/>
         </w:rPr>
         <w:t xml:space="preserve"> - GPT Tier 4 계정 신청 절차,</w:t>
       </w:r>
@@ -3052,8 +3052,8 @@
       <w:r>
         <w:rPr>
           <w:rFonts w:ascii="바탕체" w:cs="바탕체" w:eastAsia="바탕체" w:hAnsi="바탕체"/>
-          <w:sz w:val="20"/>
-          <w:szCs w:val="20"/>
+          <w:sz w:val="24"/>
+          <w:szCs w:val="24"/>
         </w:rPr>
         <w:t xml:space="preserve">     스크랩 PC 사양 확인</w:t>
       </w:r>
@@ -3065,8 +3065,8 @@
       <w:r>
         <w:rPr>
           <w:rFonts w:ascii="바탕체" w:cs="바탕체" w:eastAsia="바탕체" w:hAnsi="바탕체"/>
-          <w:sz w:val="20"/>
-          <w:szCs w:val="20"/>
+          <w:sz w:val="24"/>
+          <w:szCs w:val="24"/>
         </w:rPr>
         <w:t xml:space="preserve">     (이한정)</w:t>
       </w:r>
@@ -3078,8 +3078,8 @@
       <w:r>
         <w:rPr>
           <w:rFonts w:ascii="바탕체" w:cs="바탕체" w:eastAsia="바탕체" w:hAnsi="바탕체"/>
-          <w:sz w:val="20"/>
-          <w:szCs w:val="20"/>
+          <w:sz w:val="24"/>
+          <w:szCs w:val="24"/>
         </w:rPr>
         <w:t xml:space="preserve"/>
       </w:r>
@@ -3091,8 +3091,8 @@
       <w:r>
         <w:rPr>
           <w:rFonts w:ascii="바탕체" w:cs="바탕체" w:eastAsia="바탕체" w:hAnsi="바탕체"/>
-          <w:sz w:val="20"/>
-          <w:szCs w:val="20"/>
+          <w:sz w:val="24"/>
+          <w:szCs w:val="24"/>
         </w:rPr>
         <w:t xml:space="preserve">④ AX개발팀 방문 일정 협의</w:t>
       </w:r>
@@ -3104,8 +3104,8 @@
       <w:r>
         <w:rPr>
           <w:rFonts w:ascii="바탕체" w:cs="바탕체" w:eastAsia="바탕체" w:hAnsi="바탕체"/>
-          <w:sz w:val="20"/>
-          <w:szCs w:val="20"/>
+          <w:sz w:val="24"/>
+          <w:szCs w:val="24"/>
         </w:rPr>
         <w:t xml:space="preserve"/>
       </w:r>
@@ -3117,8 +3117,8 @@
       <w:r>
         <w:rPr>
           <w:rFonts w:ascii="바탕체" w:cs="바탕체" w:eastAsia="바탕체" w:hAnsi="바탕체"/>
-          <w:sz w:val="20"/>
-          <w:szCs w:val="20"/>
+          <w:sz w:val="24"/>
+          <w:szCs w:val="24"/>
         </w:rPr>
         <w:t xml:space="preserve"> - 우면동 AX개발팀 대면 협의</w:t>
       </w:r>
@@ -3130,8 +3130,8 @@
       <w:r>
         <w:rPr>
           <w:rFonts w:ascii="바탕체" w:cs="바탕체" w:eastAsia="바탕체" w:hAnsi="바탕체"/>
-          <w:sz w:val="20"/>
-          <w:szCs w:val="20"/>
+          <w:sz w:val="24"/>
+          <w:szCs w:val="24"/>
         </w:rPr>
         <w:t xml:space="preserve">     일정 확정 (양진호)</w:t>
       </w:r>
@@ -3143,8 +3143,8 @@
       <w:r>
         <w:rPr>
           <w:rFonts w:ascii="바탕체" w:cs="바탕체" w:eastAsia="바탕체" w:hAnsi="바탕체"/>
-          <w:sz w:val="20"/>
-          <w:szCs w:val="20"/>
+          <w:sz w:val="24"/>
+          <w:szCs w:val="24"/>
         </w:rPr>
         <w:t xml:space="preserve"/>
       </w:r>
@@ -3156,8 +3156,8 @@
       <w:r>
         <w:rPr>
           <w:rFonts w:ascii="바탕체" w:cs="바탕체" w:eastAsia="바탕체" w:hAnsi="바탕체"/>
-          <w:sz w:val="20"/>
-          <w:szCs w:val="20"/>
+          <w:sz w:val="24"/>
+          <w:szCs w:val="24"/>
         </w:rPr>
         <w:t xml:space="preserve"/>
       </w:r>
@@ -3169,8 +3169,8 @@
       <w:r>
         <w:rPr>
           <w:rFonts w:ascii="바탕체" w:cs="바탕체" w:eastAsia="바탕체" w:hAnsi="바탕체"/>
-          <w:sz w:val="20"/>
-          <w:szCs w:val="20"/>
+          <w:sz w:val="24"/>
+          <w:szCs w:val="24"/>
         </w:rPr>
         <w:t xml:space="preserve">3. 이슈</w:t>
       </w:r>
@@ -3182,8 +3182,8 @@
       <w:r>
         <w:rPr>
           <w:rFonts w:ascii="바탕체" w:cs="바탕체" w:eastAsia="바탕체" w:hAnsi="바탕체"/>
-          <w:sz w:val="20"/>
-          <w:szCs w:val="20"/>
+          <w:sz w:val="24"/>
+          <w:szCs w:val="24"/>
         </w:rPr>
         <w:t xml:space="preserve"/>
       </w:r>
@@ -3195,8 +3195,8 @@
       <w:r>
         <w:rPr>
           <w:rFonts w:ascii="바탕체" w:cs="바탕체" w:eastAsia="바탕체" w:hAnsi="바탕체"/>
-          <w:sz w:val="20"/>
-          <w:szCs w:val="20"/>
+          <w:sz w:val="24"/>
+          <w:szCs w:val="24"/>
         </w:rPr>
         <w:t xml:space="preserve">□ [없음 / 막히는 점]</w:t>
       </w:r>
@@ -3208,8 +3208,8 @@
       <w:r>
         <w:rPr>
           <w:rFonts w:ascii="바탕체" w:cs="바탕체" w:eastAsia="바탕체" w:hAnsi="바탕체"/>
-          <w:sz w:val="20"/>
-          <w:szCs w:val="20"/>
+          <w:sz w:val="24"/>
+          <w:szCs w:val="24"/>
         </w:rPr>
         <w:t xml:space="preserve"/>
       </w:r>
@@ -3221,8 +3221,8 @@
       <w:r>
         <w:rPr>
           <w:rFonts w:ascii="바탕체" w:cs="바탕체" w:eastAsia="바탕체" w:hAnsi="바탕체"/>
-          <w:sz w:val="20"/>
-          <w:szCs w:val="20"/>
+          <w:sz w:val="24"/>
+          <w:szCs w:val="24"/>
         </w:rPr>
         <w:t xml:space="preserve"/>
       </w:r>
@@ -3234,8 +3234,8 @@
       <w:r>
         <w:rPr>
           <w:rFonts w:ascii="바탕체" w:cs="바탕체" w:eastAsia="바탕체" w:hAnsi="바탕체"/>
-          <w:sz w:val="20"/>
-          <w:szCs w:val="20"/>
+          <w:sz w:val="24"/>
+          <w:szCs w:val="24"/>
         </w:rPr>
         <w:t xml:space="preserve">- 이 상 -</w:t>
       </w:r>
@@ -3254,8 +3254,8 @@
           <w:rFonts w:ascii="바탕체" w:cs="바탕체" w:eastAsia="바탕체" w:hAnsi="바탕체"/>
           <w:b/>
           <w:bCs/>
-          <w:sz w:val="22"/>
-          <w:szCs w:val="22"/>
+          <w:sz w:val="32"/>
+          <w:szCs w:val="32"/>
         </w:rPr>
         <w:t xml:space="preserve">10.27 (화)</w:t>
       </w:r>
@@ -3269,8 +3269,8 @@
           <w:rFonts w:ascii="바탕체" w:cs="바탕체" w:eastAsia="바탕체" w:hAnsi="바탕체"/>
           <w:b/>
           <w:bCs/>
-          <w:sz w:val="20"/>
-          <w:szCs w:val="20"/>
+          <w:sz w:val="28"/>
+          <w:szCs w:val="28"/>
         </w:rPr>
         <w:t xml:space="preserve">주요 사항</w:t>
       </w:r>
@@ -3283,8 +3283,8 @@
       <w:r>
         <w:rPr>
           <w:rFonts w:ascii="바탕체" w:cs="바탕체" w:eastAsia="바탕체" w:hAnsi="바탕체"/>
-          <w:sz w:val="20"/>
-          <w:szCs w:val="20"/>
+          <w:sz w:val="24"/>
+          <w:szCs w:val="24"/>
         </w:rPr>
         <w:t xml:space="preserve">- 이태양 프로(DX 과제 담당)로부터 DX 메일 스레드 및 프로그램 사용 선행조건 입수</w:t>
       </w:r>
@@ -3297,8 +3297,8 @@
       <w:r>
         <w:rPr>
           <w:rFonts w:ascii="바탕체" w:cs="바탕체" w:eastAsia="바탕체" w:hAnsi="바탕체"/>
-          <w:sz w:val="20"/>
-          <w:szCs w:val="20"/>
+          <w:sz w:val="24"/>
+          <w:szCs w:val="24"/>
         </w:rPr>
         <w:t xml:space="preserve">- AX개발팀 김경수 파트장·이근택 프로와 실무 대화방 개설</w:t>
       </w:r>
@@ -3311,8 +3311,8 @@
       <w:r>
         <w:rPr>
           <w:rFonts w:ascii="바탕체" w:cs="바탕체" w:eastAsia="바탕체" w:hAnsi="바탕체"/>
-          <w:sz w:val="20"/>
-          <w:szCs w:val="20"/>
+          <w:sz w:val="24"/>
+          <w:szCs w:val="24"/>
         </w:rPr>
         <w:t xml:space="preserve">- DX 일정 확인: 그룹 권고 일정에 맞춰 11월 테스트, 12월 적용 예정</w:t>
       </w:r>
@@ -3325,8 +3325,8 @@
       <w:r>
         <w:rPr>
           <w:rFonts w:ascii="바탕체" w:cs="바탕체" w:eastAsia="바탕체" w:hAnsi="바탕체"/>
-          <w:sz w:val="20"/>
-          <w:szCs w:val="20"/>
+          <w:sz w:val="24"/>
+          <w:szCs w:val="24"/>
         </w:rPr>
         <w:t xml:space="preserve">- 보고방 텔레그램 전환</w:t>
       </w:r>
@@ -3339,8 +3339,8 @@
       <w:r>
         <w:rPr>
           <w:rFonts w:ascii="바탕체" w:cs="바탕체" w:eastAsia="바탕체" w:hAnsi="바탕체"/>
-          <w:sz w:val="20"/>
-          <w:szCs w:val="20"/>
+          <w:sz w:val="24"/>
+          <w:szCs w:val="24"/>
         </w:rPr>
         <w:t xml:space="preserve">- 팀장님 명의 지원 요청 메일 발송 (안재용 센터장·김상하 상무, 12월 초 적용 목표)</w:t>
       </w:r>
@@ -3359,8 +3359,8 @@
           <w:rFonts w:ascii="바탕체" w:cs="바탕체" w:eastAsia="바탕체" w:hAnsi="바탕체"/>
           <w:b/>
           <w:bCs/>
-          <w:sz w:val="20"/>
-          <w:szCs w:val="20"/>
+          <w:sz w:val="24"/>
+          <w:szCs w:val="24"/>
         </w:rPr>
         <w:t xml:space="preserve">저녁 보고 (양진호) — 초안</w:t>
       </w:r>
@@ -3372,8 +3372,8 @@
       <w:r>
         <w:rPr>
           <w:rFonts w:ascii="바탕체" w:cs="바탕체" w:eastAsia="바탕체" w:hAnsi="바탕체"/>
-          <w:sz w:val="20"/>
-          <w:szCs w:val="20"/>
+          <w:sz w:val="24"/>
+          <w:szCs w:val="24"/>
         </w:rPr>
         <w:t xml:space="preserve">&lt;스크랩 하이라이트 DS 도입&gt;</w:t>
       </w:r>
@@ -3385,8 +3385,8 @@
       <w:r>
         <w:rPr>
           <w:rFonts w:ascii="바탕체" w:cs="바탕체" w:eastAsia="바탕체" w:hAnsi="바탕체"/>
-          <w:sz w:val="20"/>
-          <w:szCs w:val="20"/>
+          <w:sz w:val="24"/>
+          <w:szCs w:val="24"/>
         </w:rPr>
         <w:t xml:space="preserve">금일 진행결과 보고드립니다 (10.27)</w:t>
       </w:r>
@@ -3398,8 +3398,8 @@
       <w:r>
         <w:rPr>
           <w:rFonts w:ascii="바탕체" w:cs="바탕체" w:eastAsia="바탕체" w:hAnsi="바탕체"/>
-          <w:sz w:val="20"/>
-          <w:szCs w:val="20"/>
+          <w:sz w:val="24"/>
+          <w:szCs w:val="24"/>
         </w:rPr>
         <w:t xml:space="preserve"/>
       </w:r>
@@ -3411,8 +3411,8 @@
       <w:r>
         <w:rPr>
           <w:rFonts w:ascii="바탕체" w:cs="바탕체" w:eastAsia="바탕체" w:hAnsi="바탕체"/>
-          <w:sz w:val="20"/>
-          <w:szCs w:val="20"/>
+          <w:sz w:val="24"/>
+          <w:szCs w:val="24"/>
         </w:rPr>
         <w:t xml:space="preserve"/>
       </w:r>
@@ -3424,8 +3424,8 @@
       <w:r>
         <w:rPr>
           <w:rFonts w:ascii="바탕체" w:cs="바탕체" w:eastAsia="바탕체" w:hAnsi="바탕체"/>
-          <w:sz w:val="20"/>
-          <w:szCs w:val="20"/>
+          <w:sz w:val="24"/>
+          <w:szCs w:val="24"/>
         </w:rPr>
         <w:t xml:space="preserve">1. 계획 대비 결과</w:t>
       </w:r>
@@ -3437,8 +3437,8 @@
       <w:r>
         <w:rPr>
           <w:rFonts w:ascii="바탕체" w:cs="바탕체" w:eastAsia="바탕체" w:hAnsi="바탕체"/>
-          <w:sz w:val="20"/>
-          <w:szCs w:val="20"/>
+          <w:sz w:val="24"/>
+          <w:szCs w:val="24"/>
         </w:rPr>
         <w:t xml:space="preserve"/>
       </w:r>
@@ -3450,8 +3450,8 @@
       <w:r>
         <w:rPr>
           <w:rFonts w:ascii="바탕체" w:cs="바탕체" w:eastAsia="바탕체" w:hAnsi="바탕체"/>
-          <w:sz w:val="20"/>
-          <w:szCs w:val="20"/>
+          <w:sz w:val="24"/>
+          <w:szCs w:val="24"/>
         </w:rPr>
         <w:t xml:space="preserve">① 팀장님 명의 개발 지원 요청</w:t>
       </w:r>
@@ -3463,8 +3463,8 @@
       <w:r>
         <w:rPr>
           <w:rFonts w:ascii="바탕체" w:cs="바탕체" w:eastAsia="바탕체" w:hAnsi="바탕체"/>
-          <w:sz w:val="20"/>
-          <w:szCs w:val="20"/>
+          <w:sz w:val="24"/>
+          <w:szCs w:val="24"/>
         </w:rPr>
         <w:t xml:space="preserve">     — 완료</w:t>
       </w:r>
@@ -3476,8 +3476,8 @@
       <w:r>
         <w:rPr>
           <w:rFonts w:ascii="바탕체" w:cs="바탕체" w:eastAsia="바탕체" w:hAnsi="바탕체"/>
-          <w:sz w:val="20"/>
-          <w:szCs w:val="20"/>
+          <w:sz w:val="24"/>
+          <w:szCs w:val="24"/>
         </w:rPr>
         <w:t xml:space="preserve"/>
       </w:r>
@@ -3489,8 +3489,8 @@
       <w:r>
         <w:rPr>
           <w:rFonts w:ascii="바탕체" w:cs="바탕체" w:eastAsia="바탕체" w:hAnsi="바탕체"/>
-          <w:sz w:val="20"/>
-          <w:szCs w:val="20"/>
+          <w:sz w:val="24"/>
+          <w:szCs w:val="24"/>
         </w:rPr>
         <w:t xml:space="preserve"> - 팀장님 명의 지원 요청 메일</w:t>
       </w:r>
@@ -3502,8 +3502,8 @@
       <w:r>
         <w:rPr>
           <w:rFonts w:ascii="바탕체" w:cs="바탕체" w:eastAsia="바탕체" w:hAnsi="바탕체"/>
-          <w:sz w:val="20"/>
-          <w:szCs w:val="20"/>
+          <w:sz w:val="24"/>
+          <w:szCs w:val="24"/>
         </w:rPr>
         <w:t xml:space="preserve">     발송 완료 (안재용 센터장·</w:t>
       </w:r>
@@ -3515,8 +3515,8 @@
       <w:r>
         <w:rPr>
           <w:rFonts w:ascii="바탕체" w:cs="바탕체" w:eastAsia="바탕체" w:hAnsi="바탕체"/>
-          <w:sz w:val="20"/>
-          <w:szCs w:val="20"/>
+          <w:sz w:val="24"/>
+          <w:szCs w:val="24"/>
         </w:rPr>
         <w:t xml:space="preserve">     김상하 상무)</w:t>
       </w:r>
@@ -3528,8 +3528,8 @@
       <w:r>
         <w:rPr>
           <w:rFonts w:ascii="바탕체" w:cs="바탕체" w:eastAsia="바탕체" w:hAnsi="바탕체"/>
-          <w:sz w:val="20"/>
-          <w:szCs w:val="20"/>
+          <w:sz w:val="24"/>
+          <w:szCs w:val="24"/>
         </w:rPr>
         <w:t xml:space="preserve"/>
       </w:r>
@@ -3541,8 +3541,8 @@
       <w:r>
         <w:rPr>
           <w:rFonts w:ascii="바탕체" w:cs="바탕체" w:eastAsia="바탕체" w:hAnsi="바탕체"/>
-          <w:sz w:val="20"/>
-          <w:szCs w:val="20"/>
+          <w:sz w:val="24"/>
+          <w:szCs w:val="24"/>
         </w:rPr>
         <w:t xml:space="preserve">② DS 샘플 준비</w:t>
       </w:r>
@@ -3554,8 +3554,8 @@
       <w:r>
         <w:rPr>
           <w:rFonts w:ascii="바탕체" w:cs="바탕체" w:eastAsia="바탕체" w:hAnsi="바탕체"/>
-          <w:sz w:val="20"/>
-          <w:szCs w:val="20"/>
+          <w:sz w:val="24"/>
+          <w:szCs w:val="24"/>
         </w:rPr>
         <w:t xml:space="preserve">     — [완료 / 진행 중]</w:t>
       </w:r>
@@ -3567,8 +3567,8 @@
       <w:r>
         <w:rPr>
           <w:rFonts w:ascii="바탕체" w:cs="바탕체" w:eastAsia="바탕체" w:hAnsi="바탕체"/>
-          <w:sz w:val="20"/>
-          <w:szCs w:val="20"/>
+          <w:sz w:val="24"/>
+          <w:szCs w:val="24"/>
         </w:rPr>
         <w:t xml:space="preserve"/>
       </w:r>
@@ -3580,8 +3580,8 @@
       <w:r>
         <w:rPr>
           <w:rFonts w:ascii="바탕체" w:cs="바탕체" w:eastAsia="바탕체" w:hAnsi="바탕체"/>
-          <w:sz w:val="20"/>
-          <w:szCs w:val="20"/>
+          <w:sz w:val="24"/>
+          <w:szCs w:val="24"/>
         </w:rPr>
         <w:t xml:space="preserve"> - [진행 내용]</w:t>
       </w:r>
@@ -3593,8 +3593,8 @@
       <w:r>
         <w:rPr>
           <w:rFonts w:ascii="바탕체" w:cs="바탕체" w:eastAsia="바탕체" w:hAnsi="바탕체"/>
-          <w:sz w:val="20"/>
-          <w:szCs w:val="20"/>
+          <w:sz w:val="24"/>
+          <w:szCs w:val="24"/>
         </w:rPr>
         <w:t xml:space="preserve"/>
       </w:r>
@@ -3606,8 +3606,8 @@
       <w:r>
         <w:rPr>
           <w:rFonts w:ascii="바탕체" w:cs="바탕체" w:eastAsia="바탕체" w:hAnsi="바탕체"/>
-          <w:sz w:val="20"/>
-          <w:szCs w:val="20"/>
+          <w:sz w:val="24"/>
+          <w:szCs w:val="24"/>
         </w:rPr>
         <w:t xml:space="preserve">③ 개발팀 테스트·방문 일정 협의</w:t>
       </w:r>
@@ -3619,8 +3619,8 @@
       <w:r>
         <w:rPr>
           <w:rFonts w:ascii="바탕체" w:cs="바탕체" w:eastAsia="바탕체" w:hAnsi="바탕체"/>
-          <w:sz w:val="20"/>
-          <w:szCs w:val="20"/>
+          <w:sz w:val="24"/>
+          <w:szCs w:val="24"/>
         </w:rPr>
         <w:t xml:space="preserve">     — [완료 / 진행 중]</w:t>
       </w:r>
@@ -3632,8 +3632,8 @@
       <w:r>
         <w:rPr>
           <w:rFonts w:ascii="바탕체" w:cs="바탕체" w:eastAsia="바탕체" w:hAnsi="바탕체"/>
-          <w:sz w:val="20"/>
-          <w:szCs w:val="20"/>
+          <w:sz w:val="24"/>
+          <w:szCs w:val="24"/>
         </w:rPr>
         <w:t xml:space="preserve"/>
       </w:r>
@@ -3645,8 +3645,8 @@
       <w:r>
         <w:rPr>
           <w:rFonts w:ascii="바탕체" w:cs="바탕체" w:eastAsia="바탕체" w:hAnsi="바탕체"/>
-          <w:sz w:val="20"/>
-          <w:szCs w:val="20"/>
+          <w:sz w:val="24"/>
+          <w:szCs w:val="24"/>
         </w:rPr>
         <w:t xml:space="preserve"> - [방문 일자]</w:t>
       </w:r>
@@ -3658,8 +3658,8 @@
       <w:r>
         <w:rPr>
           <w:rFonts w:ascii="바탕체" w:cs="바탕체" w:eastAsia="바탕체" w:hAnsi="바탕체"/>
-          <w:sz w:val="20"/>
-          <w:szCs w:val="20"/>
+          <w:sz w:val="24"/>
+          <w:szCs w:val="24"/>
         </w:rPr>
         <w:t xml:space="preserve"/>
       </w:r>
@@ -3671,8 +3671,8 @@
       <w:r>
         <w:rPr>
           <w:rFonts w:ascii="바탕체" w:cs="바탕체" w:eastAsia="바탕체" w:hAnsi="바탕체"/>
-          <w:sz w:val="20"/>
-          <w:szCs w:val="20"/>
+          <w:sz w:val="24"/>
+          <w:szCs w:val="24"/>
         </w:rPr>
         <w:t xml:space="preserve">④ 보안·시스템 준비</w:t>
       </w:r>
@@ -3684,8 +3684,8 @@
       <w:r>
         <w:rPr>
           <w:rFonts w:ascii="바탕체" w:cs="바탕체" w:eastAsia="바탕체" w:hAnsi="바탕체"/>
-          <w:sz w:val="20"/>
-          <w:szCs w:val="20"/>
+          <w:sz w:val="24"/>
+          <w:szCs w:val="24"/>
         </w:rPr>
         <w:t xml:space="preserve">     — 진행 중</w:t>
       </w:r>
@@ -3697,8 +3697,8 @@
       <w:r>
         <w:rPr>
           <w:rFonts w:ascii="바탕체" w:cs="바탕체" w:eastAsia="바탕체" w:hAnsi="바탕체"/>
-          <w:sz w:val="20"/>
-          <w:szCs w:val="20"/>
+          <w:sz w:val="24"/>
+          <w:szCs w:val="24"/>
         </w:rPr>
         <w:t xml:space="preserve"/>
       </w:r>
@@ -3710,8 +3710,8 @@
       <w:r>
         <w:rPr>
           <w:rFonts w:ascii="바탕체" w:cs="바탕체" w:eastAsia="바탕체" w:hAnsi="바탕체"/>
-          <w:sz w:val="20"/>
-          <w:szCs w:val="20"/>
+          <w:sz w:val="24"/>
+          <w:szCs w:val="24"/>
         </w:rPr>
         <w:t xml:space="preserve"> - 사용 선행조건 확인 완료</w:t>
       </w:r>
@@ -3723,8 +3723,8 @@
       <w:r>
         <w:rPr>
           <w:rFonts w:ascii="바탕체" w:cs="바탕체" w:eastAsia="바탕체" w:hAnsi="바탕체"/>
-          <w:sz w:val="20"/>
-          <w:szCs w:val="20"/>
+          <w:sz w:val="24"/>
+          <w:szCs w:val="24"/>
         </w:rPr>
         <w:t xml:space="preserve">     (Windows 11 PC, GPT Tier 4</w:t>
       </w:r>
@@ -3736,8 +3736,8 @@
       <w:r>
         <w:rPr>
           <w:rFonts w:ascii="바탕체" w:cs="바탕체" w:eastAsia="바탕체" w:hAnsi="바탕체"/>
-          <w:sz w:val="20"/>
-          <w:szCs w:val="20"/>
+          <w:sz w:val="24"/>
+          <w:szCs w:val="24"/>
         </w:rPr>
         <w:t xml:space="preserve">     계정, OCR 서버 방화벽,</w:t>
       </w:r>
@@ -3749,8 +3749,8 @@
       <w:r>
         <w:rPr>
           <w:rFonts w:ascii="바탕체" w:cs="바탕체" w:eastAsia="바탕체" w:hAnsi="바탕체"/>
-          <w:sz w:val="20"/>
-          <w:szCs w:val="20"/>
+          <w:sz w:val="24"/>
+          <w:szCs w:val="24"/>
         </w:rPr>
         <w:t xml:space="preserve">     NASCA/DRM 신뢰 등록)</w:t>
       </w:r>
@@ -3762,8 +3762,8 @@
       <w:r>
         <w:rPr>
           <w:rFonts w:ascii="바탕체" w:cs="바탕체" w:eastAsia="바탕체" w:hAnsi="바탕체"/>
-          <w:sz w:val="20"/>
-          <w:szCs w:val="20"/>
+          <w:sz w:val="24"/>
+          <w:szCs w:val="24"/>
         </w:rPr>
         <w:t xml:space="preserve"/>
       </w:r>
@@ -3775,8 +3775,8 @@
       <w:r>
         <w:rPr>
           <w:rFonts w:ascii="바탕체" w:cs="바탕체" w:eastAsia="바탕체" w:hAnsi="바탕체"/>
-          <w:sz w:val="20"/>
-          <w:szCs w:val="20"/>
+          <w:sz w:val="24"/>
+          <w:szCs w:val="24"/>
         </w:rPr>
         <w:t xml:space="preserve"> - [담당 부서 확인 결과]</w:t>
       </w:r>
@@ -3788,8 +3788,8 @@
       <w:r>
         <w:rPr>
           <w:rFonts w:ascii="바탕체" w:cs="바탕체" w:eastAsia="바탕체" w:hAnsi="바탕체"/>
-          <w:sz w:val="20"/>
-          <w:szCs w:val="20"/>
+          <w:sz w:val="24"/>
+          <w:szCs w:val="24"/>
         </w:rPr>
         <w:t xml:space="preserve"/>
       </w:r>
@@ -3801,8 +3801,8 @@
       <w:r>
         <w:rPr>
           <w:rFonts w:ascii="바탕체" w:cs="바탕체" w:eastAsia="바탕체" w:hAnsi="바탕체"/>
-          <w:sz w:val="20"/>
-          <w:szCs w:val="20"/>
+          <w:sz w:val="24"/>
+          <w:szCs w:val="24"/>
         </w:rPr>
         <w:t xml:space="preserve"/>
       </w:r>
@@ -3814,8 +3814,8 @@
       <w:r>
         <w:rPr>
           <w:rFonts w:ascii="바탕체" w:cs="바탕체" w:eastAsia="바탕체" w:hAnsi="바탕체"/>
-          <w:sz w:val="20"/>
-          <w:szCs w:val="20"/>
+          <w:sz w:val="24"/>
+          <w:szCs w:val="24"/>
         </w:rPr>
         <w:t xml:space="preserve">2. 추가 진척</w:t>
       </w:r>
@@ -3827,8 +3827,8 @@
       <w:r>
         <w:rPr>
           <w:rFonts w:ascii="바탕체" w:cs="바탕체" w:eastAsia="바탕체" w:hAnsi="바탕체"/>
-          <w:sz w:val="20"/>
-          <w:szCs w:val="20"/>
+          <w:sz w:val="24"/>
+          <w:szCs w:val="24"/>
         </w:rPr>
         <w:t xml:space="preserve"/>
       </w:r>
@@ -3840,8 +3840,8 @@
       <w:r>
         <w:rPr>
           <w:rFonts w:ascii="바탕체" w:cs="바탕체" w:eastAsia="바탕체" w:hAnsi="바탕체"/>
-          <w:sz w:val="20"/>
-          <w:szCs w:val="20"/>
+          <w:sz w:val="24"/>
+          <w:szCs w:val="24"/>
         </w:rPr>
         <w:t xml:space="preserve">□ DX 일정 확인</w:t>
       </w:r>
@@ -3853,8 +3853,8 @@
       <w:r>
         <w:rPr>
           <w:rFonts w:ascii="바탕체" w:cs="바탕체" w:eastAsia="바탕체" w:hAnsi="바탕체"/>
-          <w:sz w:val="20"/>
-          <w:szCs w:val="20"/>
+          <w:sz w:val="24"/>
+          <w:szCs w:val="24"/>
         </w:rPr>
         <w:t xml:space="preserve"/>
       </w:r>
@@ -3866,8 +3866,8 @@
       <w:r>
         <w:rPr>
           <w:rFonts w:ascii="바탕체" w:cs="바탕체" w:eastAsia="바탕체" w:hAnsi="바탕체"/>
-          <w:sz w:val="20"/>
-          <w:szCs w:val="20"/>
+          <w:sz w:val="24"/>
+          <w:szCs w:val="24"/>
         </w:rPr>
         <w:t xml:space="preserve"> - 그룹 권고 일정에 맞춰</w:t>
       </w:r>
@@ -3879,8 +3879,8 @@
       <w:r>
         <w:rPr>
           <w:rFonts w:ascii="바탕체" w:cs="바탕체" w:eastAsia="바탕체" w:hAnsi="바탕체"/>
-          <w:sz w:val="20"/>
-          <w:szCs w:val="20"/>
+          <w:sz w:val="24"/>
+          <w:szCs w:val="24"/>
         </w:rPr>
         <w:t xml:space="preserve">     11월 테스트, 12월 적용 예정</w:t>
       </w:r>
@@ -3892,8 +3892,8 @@
       <w:r>
         <w:rPr>
           <w:rFonts w:ascii="바탕체" w:cs="바탕체" w:eastAsia="바탕체" w:hAnsi="바탕체"/>
-          <w:sz w:val="20"/>
-          <w:szCs w:val="20"/>
+          <w:sz w:val="24"/>
+          <w:szCs w:val="24"/>
         </w:rPr>
         <w:t xml:space="preserve"/>
       </w:r>
@@ -3905,8 +3905,8 @@
       <w:r>
         <w:rPr>
           <w:rFonts w:ascii="바탕체" w:cs="바탕체" w:eastAsia="바탕체" w:hAnsi="바탕체"/>
-          <w:sz w:val="20"/>
-          <w:szCs w:val="20"/>
+          <w:sz w:val="24"/>
+          <w:szCs w:val="24"/>
         </w:rPr>
         <w:t xml:space="preserve"> - DS도 동일하게 11월 테스트,</w:t>
       </w:r>
@@ -3918,8 +3918,8 @@
       <w:r>
         <w:rPr>
           <w:rFonts w:ascii="바탕체" w:cs="바탕체" w:eastAsia="바탕체" w:hAnsi="바탕체"/>
-          <w:sz w:val="20"/>
-          <w:szCs w:val="20"/>
+          <w:sz w:val="24"/>
+          <w:szCs w:val="24"/>
         </w:rPr>
         <w:t xml:space="preserve">     12월 초 적용 목표</w:t>
       </w:r>
@@ -3931,8 +3931,8 @@
       <w:r>
         <w:rPr>
           <w:rFonts w:ascii="바탕체" w:cs="바탕체" w:eastAsia="바탕체" w:hAnsi="바탕체"/>
-          <w:sz w:val="20"/>
-          <w:szCs w:val="20"/>
+          <w:sz w:val="24"/>
+          <w:szCs w:val="24"/>
         </w:rPr>
         <w:t xml:space="preserve"/>
       </w:r>
@@ -3944,8 +3944,8 @@
       <w:r>
         <w:rPr>
           <w:rFonts w:ascii="바탕체" w:cs="바탕체" w:eastAsia="바탕체" w:hAnsi="바탕체"/>
-          <w:sz w:val="20"/>
-          <w:szCs w:val="20"/>
+          <w:sz w:val="24"/>
+          <w:szCs w:val="24"/>
         </w:rPr>
         <w:t xml:space="preserve"/>
       </w:r>
@@ -3957,8 +3957,8 @@
       <w:r>
         <w:rPr>
           <w:rFonts w:ascii="바탕체" w:cs="바탕체" w:eastAsia="바탕체" w:hAnsi="바탕체"/>
-          <w:sz w:val="20"/>
-          <w:szCs w:val="20"/>
+          <w:sz w:val="24"/>
+          <w:szCs w:val="24"/>
         </w:rPr>
         <w:t xml:space="preserve">- 이 상 -</w:t>
       </w:r>
@@ -3982,8 +3982,8 @@
           <w:rFonts w:ascii="바탕체" w:cs="바탕체" w:eastAsia="바탕체" w:hAnsi="바탕체"/>
           <w:b/>
           <w:bCs/>
-          <w:sz w:val="20"/>
-          <w:szCs w:val="20"/>
+          <w:sz w:val="24"/>
+          <w:szCs w:val="24"/>
         </w:rPr>
         <w:t xml:space="preserve">아침 보고 (이한정)</w:t>
       </w:r>
@@ -3995,8 +3995,8 @@
       <w:r>
         <w:rPr>
           <w:rFonts w:ascii="바탕체" w:cs="바탕체" w:eastAsia="바탕체" w:hAnsi="바탕체"/>
-          <w:sz w:val="20"/>
-          <w:szCs w:val="20"/>
+          <w:sz w:val="24"/>
+          <w:szCs w:val="24"/>
         </w:rPr>
         <w:t xml:space="preserve">&lt;스크랩 하이라이트 DS 도입&gt;</w:t>
       </w:r>
@@ -4008,8 +4008,8 @@
       <w:r>
         <w:rPr>
           <w:rFonts w:ascii="바탕체" w:cs="바탕체" w:eastAsia="바탕체" w:hAnsi="바탕체"/>
-          <w:sz w:val="20"/>
-          <w:szCs w:val="20"/>
+          <w:sz w:val="24"/>
+          <w:szCs w:val="24"/>
         </w:rPr>
         <w:t xml:space="preserve">관련 보고드립니다</w:t>
       </w:r>
@@ -4021,8 +4021,8 @@
       <w:r>
         <w:rPr>
           <w:rFonts w:ascii="바탕체" w:cs="바탕체" w:eastAsia="바탕체" w:hAnsi="바탕체"/>
-          <w:sz w:val="20"/>
-          <w:szCs w:val="20"/>
+          <w:sz w:val="24"/>
+          <w:szCs w:val="24"/>
         </w:rPr>
         <w:t xml:space="preserve"/>
       </w:r>
@@ -4034,8 +4034,8 @@
       <w:r>
         <w:rPr>
           <w:rFonts w:ascii="바탕체" w:cs="바탕체" w:eastAsia="바탕체" w:hAnsi="바탕체"/>
-          <w:sz w:val="20"/>
-          <w:szCs w:val="20"/>
+          <w:sz w:val="24"/>
+          <w:szCs w:val="24"/>
         </w:rPr>
         <w:t xml:space="preserve"/>
       </w:r>
@@ -4047,8 +4047,8 @@
       <w:r>
         <w:rPr>
           <w:rFonts w:ascii="바탕체" w:cs="바탕체" w:eastAsia="바탕체" w:hAnsi="바탕체"/>
-          <w:sz w:val="20"/>
-          <w:szCs w:val="20"/>
+          <w:sz w:val="24"/>
+          <w:szCs w:val="24"/>
         </w:rPr>
         <w:t xml:space="preserve">1. DX AX개발팀 문의 내용</w:t>
       </w:r>
@@ -4060,8 +4060,8 @@
       <w:r>
         <w:rPr>
           <w:rFonts w:ascii="바탕체" w:cs="바탕체" w:eastAsia="바탕체" w:hAnsi="바탕체"/>
-          <w:sz w:val="20"/>
-          <w:szCs w:val="20"/>
+          <w:sz w:val="24"/>
+          <w:szCs w:val="24"/>
         </w:rPr>
         <w:t xml:space="preserve"/>
       </w:r>
@@ -4073,8 +4073,8 @@
       <w:r>
         <w:rPr>
           <w:rFonts w:ascii="바탕체" w:cs="바탕체" w:eastAsia="바탕체" w:hAnsi="바탕체"/>
-          <w:sz w:val="20"/>
-          <w:szCs w:val="20"/>
+          <w:sz w:val="24"/>
+          <w:szCs w:val="24"/>
         </w:rPr>
         <w:t xml:space="preserve">□ DX AX개발팀에 DS 적용 요청,</w:t>
       </w:r>
@@ -4086,8 +4086,8 @@
       <w:r>
         <w:rPr>
           <w:rFonts w:ascii="바탕체" w:cs="바탕체" w:eastAsia="바탕체" w:hAnsi="바탕체"/>
-          <w:sz w:val="20"/>
-          <w:szCs w:val="20"/>
+          <w:sz w:val="24"/>
+          <w:szCs w:val="24"/>
         </w:rPr>
         <w:t xml:space="preserve">     부문 간 지원 절차상</w:t>
       </w:r>
@@ -4099,8 +4099,8 @@
       <w:r>
         <w:rPr>
           <w:rFonts w:ascii="바탕체" w:cs="바탕체" w:eastAsia="바탕체" w:hAnsi="바탕체"/>
-          <w:sz w:val="20"/>
-          <w:szCs w:val="20"/>
+          <w:sz w:val="24"/>
+          <w:szCs w:val="24"/>
         </w:rPr>
         <w:t xml:space="preserve">     컴팀장님 명의 공식 지원</w:t>
       </w:r>
@@ -4112,8 +4112,8 @@
       <w:r>
         <w:rPr>
           <w:rFonts w:ascii="바탕체" w:cs="바탕체" w:eastAsia="바탕체" w:hAnsi="바탕체"/>
-          <w:sz w:val="20"/>
-          <w:szCs w:val="20"/>
+          <w:sz w:val="24"/>
+          <w:szCs w:val="24"/>
         </w:rPr>
         <w:t xml:space="preserve">     요청 메일이 필요하다는 답변</w:t>
       </w:r>
@@ -4125,8 +4125,8 @@
       <w:r>
         <w:rPr>
           <w:rFonts w:ascii="바탕체" w:cs="바탕체" w:eastAsia="바탕체" w:hAnsi="바탕체"/>
-          <w:sz w:val="20"/>
-          <w:szCs w:val="20"/>
+          <w:sz w:val="24"/>
+          <w:szCs w:val="24"/>
         </w:rPr>
         <w:t xml:space="preserve"/>
       </w:r>
@@ -4138,8 +4138,8 @@
       <w:r>
         <w:rPr>
           <w:rFonts w:ascii="바탕체" w:cs="바탕체" w:eastAsia="바탕체" w:hAnsi="바탕체"/>
-          <w:sz w:val="20"/>
-          <w:szCs w:val="20"/>
+          <w:sz w:val="24"/>
+          <w:szCs w:val="24"/>
         </w:rPr>
         <w:t xml:space="preserve">   - DX AX/PI센터 AX개발팀</w:t>
       </w:r>
@@ -4151,8 +4151,8 @@
       <w:r>
         <w:rPr>
           <w:rFonts w:ascii="바탕체" w:cs="바탕체" w:eastAsia="바탕체" w:hAnsi="바탕체"/>
-          <w:sz w:val="20"/>
-          <w:szCs w:val="20"/>
+          <w:sz w:val="24"/>
+          <w:szCs w:val="24"/>
         </w:rPr>
         <w:t xml:space="preserve">     (우면동 소재) 김경수 파트장·</w:t>
       </w:r>
@@ -4164,8 +4164,8 @@
       <w:r>
         <w:rPr>
           <w:rFonts w:ascii="바탕체" w:cs="바탕체" w:eastAsia="바탕체" w:hAnsi="바탕체"/>
-          <w:sz w:val="20"/>
-          <w:szCs w:val="20"/>
+          <w:sz w:val="24"/>
+          <w:szCs w:val="24"/>
         </w:rPr>
         <w:t xml:space="preserve">     이근택 프로, 양진호님과</w:t>
       </w:r>
@@ -4177,8 +4177,8 @@
       <w:r>
         <w:rPr>
           <w:rFonts w:ascii="바탕체" w:cs="바탕체" w:eastAsia="바탕체" w:hAnsi="바탕체"/>
-          <w:sz w:val="20"/>
-          <w:szCs w:val="20"/>
+          <w:sz w:val="24"/>
+          <w:szCs w:val="24"/>
         </w:rPr>
         <w:t xml:space="preserve">     실무 대화방 개설</w:t>
       </w:r>
@@ -4190,8 +4190,8 @@
       <w:r>
         <w:rPr>
           <w:rFonts w:ascii="바탕체" w:cs="바탕체" w:eastAsia="바탕체" w:hAnsi="바탕체"/>
-          <w:sz w:val="20"/>
-          <w:szCs w:val="20"/>
+          <w:sz w:val="24"/>
+          <w:szCs w:val="24"/>
         </w:rPr>
         <w:t xml:space="preserve"/>
       </w:r>
@@ -4203,8 +4203,8 @@
       <w:r>
         <w:rPr>
           <w:rFonts w:ascii="바탕체" w:cs="바탕체" w:eastAsia="바탕체" w:hAnsi="바탕체"/>
-          <w:sz w:val="20"/>
-          <w:szCs w:val="20"/>
+          <w:sz w:val="24"/>
+          <w:szCs w:val="24"/>
         </w:rPr>
         <w:t xml:space="preserve">   - DX 도입 일정과 DS 동시</w:t>
       </w:r>
@@ -4216,8 +4216,8 @@
       <w:r>
         <w:rPr>
           <w:rFonts w:ascii="바탕체" w:cs="바탕체" w:eastAsia="바탕체" w:hAnsi="바탕체"/>
-          <w:sz w:val="20"/>
-          <w:szCs w:val="20"/>
+          <w:sz w:val="24"/>
+          <w:szCs w:val="24"/>
         </w:rPr>
         <w:t xml:space="preserve">     적용을 위한 준비자료·</w:t>
       </w:r>
@@ -4229,8 +4229,8 @@
       <w:r>
         <w:rPr>
           <w:rFonts w:ascii="바탕체" w:cs="바탕체" w:eastAsia="바탕체" w:hAnsi="바탕체"/>
-          <w:sz w:val="20"/>
-          <w:szCs w:val="20"/>
+          <w:sz w:val="24"/>
+          <w:szCs w:val="24"/>
         </w:rPr>
         <w:t xml:space="preserve">     보안 확인사항, 추가 작업</w:t>
       </w:r>
@@ -4242,8 +4242,8 @@
       <w:r>
         <w:rPr>
           <w:rFonts w:ascii="바탕체" w:cs="바탕체" w:eastAsia="바탕체" w:hAnsi="바탕체"/>
-          <w:sz w:val="20"/>
-          <w:szCs w:val="20"/>
+          <w:sz w:val="24"/>
+          <w:szCs w:val="24"/>
         </w:rPr>
         <w:t xml:space="preserve">     범위 문의</w:t>
       </w:r>
@@ -4255,8 +4255,8 @@
       <w:r>
         <w:rPr>
           <w:rFonts w:ascii="바탕체" w:cs="바탕체" w:eastAsia="바탕체" w:hAnsi="바탕체"/>
-          <w:sz w:val="20"/>
-          <w:szCs w:val="20"/>
+          <w:sz w:val="24"/>
+          <w:szCs w:val="24"/>
         </w:rPr>
         <w:t xml:space="preserve"/>
       </w:r>
@@ -4268,8 +4268,8 @@
       <w:r>
         <w:rPr>
           <w:rFonts w:ascii="바탕체" w:cs="바탕체" w:eastAsia="바탕체" w:hAnsi="바탕체"/>
-          <w:sz w:val="20"/>
-          <w:szCs w:val="20"/>
+          <w:sz w:val="24"/>
+          <w:szCs w:val="24"/>
         </w:rPr>
         <w:t xml:space="preserve">   - 김경수 파트장은 팀장님께서</w:t>
       </w:r>
@@ -4281,8 +4281,8 @@
       <w:r>
         <w:rPr>
           <w:rFonts w:ascii="바탕체" w:cs="바탕체" w:eastAsia="바탕체" w:hAnsi="바탕체"/>
-          <w:sz w:val="20"/>
-          <w:szCs w:val="20"/>
+          <w:sz w:val="24"/>
+          <w:szCs w:val="24"/>
         </w:rPr>
         <w:t xml:space="preserve">     DX AX/PI센터 안재용 센터장,</w:t>
       </w:r>
@@ -4294,8 +4294,8 @@
       <w:r>
         <w:rPr>
           <w:rFonts w:ascii="바탕체" w:cs="바탕체" w:eastAsia="바탕체" w:hAnsi="바탕체"/>
-          <w:sz w:val="20"/>
-          <w:szCs w:val="20"/>
+          <w:sz w:val="24"/>
+          <w:szCs w:val="24"/>
         </w:rPr>
         <w:t xml:space="preserve">     김상하 상무에게 공식 요청 시</w:t>
       </w:r>
@@ -4307,8 +4307,8 @@
       <w:r>
         <w:rPr>
           <w:rFonts w:ascii="바탕체" w:cs="바탕체" w:eastAsia="바탕체" w:hAnsi="바탕체"/>
-          <w:sz w:val="20"/>
-          <w:szCs w:val="20"/>
+          <w:sz w:val="24"/>
+          <w:szCs w:val="24"/>
         </w:rPr>
         <w:t xml:space="preserve">     지원 가능 안내</w:t>
       </w:r>
@@ -4320,8 +4320,8 @@
       <w:r>
         <w:rPr>
           <w:rFonts w:ascii="바탕체" w:cs="바탕체" w:eastAsia="바탕체" w:hAnsi="바탕체"/>
-          <w:sz w:val="20"/>
-          <w:szCs w:val="20"/>
+          <w:sz w:val="24"/>
+          <w:szCs w:val="24"/>
         </w:rPr>
         <w:t xml:space="preserve"/>
       </w:r>
@@ -4333,8 +4333,8 @@
       <w:r>
         <w:rPr>
           <w:rFonts w:ascii="바탕체" w:cs="바탕체" w:eastAsia="바탕체" w:hAnsi="바탕체"/>
-          <w:sz w:val="20"/>
-          <w:szCs w:val="20"/>
+          <w:sz w:val="24"/>
+          <w:szCs w:val="24"/>
         </w:rPr>
         <w:t xml:space="preserve"/>
       </w:r>
@@ -4346,8 +4346,8 @@
       <w:r>
         <w:rPr>
           <w:rFonts w:ascii="바탕체" w:cs="바탕체" w:eastAsia="바탕체" w:hAnsi="바탕체"/>
-          <w:sz w:val="20"/>
-          <w:szCs w:val="20"/>
+          <w:sz w:val="24"/>
+          <w:szCs w:val="24"/>
         </w:rPr>
         <w:t xml:space="preserve">2. DX 진행 현황</w:t>
       </w:r>
@@ -4359,8 +4359,8 @@
       <w:r>
         <w:rPr>
           <w:rFonts w:ascii="바탕체" w:cs="바탕체" w:eastAsia="바탕체" w:hAnsi="바탕체"/>
-          <w:sz w:val="20"/>
-          <w:szCs w:val="20"/>
+          <w:sz w:val="24"/>
+          <w:szCs w:val="24"/>
         </w:rPr>
         <w:t xml:space="preserve"/>
       </w:r>
@@ -4372,8 +4372,8 @@
       <w:r>
         <w:rPr>
           <w:rFonts w:ascii="바탕체" w:cs="바탕체" w:eastAsia="바탕체" w:hAnsi="바탕체"/>
-          <w:sz w:val="20"/>
-          <w:szCs w:val="20"/>
+          <w:sz w:val="24"/>
+          <w:szCs w:val="24"/>
         </w:rPr>
         <w:t xml:space="preserve">□ DX는 샘플 테스트 결과,</w:t>
       </w:r>
@@ -4385,8 +4385,8 @@
       <w:r>
         <w:rPr>
           <w:rFonts w:ascii="바탕체" w:cs="바탕체" w:eastAsia="바탕체" w:hAnsi="바탕체"/>
-          <w:sz w:val="20"/>
-          <w:szCs w:val="20"/>
+          <w:sz w:val="24"/>
+          <w:szCs w:val="24"/>
         </w:rPr>
         <w:t xml:space="preserve">     별도 기술 파이프라인 수정 없이</w:t>
       </w:r>
@@ -4398,8 +4398,8 @@
       <w:r>
         <w:rPr>
           <w:rFonts w:ascii="바탕체" w:cs="바탕체" w:eastAsia="바탕체" w:hAnsi="바탕체"/>
-          <w:sz w:val="20"/>
-          <w:szCs w:val="20"/>
+          <w:sz w:val="24"/>
+          <w:szCs w:val="24"/>
         </w:rPr>
         <w:t xml:space="preserve">     적용 가능한 것으로 확인</w:t>
       </w:r>
@@ -4411,8 +4411,8 @@
       <w:r>
         <w:rPr>
           <w:rFonts w:ascii="바탕체" w:cs="바탕체" w:eastAsia="바탕체" w:hAnsi="바탕체"/>
-          <w:sz w:val="20"/>
-          <w:szCs w:val="20"/>
+          <w:sz w:val="24"/>
+          <w:szCs w:val="24"/>
         </w:rPr>
         <w:t xml:space="preserve">     구체적인 도입일은 미정</w:t>
       </w:r>
@@ -4424,8 +4424,8 @@
       <w:r>
         <w:rPr>
           <w:rFonts w:ascii="바탕체" w:cs="바탕체" w:eastAsia="바탕체" w:hAnsi="바탕체"/>
-          <w:sz w:val="20"/>
-          <w:szCs w:val="20"/>
+          <w:sz w:val="24"/>
+          <w:szCs w:val="24"/>
         </w:rPr>
         <w:t xml:space="preserve"/>
       </w:r>
@@ -4437,8 +4437,8 @@
       <w:r>
         <w:rPr>
           <w:rFonts w:ascii="바탕체" w:cs="바탕체" w:eastAsia="바탕체" w:hAnsi="바탕체"/>
-          <w:sz w:val="20"/>
-          <w:szCs w:val="20"/>
+          <w:sz w:val="24"/>
+          <w:szCs w:val="24"/>
         </w:rPr>
         <w:t xml:space="preserve">   - DX는 10.12일 스크랩 샘플</w:t>
       </w:r>
@@ -4450,8 +4450,8 @@
       <w:r>
         <w:rPr>
           <w:rFonts w:ascii="바탕체" w:cs="바탕체" w:eastAsia="바탕체" w:hAnsi="바탕체"/>
-          <w:sz w:val="20"/>
-          <w:szCs w:val="20"/>
+          <w:sz w:val="24"/>
+          <w:szCs w:val="24"/>
         </w:rPr>
         <w:t xml:space="preserve">     전달 및 테스트 진행,</w:t>
       </w:r>
@@ -4463,8 +4463,8 @@
       <w:r>
         <w:rPr>
           <w:rFonts w:ascii="바탕체" w:cs="바탕체" w:eastAsia="바탕체" w:hAnsi="바탕체"/>
-          <w:sz w:val="20"/>
-          <w:szCs w:val="20"/>
+          <w:sz w:val="24"/>
+          <w:szCs w:val="24"/>
         </w:rPr>
         <w:t xml:space="preserve">     그룹 스크랩과 양식·성능</w:t>
       </w:r>
@@ -4476,8 +4476,8 @@
       <w:r>
         <w:rPr>
           <w:rFonts w:ascii="바탕체" w:cs="바탕체" w:eastAsia="바탕체" w:hAnsi="바탕체"/>
-          <w:sz w:val="20"/>
-          <w:szCs w:val="20"/>
+          <w:sz w:val="24"/>
+          <w:szCs w:val="24"/>
         </w:rPr>
         <w:t xml:space="preserve">     유사 확인</w:t>
       </w:r>
@@ -4489,8 +4489,8 @@
       <w:r>
         <w:rPr>
           <w:rFonts w:ascii="바탕체" w:cs="바탕체" w:eastAsia="바탕체" w:hAnsi="바탕체"/>
-          <w:sz w:val="20"/>
-          <w:szCs w:val="20"/>
+          <w:sz w:val="24"/>
+          <w:szCs w:val="24"/>
         </w:rPr>
         <w:t xml:space="preserve"/>
       </w:r>
@@ -4502,8 +4502,8 @@
       <w:r>
         <w:rPr>
           <w:rFonts w:ascii="바탕체" w:cs="바탕체" w:eastAsia="바탕체" w:hAnsi="바탕체"/>
-          <w:sz w:val="20"/>
-          <w:szCs w:val="20"/>
+          <w:sz w:val="24"/>
+          <w:szCs w:val="24"/>
         </w:rPr>
         <w:t xml:space="preserve">   - 특수 편집 기사는 자동</w:t>
       </w:r>
@@ -4515,8 +4515,8 @@
       <w:r>
         <w:rPr>
           <w:rFonts w:ascii="바탕체" w:cs="바탕체" w:eastAsia="바탕체" w:hAnsi="바탕체"/>
-          <w:sz w:val="20"/>
-          <w:szCs w:val="20"/>
+          <w:sz w:val="24"/>
+          <w:szCs w:val="24"/>
         </w:rPr>
         <w:t xml:space="preserve">     하이라이트 미적용,</w:t>
       </w:r>
@@ -4528,8 +4528,8 @@
       <w:r>
         <w:rPr>
           <w:rFonts w:ascii="바탕체" w:cs="바탕체" w:eastAsia="바탕체" w:hAnsi="바탕체"/>
-          <w:sz w:val="20"/>
-          <w:szCs w:val="20"/>
+          <w:sz w:val="24"/>
+          <w:szCs w:val="24"/>
         </w:rPr>
         <w:t xml:space="preserve">     추가 학습 없이 진행 예정</w:t>
       </w:r>
@@ -4541,8 +4541,8 @@
       <w:r>
         <w:rPr>
           <w:rFonts w:ascii="바탕체" w:cs="바탕체" w:eastAsia="바탕체" w:hAnsi="바탕체"/>
-          <w:sz w:val="20"/>
-          <w:szCs w:val="20"/>
+          <w:sz w:val="24"/>
+          <w:szCs w:val="24"/>
         </w:rPr>
         <w:t xml:space="preserve"/>
       </w:r>
@@ -4554,8 +4554,8 @@
       <w:r>
         <w:rPr>
           <w:rFonts w:ascii="바탕체" w:cs="바탕체" w:eastAsia="바탕체" w:hAnsi="바탕체"/>
-          <w:sz w:val="20"/>
-          <w:szCs w:val="20"/>
+          <w:sz w:val="24"/>
+          <w:szCs w:val="24"/>
         </w:rPr>
         <w:t xml:space="preserve">   - 현재 시스템 적용 요건 확인 중,</w:t>
       </w:r>
@@ -4567,8 +4567,8 @@
       <w:r>
         <w:rPr>
           <w:rFonts w:ascii="바탕체" w:cs="바탕체" w:eastAsia="바탕체" w:hAnsi="바탕체"/>
-          <w:sz w:val="20"/>
-          <w:szCs w:val="20"/>
+          <w:sz w:val="24"/>
+          <w:szCs w:val="24"/>
         </w:rPr>
         <w:t xml:space="preserve">     세부 일정은 개발팀도 미확인</w:t>
       </w:r>
@@ -4580,8 +4580,8 @@
       <w:r>
         <w:rPr>
           <w:rFonts w:ascii="바탕체" w:cs="바탕체" w:eastAsia="바탕체" w:hAnsi="바탕체"/>
-          <w:sz w:val="20"/>
-          <w:szCs w:val="20"/>
+          <w:sz w:val="24"/>
+          <w:szCs w:val="24"/>
         </w:rPr>
         <w:t xml:space="preserve"/>
       </w:r>
@@ -4593,8 +4593,8 @@
       <w:r>
         <w:rPr>
           <w:rFonts w:ascii="바탕체" w:cs="바탕체" w:eastAsia="바탕체" w:hAnsi="바탕체"/>
-          <w:sz w:val="20"/>
-          <w:szCs w:val="20"/>
+          <w:sz w:val="24"/>
+          <w:szCs w:val="24"/>
         </w:rPr>
         <w:t xml:space="preserve"/>
       </w:r>
@@ -4606,8 +4606,8 @@
       <w:r>
         <w:rPr>
           <w:rFonts w:ascii="바탕체" w:cs="바탕체" w:eastAsia="바탕체" w:hAnsi="바탕체"/>
-          <w:sz w:val="20"/>
-          <w:szCs w:val="20"/>
+          <w:sz w:val="24"/>
+          <w:szCs w:val="24"/>
         </w:rPr>
         <w:t xml:space="preserve">3. DS 적용 준비</w:t>
       </w:r>
@@ -4619,8 +4619,8 @@
       <w:r>
         <w:rPr>
           <w:rFonts w:ascii="바탕체" w:cs="바탕체" w:eastAsia="바탕체" w:hAnsi="바탕체"/>
-          <w:sz w:val="20"/>
-          <w:szCs w:val="20"/>
+          <w:sz w:val="24"/>
+          <w:szCs w:val="24"/>
         </w:rPr>
         <w:t xml:space="preserve"/>
       </w:r>
@@ -4632,8 +4632,8 @@
       <w:r>
         <w:rPr>
           <w:rFonts w:ascii="바탕체" w:cs="바탕체" w:eastAsia="바탕체" w:hAnsi="바탕체"/>
-          <w:sz w:val="20"/>
-          <w:szCs w:val="20"/>
+          <w:sz w:val="24"/>
+          <w:szCs w:val="24"/>
         </w:rPr>
         <w:t xml:space="preserve">□ DS 샘플 테스트를 통한</w:t>
       </w:r>
@@ -4645,8 +4645,8 @@
       <w:r>
         <w:rPr>
           <w:rFonts w:ascii="바탕체" w:cs="바탕체" w:eastAsia="바탕체" w:hAnsi="바탕체"/>
-          <w:sz w:val="20"/>
-          <w:szCs w:val="20"/>
+          <w:sz w:val="24"/>
+          <w:szCs w:val="24"/>
         </w:rPr>
         <w:t xml:space="preserve">     추가 작업 범위 확인과</w:t>
       </w:r>
@@ -4658,8 +4658,8 @@
       <w:r>
         <w:rPr>
           <w:rFonts w:ascii="바탕체" w:cs="바탕체" w:eastAsia="바탕체" w:hAnsi="바탕체"/>
-          <w:sz w:val="20"/>
-          <w:szCs w:val="20"/>
+          <w:sz w:val="24"/>
+          <w:szCs w:val="24"/>
         </w:rPr>
         <w:t xml:space="preserve">     보안 요건 점검 필요</w:t>
       </w:r>
@@ -4671,8 +4671,8 @@
       <w:r>
         <w:rPr>
           <w:rFonts w:ascii="바탕체" w:cs="바탕체" w:eastAsia="바탕체" w:hAnsi="바탕체"/>
-          <w:sz w:val="20"/>
-          <w:szCs w:val="20"/>
+          <w:sz w:val="24"/>
+          <w:szCs w:val="24"/>
         </w:rPr>
         <w:t xml:space="preserve"/>
       </w:r>
@@ -4684,8 +4684,8 @@
       <w:r>
         <w:rPr>
           <w:rFonts w:ascii="바탕체" w:cs="바탕체" w:eastAsia="바탕체" w:hAnsi="바탕체"/>
-          <w:sz w:val="20"/>
-          <w:szCs w:val="20"/>
+          <w:sz w:val="24"/>
+          <w:szCs w:val="24"/>
         </w:rPr>
         <w:t xml:space="preserve">   - DS 스크랩·수기 하이라이트</w:t>
       </w:r>
@@ -4697,8 +4697,8 @@
       <w:r>
         <w:rPr>
           <w:rFonts w:ascii="바탕체" w:cs="바탕체" w:eastAsia="바탕체" w:hAnsi="바탕체"/>
-          <w:sz w:val="20"/>
-          <w:szCs w:val="20"/>
+          <w:sz w:val="24"/>
+          <w:szCs w:val="24"/>
         </w:rPr>
         <w:t xml:space="preserve">     샘플로 기존 프로그램</w:t>
       </w:r>
@@ -4710,8 +4710,8 @@
       <w:r>
         <w:rPr>
           <w:rFonts w:ascii="바탕체" w:cs="바탕체" w:eastAsia="바탕체" w:hAnsi="바탕체"/>
-          <w:sz w:val="20"/>
-          <w:szCs w:val="20"/>
+          <w:sz w:val="24"/>
+          <w:szCs w:val="24"/>
         </w:rPr>
         <w:t xml:space="preserve">     적용 가능 여부 확인</w:t>
       </w:r>
@@ -4723,8 +4723,8 @@
       <w:r>
         <w:rPr>
           <w:rFonts w:ascii="바탕체" w:cs="바탕체" w:eastAsia="바탕체" w:hAnsi="바탕체"/>
-          <w:sz w:val="20"/>
-          <w:szCs w:val="20"/>
+          <w:sz w:val="24"/>
+          <w:szCs w:val="24"/>
         </w:rPr>
         <w:t xml:space="preserve"/>
       </w:r>
@@ -4736,8 +4736,8 @@
       <w:r>
         <w:rPr>
           <w:rFonts w:ascii="바탕체" w:cs="바탕체" w:eastAsia="바탕체" w:hAnsi="바탕체"/>
-          <w:sz w:val="20"/>
-          <w:szCs w:val="20"/>
+          <w:sz w:val="24"/>
+          <w:szCs w:val="24"/>
         </w:rPr>
         <w:t xml:space="preserve">   - OCR 서버 접속용 방화벽 등록,</w:t>
       </w:r>
@@ -4749,8 +4749,8 @@
       <w:r>
         <w:rPr>
           <w:rFonts w:ascii="바탕체" w:cs="바탕체" w:eastAsia="바탕체" w:hAnsi="바탕체"/>
-          <w:sz w:val="20"/>
-          <w:szCs w:val="20"/>
+          <w:sz w:val="24"/>
+          <w:szCs w:val="24"/>
         </w:rPr>
         <w:t xml:space="preserve">     NASCA/DRM 프로그램</w:t>
       </w:r>
@@ -4762,8 +4762,8 @@
       <w:r>
         <w:rPr>
           <w:rFonts w:ascii="바탕체" w:cs="바탕체" w:eastAsia="바탕체" w:hAnsi="바탕체"/>
-          <w:sz w:val="20"/>
-          <w:szCs w:val="20"/>
+          <w:sz w:val="24"/>
+          <w:szCs w:val="24"/>
         </w:rPr>
         <w:t xml:space="preserve">     신뢰 등록 등 DS 보안 절차와</w:t>
       </w:r>
@@ -4775,8 +4775,8 @@
       <w:r>
         <w:rPr>
           <w:rFonts w:ascii="바탕체" w:cs="바탕체" w:eastAsia="바탕체" w:hAnsi="바탕체"/>
-          <w:sz w:val="20"/>
-          <w:szCs w:val="20"/>
+          <w:sz w:val="24"/>
+          <w:szCs w:val="24"/>
         </w:rPr>
         <w:t xml:space="preserve">     소요 기간 확인</w:t>
       </w:r>
@@ -4788,8 +4788,8 @@
       <w:r>
         <w:rPr>
           <w:rFonts w:ascii="바탕체" w:cs="바탕체" w:eastAsia="바탕체" w:hAnsi="바탕체"/>
-          <w:sz w:val="20"/>
-          <w:szCs w:val="20"/>
+          <w:sz w:val="24"/>
+          <w:szCs w:val="24"/>
         </w:rPr>
         <w:t xml:space="preserve"/>
       </w:r>
@@ -4801,8 +4801,8 @@
       <w:r>
         <w:rPr>
           <w:rFonts w:ascii="바탕체" w:cs="바탕체" w:eastAsia="바탕체" w:hAnsi="바탕체"/>
-          <w:sz w:val="20"/>
-          <w:szCs w:val="20"/>
+          <w:sz w:val="24"/>
+          <w:szCs w:val="24"/>
         </w:rPr>
         <w:t xml:space="preserve"/>
       </w:r>
@@ -4814,8 +4814,8 @@
       <w:r>
         <w:rPr>
           <w:rFonts w:ascii="바탕체" w:cs="바탕체" w:eastAsia="바탕체" w:hAnsi="바탕체"/>
-          <w:sz w:val="20"/>
-          <w:szCs w:val="20"/>
+          <w:sz w:val="24"/>
+          <w:szCs w:val="24"/>
         </w:rPr>
         <w:t xml:space="preserve">4. 향후 계획</w:t>
       </w:r>
@@ -4827,8 +4827,8 @@
       <w:r>
         <w:rPr>
           <w:rFonts w:ascii="바탕체" w:cs="바탕체" w:eastAsia="바탕체" w:hAnsi="바탕체"/>
-          <w:sz w:val="20"/>
-          <w:szCs w:val="20"/>
+          <w:sz w:val="24"/>
+          <w:szCs w:val="24"/>
         </w:rPr>
         <w:t xml:space="preserve"/>
       </w:r>
@@ -4840,8 +4840,8 @@
       <w:r>
         <w:rPr>
           <w:rFonts w:ascii="바탕체" w:cs="바탕체" w:eastAsia="바탕체" w:hAnsi="바탕체"/>
-          <w:sz w:val="20"/>
-          <w:szCs w:val="20"/>
+          <w:sz w:val="24"/>
+          <w:szCs w:val="24"/>
         </w:rPr>
         <w:t xml:space="preserve">□ 팀장님 명의로 안재용 센터장·</w:t>
       </w:r>
@@ -4853,8 +4853,8 @@
       <w:r>
         <w:rPr>
           <w:rFonts w:ascii="바탕체" w:cs="바탕체" w:eastAsia="바탕체" w:hAnsi="바탕체"/>
-          <w:sz w:val="20"/>
-          <w:szCs w:val="20"/>
+          <w:sz w:val="24"/>
+          <w:szCs w:val="24"/>
         </w:rPr>
         <w:t xml:space="preserve">     김상하 상무에게 개발 지원</w:t>
       </w:r>
@@ -4866,8 +4866,8 @@
       <w:r>
         <w:rPr>
           <w:rFonts w:ascii="바탕체" w:cs="바탕체" w:eastAsia="바탕체" w:hAnsi="바탕체"/>
-          <w:sz w:val="20"/>
-          <w:szCs w:val="20"/>
+          <w:sz w:val="24"/>
+          <w:szCs w:val="24"/>
         </w:rPr>
         <w:t xml:space="preserve">     메일 발송 필요</w:t>
       </w:r>
@@ -4879,8 +4879,8 @@
       <w:r>
         <w:rPr>
           <w:rFonts w:ascii="바탕체" w:cs="바탕체" w:eastAsia="바탕체" w:hAnsi="바탕체"/>
-          <w:sz w:val="20"/>
-          <w:szCs w:val="20"/>
+          <w:sz w:val="24"/>
+          <w:szCs w:val="24"/>
         </w:rPr>
         <w:t xml:space="preserve"/>
       </w:r>
@@ -4892,8 +4892,8 @@
       <w:r>
         <w:rPr>
           <w:rFonts w:ascii="바탕체" w:cs="바탕체" w:eastAsia="바탕체" w:hAnsi="바탕체"/>
-          <w:sz w:val="20"/>
-          <w:szCs w:val="20"/>
+          <w:sz w:val="24"/>
+          <w:szCs w:val="24"/>
         </w:rPr>
         <w:t xml:space="preserve">   - DX와 동시 도입을 위한</w:t>
       </w:r>
@@ -4905,8 +4905,8 @@
       <w:r>
         <w:rPr>
           <w:rFonts w:ascii="바탕체" w:cs="바탕체" w:eastAsia="바탕체" w:hAnsi="바탕체"/>
-          <w:sz w:val="20"/>
-          <w:szCs w:val="20"/>
+          <w:sz w:val="24"/>
+          <w:szCs w:val="24"/>
         </w:rPr>
         <w:t xml:space="preserve">     적용 검토 및 개발·테스트</w:t>
       </w:r>
@@ -4918,8 +4918,8 @@
       <w:r>
         <w:rPr>
           <w:rFonts w:ascii="바탕체" w:cs="바탕체" w:eastAsia="바탕체" w:hAnsi="바탕체"/>
-          <w:sz w:val="20"/>
-          <w:szCs w:val="20"/>
+          <w:sz w:val="24"/>
+          <w:szCs w:val="24"/>
         </w:rPr>
         <w:t xml:space="preserve">     지원 요청</w:t>
       </w:r>
@@ -4931,8 +4931,8 @@
       <w:r>
         <w:rPr>
           <w:rFonts w:ascii="바탕체" w:cs="바탕체" w:eastAsia="바탕체" w:hAnsi="바탕체"/>
-          <w:sz w:val="20"/>
-          <w:szCs w:val="20"/>
+          <w:sz w:val="24"/>
+          <w:szCs w:val="24"/>
         </w:rPr>
         <w:t xml:space="preserve"/>
       </w:r>
@@ -4944,8 +4944,8 @@
       <w:r>
         <w:rPr>
           <w:rFonts w:ascii="바탕체" w:cs="바탕체" w:eastAsia="바탕체" w:hAnsi="바탕체"/>
-          <w:sz w:val="20"/>
-          <w:szCs w:val="20"/>
+          <w:sz w:val="24"/>
+          <w:szCs w:val="24"/>
         </w:rPr>
         <w:t xml:space="preserve">□ DX 도입 일정 기준으로</w:t>
       </w:r>
@@ -4957,8 +4957,8 @@
       <w:r>
         <w:rPr>
           <w:rFonts w:ascii="바탕체" w:cs="바탕체" w:eastAsia="바탕체" w:hAnsi="바탕체"/>
-          <w:sz w:val="20"/>
-          <w:szCs w:val="20"/>
+          <w:sz w:val="24"/>
+          <w:szCs w:val="24"/>
         </w:rPr>
         <w:t xml:space="preserve">     DS 적용 선결사항과</w:t>
       </w:r>
@@ -4970,8 +4970,8 @@
       <w:r>
         <w:rPr>
           <w:rFonts w:ascii="바탕체" w:cs="바탕체" w:eastAsia="바탕체" w:hAnsi="바탕체"/>
-          <w:sz w:val="20"/>
-          <w:szCs w:val="20"/>
+          <w:sz w:val="24"/>
+          <w:szCs w:val="24"/>
         </w:rPr>
         <w:t xml:space="preserve">     작업별 완료 기한 설정</w:t>
       </w:r>
@@ -4983,8 +4983,8 @@
       <w:r>
         <w:rPr>
           <w:rFonts w:ascii="바탕체" w:cs="바탕체" w:eastAsia="바탕체" w:hAnsi="바탕체"/>
-          <w:sz w:val="20"/>
-          <w:szCs w:val="20"/>
+          <w:sz w:val="24"/>
+          <w:szCs w:val="24"/>
         </w:rPr>
         <w:t xml:space="preserve"/>
       </w:r>
@@ -4996,8 +4996,8 @@
       <w:r>
         <w:rPr>
           <w:rFonts w:ascii="바탕체" w:cs="바탕체" w:eastAsia="바탕체" w:hAnsi="바탕체"/>
-          <w:sz w:val="20"/>
-          <w:szCs w:val="20"/>
+          <w:sz w:val="24"/>
+          <w:szCs w:val="24"/>
         </w:rPr>
         <w:t xml:space="preserve">   - 지원 요청과 병행해</w:t>
       </w:r>
@@ -5009,8 +5009,8 @@
       <w:r>
         <w:rPr>
           <w:rFonts w:ascii="바탕체" w:cs="바탕체" w:eastAsia="바탕체" w:hAnsi="바탕체"/>
-          <w:sz w:val="20"/>
-          <w:szCs w:val="20"/>
+          <w:sz w:val="24"/>
+          <w:szCs w:val="24"/>
         </w:rPr>
         <w:t xml:space="preserve">     DS 샘플 준비 및 개발팀</w:t>
       </w:r>
@@ -5022,8 +5022,8 @@
       <w:r>
         <w:rPr>
           <w:rFonts w:ascii="바탕체" w:cs="바탕체" w:eastAsia="바탕체" w:hAnsi="바탕체"/>
-          <w:sz w:val="20"/>
-          <w:szCs w:val="20"/>
+          <w:sz w:val="24"/>
+          <w:szCs w:val="24"/>
         </w:rPr>
         <w:t xml:space="preserve">     테스트·방문 일정 협의</w:t>
       </w:r>
@@ -5035,8 +5035,8 @@
       <w:r>
         <w:rPr>
           <w:rFonts w:ascii="바탕체" w:cs="바탕체" w:eastAsia="바탕체" w:hAnsi="바탕체"/>
-          <w:sz w:val="20"/>
-          <w:szCs w:val="20"/>
+          <w:sz w:val="24"/>
+          <w:szCs w:val="24"/>
         </w:rPr>
         <w:t xml:space="preserve"/>
       </w:r>
@@ -5048,8 +5048,8 @@
       <w:r>
         <w:rPr>
           <w:rFonts w:ascii="바탕체" w:cs="바탕체" w:eastAsia="바탕체" w:hAnsi="바탕체"/>
-          <w:sz w:val="20"/>
-          <w:szCs w:val="20"/>
+          <w:sz w:val="24"/>
+          <w:szCs w:val="24"/>
         </w:rPr>
         <w:t xml:space="preserve">   - 보안·시스템 준비는</w:t>
       </w:r>
@@ -5061,8 +5061,8 @@
       <w:r>
         <w:rPr>
           <w:rFonts w:ascii="바탕체" w:cs="바탕체" w:eastAsia="바탕체" w:hAnsi="바탕체"/>
-          <w:sz w:val="20"/>
-          <w:szCs w:val="20"/>
+          <w:sz w:val="24"/>
+          <w:szCs w:val="24"/>
         </w:rPr>
         <w:t xml:space="preserve">     관련 부서와 병행 추진,</w:t>
       </w:r>
@@ -5074,8 +5074,8 @@
       <w:r>
         <w:rPr>
           <w:rFonts w:ascii="바탕체" w:cs="바탕체" w:eastAsia="바탕체" w:hAnsi="바탕체"/>
-          <w:sz w:val="20"/>
-          <w:szCs w:val="20"/>
+          <w:sz w:val="24"/>
+          <w:szCs w:val="24"/>
         </w:rPr>
         <w:t xml:space="preserve">     항목별 담당자·완료 기한 설정</w:t>
       </w:r>
@@ -5087,8 +5087,8 @@
       <w:r>
         <w:rPr>
           <w:rFonts w:ascii="바탕체" w:cs="바탕체" w:eastAsia="바탕체" w:hAnsi="바탕체"/>
-          <w:sz w:val="20"/>
-          <w:szCs w:val="20"/>
+          <w:sz w:val="24"/>
+          <w:szCs w:val="24"/>
         </w:rPr>
         <w:t xml:space="preserve"/>
       </w:r>
@@ -5100,8 +5100,8 @@
       <w:r>
         <w:rPr>
           <w:rFonts w:ascii="바탕체" w:cs="바탕체" w:eastAsia="바탕체" w:hAnsi="바탕체"/>
-          <w:sz w:val="20"/>
-          <w:szCs w:val="20"/>
+          <w:sz w:val="24"/>
+          <w:szCs w:val="24"/>
         </w:rPr>
         <w:t xml:space="preserve"/>
       </w:r>
@@ -5113,8 +5113,8 @@
       <w:r>
         <w:rPr>
           <w:rFonts w:ascii="바탕체" w:cs="바탕체" w:eastAsia="바탕체" w:hAnsi="바탕체"/>
-          <w:sz w:val="20"/>
-          <w:szCs w:val="20"/>
+          <w:sz w:val="24"/>
+          <w:szCs w:val="24"/>
         </w:rPr>
         <w:t xml:space="preserve">- 이 상 -</w:t>
       </w:r>
@@ -5133,8 +5133,8 @@
           <w:rFonts w:ascii="바탕체" w:cs="바탕체" w:eastAsia="바탕체" w:hAnsi="바탕체"/>
           <w:b/>
           <w:bCs/>
-          <w:sz w:val="22"/>
-          <w:szCs w:val="22"/>
+          <w:sz w:val="32"/>
+          <w:szCs w:val="32"/>
         </w:rPr>
         <w:t xml:space="preserve">10.26 (월)</w:t>
       </w:r>
@@ -5148,8 +5148,8 @@
           <w:rFonts w:ascii="바탕체" w:cs="바탕체" w:eastAsia="바탕체" w:hAnsi="바탕체"/>
           <w:b/>
           <w:bCs/>
-          <w:sz w:val="20"/>
-          <w:szCs w:val="20"/>
+          <w:sz w:val="28"/>
+          <w:szCs w:val="28"/>
         </w:rPr>
         <w:t xml:space="preserve">주요 사항</w:t>
       </w:r>
@@ -5162,8 +5162,8 @@
       <w:r>
         <w:rPr>
           <w:rFonts w:ascii="바탕체" w:cs="바탕체" w:eastAsia="바탕체" w:hAnsi="바탕체"/>
-          <w:sz w:val="20"/>
-          <w:szCs w:val="20"/>
+          <w:sz w:val="24"/>
+          <w:szCs w:val="24"/>
         </w:rPr>
         <w:t xml:space="preserve">- 담당 지정 (양진호·이한정), 보고방 개설</w:t>
       </w:r>
@@ -5176,8 +5176,8 @@
       <w:r>
         <w:rPr>
           <w:rFonts w:ascii="바탕체" w:cs="바탕체" w:eastAsia="바탕체" w:hAnsi="바탕체"/>
-          <w:sz w:val="20"/>
-          <w:szCs w:val="20"/>
+          <w:sz w:val="24"/>
+          <w:szCs w:val="24"/>
         </w:rPr>
         <w:t xml:space="preserve">- 김용호 프로(전자 PR기획그룹) 통화, 그룹 안내 메일 재수령</w:t>
       </w:r>
@@ -5190,8 +5190,8 @@
       <w:r>
         <w:rPr>
           <w:rFonts w:ascii="바탕체" w:cs="바탕체" w:eastAsia="바탕체" w:hAnsi="바탕체"/>
-          <w:sz w:val="20"/>
-          <w:szCs w:val="20"/>
+          <w:sz w:val="24"/>
+          <w:szCs w:val="24"/>
         </w:rPr>
         <w:t xml:space="preserve">- DX는 AX개발팀과 도입 진행 중이며, DS도 개발팀에 직접 지원 요청 가능 확인</w:t>
       </w:r>
@@ -5204,8 +5204,8 @@
       <w:r>
         <w:rPr>
           <w:rFonts w:ascii="바탕체" w:cs="바탕체" w:eastAsia="바탕체" w:hAnsi="바탕체"/>
-          <w:sz w:val="20"/>
-          <w:szCs w:val="20"/>
+          <w:sz w:val="24"/>
+          <w:szCs w:val="24"/>
         </w:rPr>
         <w:t xml:space="preserve">- 기존 프로그램은 그룹 양식 기준 → DS 양식 적용 테스트 필요</w:t>
       </w:r>
@@ -5219,8 +5219,8 @@
           <w:rFonts w:ascii="바탕체" w:cs="바탕체" w:eastAsia="바탕체" w:hAnsi="바탕체"/>
           <w:b/>
           <w:bCs/>
-          <w:sz w:val="22"/>
-          <w:szCs w:val="22"/>
+          <w:sz w:val="32"/>
+          <w:szCs w:val="32"/>
         </w:rPr>
         <w:t xml:space="preserve">배경 (10.06 ~ 10.13)</w:t>
       </w:r>
@@ -5233,8 +5233,8 @@
       <w:r>
         <w:rPr>
           <w:rFonts w:ascii="바탕체" w:cs="바탕체" w:eastAsia="바탕체" w:hAnsi="바탕체"/>
-          <w:sz w:val="20"/>
-          <w:szCs w:val="20"/>
+          <w:sz w:val="24"/>
+          <w:szCs w:val="24"/>
         </w:rPr>
         <w:t xml:space="preserve">- 10.06 홍보임원회의에서 'AI 활용 스크랩 하이라이트' 언급</w:t>
       </w:r>
@@ -5247,8 +5247,8 @@
       <w:r>
         <w:rPr>
           <w:rFonts w:ascii="바탕체" w:cs="바탕체" w:eastAsia="바탕체" w:hAnsi="바탕체"/>
-          <w:sz w:val="20"/>
-          <w:szCs w:val="20"/>
+          <w:sz w:val="24"/>
+          <w:szCs w:val="24"/>
         </w:rPr>
         <w:t xml:space="preserve">- 10.12 DX 정홍욱 상무 → AX개발팀 적용 요청·샘플 전달, 당일 "그룹과 유사, 적용 가능" 회신</w:t>
       </w:r>
@@ -5261,8 +5261,8 @@
       <w:r>
         <w:rPr>
           <w:rFonts w:ascii="바탕체" w:cs="바탕체" w:eastAsia="바탕체" w:hAnsi="바탕체"/>
-          <w:sz w:val="20"/>
-          <w:szCs w:val="20"/>
+          <w:sz w:val="24"/>
+          <w:szCs w:val="24"/>
         </w:rPr>
         <w:t xml:space="preserve">- 10.12 차병석 부사장 관계사 안내 메일 (권고: 10월 착수 → 11월 테스트 → 12월 적용)</w:t>
       </w:r>
@@ -5275,8 +5275,8 @@
       <w:r>
         <w:rPr>
           <w:rFonts w:ascii="바탕체" w:cs="바탕체" w:eastAsia="바탕체" w:hAnsi="바탕체"/>
-          <w:sz w:val="20"/>
-          <w:szCs w:val="20"/>
+          <w:sz w:val="24"/>
+          <w:szCs w:val="24"/>
         </w:rPr>
         <w:t xml:space="preserve">- 10.13 DX 특수 편집 기사 추가 학습 불필요 결정</w:t>
       </w:r>
@@ -5295,8 +5295,8 @@
           <w:rFonts w:ascii="바탕체" w:cs="바탕체" w:eastAsia="바탕체" w:hAnsi="바탕체"/>
           <w:b/>
           <w:bCs/>
-          <w:sz w:val="26"/>
-          <w:szCs w:val="26"/>
+          <w:sz w:val="36"/>
+          <w:szCs w:val="36"/>
         </w:rPr>
         <w:t xml:space="preserve">3. 참고</w:t>
       </w:r>
@@ -5310,21 +5310,21 @@
           <w:rFonts w:ascii="바탕체" w:cs="바탕체" w:eastAsia="바탕체" w:hAnsi="바탕체"/>
           <w:b/>
           <w:bCs/>
-          <w:sz w:val="22"/>
-          <w:szCs w:val="22"/>
+          <w:sz w:val="32"/>
+          <w:szCs w:val="32"/>
         </w:rPr>
         <w:t xml:space="preserve">3.1 기술 요건 (김경수 파트장 안내)</w:t>
       </w:r>
     </w:p>
     <w:p>
       <w:pPr>
-        <w:spacing w:after="60" w:line="264"/>
-      </w:pPr>
-      <w:r>
-        <w:rPr>
-          <w:rFonts w:ascii="바탕체" w:cs="바탕체" w:eastAsia="바탕체" w:hAnsi="바탕체"/>
-          <w:sz w:val="20"/>
-          <w:szCs w:val="20"/>
+        <w:spacing w:after="60" w:line="288"/>
+      </w:pPr>
+      <w:r>
+        <w:rPr>
+          <w:rFonts w:ascii="바탕체" w:cs="바탕체" w:eastAsia="바탕체" w:hAnsi="바탕체"/>
+          <w:sz w:val="24"/>
+          <w:szCs w:val="24"/>
         </w:rPr>
         <w:t xml:space="preserve">프로그램 Newspaper_Highlight.exe — 사용자 PC에서 스크랩 PDF + 묶음 기사 정보를 받아 하이라이트 PDF 반환</w:t>
       </w:r>
@@ -5369,7 +5369,7 @@
           </w:tcPr>
           <w:p>
             <w:pPr>
-              <w:spacing w:after="0" w:line="250"/>
+              <w:spacing w:after="0" w:line="264"/>
               <w:jc w:val="center"/>
             </w:pPr>
             <w:r>
@@ -5377,8 +5377,8 @@
                 <w:rFonts w:ascii="바탕체" w:cs="바탕체" w:eastAsia="바탕체" w:hAnsi="바탕체"/>
                 <w:b/>
                 <w:bCs/>
-                <w:sz w:val="19"/>
-                <w:szCs w:val="19"/>
+                <w:sz w:val="24"/>
+                <w:szCs w:val="24"/>
               </w:rPr>
               <w:t xml:space="preserve">구분</w:t>
             </w:r>
@@ -5402,7 +5402,7 @@
           </w:tcPr>
           <w:p>
             <w:pPr>
-              <w:spacing w:after="0" w:line="250"/>
+              <w:spacing w:after="0" w:line="264"/>
               <w:jc w:val="center"/>
             </w:pPr>
             <w:r>
@@ -5410,8 +5410,8 @@
                 <w:rFonts w:ascii="바탕체" w:cs="바탕체" w:eastAsia="바탕체" w:hAnsi="바탕체"/>
                 <w:b/>
                 <w:bCs/>
-                <w:sz w:val="19"/>
-                <w:szCs w:val="19"/>
+                <w:sz w:val="24"/>
+                <w:szCs w:val="24"/>
               </w:rPr>
               <w:t xml:space="preserve">요건</w:t>
             </w:r>
@@ -5435,7 +5435,7 @@
           </w:tcPr>
           <w:p>
             <w:pPr>
-              <w:spacing w:after="0" w:line="250"/>
+              <w:spacing w:after="0" w:line="264"/>
               <w:jc w:val="center"/>
             </w:pPr>
             <w:r>
@@ -5443,8 +5443,8 @@
                 <w:rFonts w:ascii="바탕체" w:cs="바탕체" w:eastAsia="바탕체" w:hAnsi="바탕체"/>
                 <w:b/>
                 <w:bCs/>
-                <w:sz w:val="19"/>
-                <w:szCs w:val="19"/>
+                <w:sz w:val="24"/>
+                <w:szCs w:val="24"/>
               </w:rPr>
               <w:t xml:space="preserve">DS 확인 사항</w:t>
             </w:r>
@@ -5468,7 +5468,7 @@
           </w:tcPr>
           <w:p>
             <w:pPr>
-              <w:spacing w:after="0" w:line="250"/>
+              <w:spacing w:after="0" w:line="264"/>
               <w:jc w:val="center"/>
             </w:pPr>
             <w:r>
@@ -5476,8 +5476,8 @@
                 <w:rFonts w:ascii="바탕체" w:cs="바탕체" w:eastAsia="바탕체" w:hAnsi="바탕체"/>
                 <w:b/>
                 <w:bCs/>
-                <w:sz w:val="19"/>
-                <w:szCs w:val="19"/>
+                <w:sz w:val="24"/>
+                <w:szCs w:val="24"/>
               </w:rPr>
               <w:t xml:space="preserve">상태</w:t>
             </w:r>
@@ -5506,15 +5506,15 @@
           </w:tcPr>
           <w:p>
             <w:pPr>
-              <w:spacing w:after="0" w:line="250"/>
-            </w:pPr>
-            <w:r>
-              <w:rPr>
-                <w:rFonts w:ascii="바탕체" w:cs="바탕체" w:eastAsia="바탕체" w:hAnsi="바탕체"/>
-                <w:b w:val="false"/>
-                <w:bCs w:val="false"/>
-                <w:sz w:val="19"/>
-                <w:szCs w:val="19"/>
+              <w:spacing w:after="0" w:line="264"/>
+            </w:pPr>
+            <w:r>
+              <w:rPr>
+                <w:rFonts w:ascii="바탕체" w:cs="바탕체" w:eastAsia="바탕체" w:hAnsi="바탕체"/>
+                <w:b w:val="false"/>
+                <w:bCs w:val="false"/>
+                <w:sz w:val="24"/>
+                <w:szCs w:val="24"/>
               </w:rPr>
               <w:t xml:space="preserve">입력</w:t>
             </w:r>
@@ -5538,15 +5538,15 @@
           </w:tcPr>
           <w:p>
             <w:pPr>
-              <w:spacing w:after="0" w:line="250"/>
-            </w:pPr>
-            <w:r>
-              <w:rPr>
-                <w:rFonts w:ascii="바탕체" w:cs="바탕체" w:eastAsia="바탕체" w:hAnsi="바탕체"/>
-                <w:b w:val="false"/>
-                <w:bCs w:val="false"/>
-                <w:sz w:val="19"/>
-                <w:szCs w:val="19"/>
+              <w:spacing w:after="0" w:line="264"/>
+            </w:pPr>
+            <w:r>
+              <w:rPr>
+                <w:rFonts w:ascii="바탕체" w:cs="바탕체" w:eastAsia="바탕체" w:hAnsi="바탕체"/>
+                <w:b w:val="false"/>
+                <w:bCs w:val="false"/>
+                <w:sz w:val="24"/>
+                <w:szCs w:val="24"/>
               </w:rPr>
               <w:t xml:space="preserve">스크랩 PDF (1p 목차 표지 포함 검토본)</w:t>
             </w:r>
@@ -5570,15 +5570,15 @@
           </w:tcPr>
           <w:p>
             <w:pPr>
-              <w:spacing w:after="0" w:line="250"/>
-            </w:pPr>
-            <w:r>
-              <w:rPr>
-                <w:rFonts w:ascii="바탕체" w:cs="바탕체" w:eastAsia="바탕체" w:hAnsi="바탕체"/>
-                <w:b w:val="false"/>
-                <w:bCs w:val="false"/>
-                <w:sz w:val="19"/>
-                <w:szCs w:val="19"/>
+              <w:spacing w:after="0" w:line="264"/>
+            </w:pPr>
+            <w:r>
+              <w:rPr>
+                <w:rFonts w:ascii="바탕체" w:cs="바탕체" w:eastAsia="바탕체" w:hAnsi="바탕체"/>
+                <w:b w:val="false"/>
+                <w:bCs w:val="false"/>
+                <w:sz w:val="24"/>
+                <w:szCs w:val="24"/>
               </w:rPr>
               <w:t xml:space="preserve">DS 스크랩 목차 표지·양식 차이</w:t>
             </w:r>
@@ -5602,15 +5602,15 @@
           </w:tcPr>
           <w:p>
             <w:pPr>
-              <w:spacing w:after="0" w:line="250"/>
-            </w:pPr>
-            <w:r>
-              <w:rPr>
-                <w:rFonts w:ascii="바탕체" w:cs="바탕체" w:eastAsia="바탕체" w:hAnsi="바탕체"/>
-                <w:b w:val="false"/>
-                <w:bCs w:val="false"/>
-                <w:sz w:val="19"/>
-                <w:szCs w:val="19"/>
+              <w:spacing w:after="0" w:line="264"/>
+            </w:pPr>
+            <w:r>
+              <w:rPr>
+                <w:rFonts w:ascii="바탕체" w:cs="바탕체" w:eastAsia="바탕체" w:hAnsi="바탕체"/>
+                <w:b w:val="false"/>
+                <w:bCs w:val="false"/>
+                <w:sz w:val="24"/>
+                <w:szCs w:val="24"/>
               </w:rPr>
               <w:t xml:space="preserve">미확인</w:t>
             </w:r>
@@ -5639,15 +5639,15 @@
           </w:tcPr>
           <w:p>
             <w:pPr>
-              <w:spacing w:after="0" w:line="250"/>
-            </w:pPr>
-            <w:r>
-              <w:rPr>
-                <w:rFonts w:ascii="바탕체" w:cs="바탕체" w:eastAsia="바탕체" w:hAnsi="바탕체"/>
-                <w:b w:val="false"/>
-                <w:bCs w:val="false"/>
-                <w:sz w:val="19"/>
-                <w:szCs w:val="19"/>
+              <w:spacing w:after="0" w:line="264"/>
+            </w:pPr>
+            <w:r>
+              <w:rPr>
+                <w:rFonts w:ascii="바탕체" w:cs="바탕체" w:eastAsia="바탕체" w:hAnsi="바탕체"/>
+                <w:b w:val="false"/>
+                <w:bCs w:val="false"/>
+                <w:sz w:val="24"/>
+                <w:szCs w:val="24"/>
               </w:rPr>
               <w:t xml:space="preserve">입력</w:t>
             </w:r>
@@ -5671,15 +5671,15 @@
           </w:tcPr>
           <w:p>
             <w:pPr>
-              <w:spacing w:after="0" w:line="250"/>
-            </w:pPr>
-            <w:r>
-              <w:rPr>
-                <w:rFonts w:ascii="바탕체" w:cs="바탕체" w:eastAsia="바탕체" w:hAnsi="바탕체"/>
-                <w:b w:val="false"/>
-                <w:bCs w:val="false"/>
-                <w:sz w:val="19"/>
-                <w:szCs w:val="19"/>
+              <w:spacing w:after="0" w:line="264"/>
+            </w:pPr>
+            <w:r>
+              <w:rPr>
+                <w:rFonts w:ascii="바탕체" w:cs="바탕체" w:eastAsia="바탕체" w:hAnsi="바탕체"/>
+                <w:b w:val="false"/>
+                <w:bCs w:val="false"/>
+                <w:sz w:val="24"/>
+                <w:szCs w:val="24"/>
               </w:rPr>
               <w:t xml:space="preserve">묶음 기사 정보 txt (예: 헬릭스 투자 관련 : 5~6P)</w:t>
             </w:r>
@@ -5703,15 +5703,15 @@
           </w:tcPr>
           <w:p>
             <w:pPr>
-              <w:spacing w:after="0" w:line="250"/>
-            </w:pPr>
-            <w:r>
-              <w:rPr>
-                <w:rFonts w:ascii="바탕체" w:cs="바탕체" w:eastAsia="바탕체" w:hAnsi="바탕체"/>
-                <w:b w:val="false"/>
-                <w:bCs w:val="false"/>
-                <w:sz w:val="19"/>
-                <w:szCs w:val="19"/>
+              <w:spacing w:after="0" w:line="264"/>
+            </w:pPr>
+            <w:r>
+              <w:rPr>
+                <w:rFonts w:ascii="바탕체" w:cs="바탕체" w:eastAsia="바탕체" w:hAnsi="바탕체"/>
+                <w:b w:val="false"/>
+                <w:bCs w:val="false"/>
+                <w:sz w:val="24"/>
+                <w:szCs w:val="24"/>
               </w:rPr>
               <w:t xml:space="preserve">새벽 스크랩 담당자 작성 프로세스</w:t>
             </w:r>
@@ -5735,15 +5735,15 @@
           </w:tcPr>
           <w:p>
             <w:pPr>
-              <w:spacing w:after="0" w:line="250"/>
-            </w:pPr>
-            <w:r>
-              <w:rPr>
-                <w:rFonts w:ascii="바탕체" w:cs="바탕체" w:eastAsia="바탕체" w:hAnsi="바탕체"/>
-                <w:b w:val="false"/>
-                <w:bCs w:val="false"/>
-                <w:sz w:val="19"/>
-                <w:szCs w:val="19"/>
+              <w:spacing w:after="0" w:line="264"/>
+            </w:pPr>
+            <w:r>
+              <w:rPr>
+                <w:rFonts w:ascii="바탕체" w:cs="바탕체" w:eastAsia="바탕체" w:hAnsi="바탕체"/>
+                <w:b w:val="false"/>
+                <w:bCs w:val="false"/>
+                <w:sz w:val="24"/>
+                <w:szCs w:val="24"/>
               </w:rPr>
               <w:t xml:space="preserve">미확인</w:t>
             </w:r>
@@ -5772,15 +5772,15 @@
           </w:tcPr>
           <w:p>
             <w:pPr>
-              <w:spacing w:after="0" w:line="250"/>
-            </w:pPr>
-            <w:r>
-              <w:rPr>
-                <w:rFonts w:ascii="바탕체" w:cs="바탕체" w:eastAsia="바탕체" w:hAnsi="바탕체"/>
-                <w:b w:val="false"/>
-                <w:bCs w:val="false"/>
-                <w:sz w:val="19"/>
-                <w:szCs w:val="19"/>
+              <w:spacing w:after="0" w:line="264"/>
+            </w:pPr>
+            <w:r>
+              <w:rPr>
+                <w:rFonts w:ascii="바탕체" w:cs="바탕체" w:eastAsia="바탕체" w:hAnsi="바탕체"/>
+                <w:b w:val="false"/>
+                <w:bCs w:val="false"/>
+                <w:sz w:val="24"/>
+                <w:szCs w:val="24"/>
               </w:rPr>
               <w:t xml:space="preserve">PC</w:t>
             </w:r>
@@ -5804,15 +5804,15 @@
           </w:tcPr>
           <w:p>
             <w:pPr>
-              <w:spacing w:after="0" w:line="250"/>
-            </w:pPr>
-            <w:r>
-              <w:rPr>
-                <w:rFonts w:ascii="바탕체" w:cs="바탕체" w:eastAsia="바탕체" w:hAnsi="바탕체"/>
-                <w:b w:val="false"/>
-                <w:bCs w:val="false"/>
-                <w:sz w:val="19"/>
-                <w:szCs w:val="19"/>
+              <w:spacing w:after="0" w:line="264"/>
+            </w:pPr>
+            <w:r>
+              <w:rPr>
+                <w:rFonts w:ascii="바탕체" w:cs="바탕체" w:eastAsia="바탕체" w:hAnsi="바탕체"/>
+                <w:b w:val="false"/>
+                <w:bCs w:val="false"/>
+                <w:sz w:val="24"/>
+                <w:szCs w:val="24"/>
               </w:rPr>
               <w:t xml:space="preserve">Windows 11 64bit, RAM 16GB 이상</w:t>
             </w:r>
@@ -5836,15 +5836,15 @@
           </w:tcPr>
           <w:p>
             <w:pPr>
-              <w:spacing w:after="0" w:line="250"/>
-            </w:pPr>
-            <w:r>
-              <w:rPr>
-                <w:rFonts w:ascii="바탕체" w:cs="바탕체" w:eastAsia="바탕체" w:hAnsi="바탕체"/>
-                <w:b w:val="false"/>
-                <w:bCs w:val="false"/>
-                <w:sz w:val="19"/>
-                <w:szCs w:val="19"/>
+              <w:spacing w:after="0" w:line="264"/>
+            </w:pPr>
+            <w:r>
+              <w:rPr>
+                <w:rFonts w:ascii="바탕체" w:cs="바탕체" w:eastAsia="바탕체" w:hAnsi="바탕체"/>
+                <w:b w:val="false"/>
+                <w:bCs w:val="false"/>
+                <w:sz w:val="24"/>
+                <w:szCs w:val="24"/>
               </w:rPr>
               <w:t xml:space="preserve">스크랩 PC 사양</w:t>
             </w:r>
@@ -5868,15 +5868,15 @@
           </w:tcPr>
           <w:p>
             <w:pPr>
-              <w:spacing w:after="0" w:line="250"/>
-            </w:pPr>
-            <w:r>
-              <w:rPr>
-                <w:rFonts w:ascii="바탕체" w:cs="바탕체" w:eastAsia="바탕체" w:hAnsi="바탕체"/>
-                <w:b w:val="false"/>
-                <w:bCs w:val="false"/>
-                <w:sz w:val="19"/>
-                <w:szCs w:val="19"/>
+              <w:spacing w:after="0" w:line="264"/>
+            </w:pPr>
+            <w:r>
+              <w:rPr>
+                <w:rFonts w:ascii="바탕체" w:cs="바탕체" w:eastAsia="바탕체" w:hAnsi="바탕체"/>
+                <w:b w:val="false"/>
+                <w:bCs w:val="false"/>
+                <w:sz w:val="24"/>
+                <w:szCs w:val="24"/>
               </w:rPr>
               <w:t xml:space="preserve">미확인</w:t>
             </w:r>
@@ -5905,15 +5905,15 @@
           </w:tcPr>
           <w:p>
             <w:pPr>
-              <w:spacing w:after="0" w:line="250"/>
-            </w:pPr>
-            <w:r>
-              <w:rPr>
-                <w:rFonts w:ascii="바탕체" w:cs="바탕체" w:eastAsia="바탕체" w:hAnsi="바탕체"/>
-                <w:b w:val="false"/>
-                <w:bCs w:val="false"/>
-                <w:sz w:val="19"/>
-                <w:szCs w:val="19"/>
+              <w:spacing w:after="0" w:line="264"/>
+            </w:pPr>
+            <w:r>
+              <w:rPr>
+                <w:rFonts w:ascii="바탕체" w:cs="바탕체" w:eastAsia="바탕체" w:hAnsi="바탕체"/>
+                <w:b w:val="false"/>
+                <w:bCs w:val="false"/>
+                <w:sz w:val="24"/>
+                <w:szCs w:val="24"/>
               </w:rPr>
               <w:t xml:space="preserve">계정</w:t>
             </w:r>
@@ -5937,15 +5937,15 @@
           </w:tcPr>
           <w:p>
             <w:pPr>
-              <w:spacing w:after="0" w:line="250"/>
-            </w:pPr>
-            <w:r>
-              <w:rPr>
-                <w:rFonts w:ascii="바탕체" w:cs="바탕체" w:eastAsia="바탕체" w:hAnsi="바탕체"/>
-                <w:b w:val="false"/>
-                <w:bCs w:val="false"/>
-                <w:sz w:val="19"/>
-                <w:szCs w:val="19"/>
+              <w:spacing w:after="0" w:line="264"/>
+            </w:pPr>
+            <w:r>
+              <w:rPr>
+                <w:rFonts w:ascii="바탕체" w:cs="바탕체" w:eastAsia="바탕체" w:hAnsi="바탕체"/>
+                <w:b w:val="false"/>
+                <w:bCs w:val="false"/>
+                <w:sz w:val="24"/>
+                <w:szCs w:val="24"/>
               </w:rPr>
               <w:t xml:space="preserve">GPT Tier 4 계정 (1회 300~350 크레딧)</w:t>
             </w:r>
@@ -5969,15 +5969,15 @@
           </w:tcPr>
           <w:p>
             <w:pPr>
-              <w:spacing w:after="0" w:line="250"/>
-            </w:pPr>
-            <w:r>
-              <w:rPr>
-                <w:rFonts w:ascii="바탕체" w:cs="바탕체" w:eastAsia="바탕체" w:hAnsi="바탕체"/>
-                <w:b w:val="false"/>
-                <w:bCs w:val="false"/>
-                <w:sz w:val="19"/>
-                <w:szCs w:val="19"/>
+              <w:spacing w:after="0" w:line="264"/>
+            </w:pPr>
+            <w:r>
+              <w:rPr>
+                <w:rFonts w:ascii="바탕체" w:cs="바탕체" w:eastAsia="바탕체" w:hAnsi="바탕체"/>
+                <w:b w:val="false"/>
+                <w:bCs w:val="false"/>
+                <w:sz w:val="24"/>
+                <w:szCs w:val="24"/>
               </w:rPr>
               <w:t xml:space="preserve">신청 절차·비용 부담 주체</w:t>
             </w:r>
@@ -6001,15 +6001,15 @@
           </w:tcPr>
           <w:p>
             <w:pPr>
-              <w:spacing w:after="0" w:line="250"/>
-            </w:pPr>
-            <w:r>
-              <w:rPr>
-                <w:rFonts w:ascii="바탕체" w:cs="바탕체" w:eastAsia="바탕체" w:hAnsi="바탕체"/>
-                <w:b w:val="false"/>
-                <w:bCs w:val="false"/>
-                <w:sz w:val="19"/>
-                <w:szCs w:val="19"/>
+              <w:spacing w:after="0" w:line="264"/>
+            </w:pPr>
+            <w:r>
+              <w:rPr>
+                <w:rFonts w:ascii="바탕체" w:cs="바탕체" w:eastAsia="바탕체" w:hAnsi="바탕체"/>
+                <w:b w:val="false"/>
+                <w:bCs w:val="false"/>
+                <w:sz w:val="24"/>
+                <w:szCs w:val="24"/>
               </w:rPr>
               <w:t xml:space="preserve">미확인</w:t>
             </w:r>
@@ -6038,15 +6038,15 @@
           </w:tcPr>
           <w:p>
             <w:pPr>
-              <w:spacing w:after="0" w:line="250"/>
-            </w:pPr>
-            <w:r>
-              <w:rPr>
-                <w:rFonts w:ascii="바탕체" w:cs="바탕체" w:eastAsia="바탕체" w:hAnsi="바탕체"/>
-                <w:b w:val="false"/>
-                <w:bCs w:val="false"/>
-                <w:sz w:val="19"/>
-                <w:szCs w:val="19"/>
+              <w:spacing w:after="0" w:line="264"/>
+            </w:pPr>
+            <w:r>
+              <w:rPr>
+                <w:rFonts w:ascii="바탕체" w:cs="바탕체" w:eastAsia="바탕체" w:hAnsi="바탕체"/>
+                <w:b w:val="false"/>
+                <w:bCs w:val="false"/>
+                <w:sz w:val="24"/>
+                <w:szCs w:val="24"/>
               </w:rPr>
               <w:t xml:space="preserve">SW</w:t>
             </w:r>
@@ -6070,15 +6070,15 @@
           </w:tcPr>
           <w:p>
             <w:pPr>
-              <w:spacing w:after="0" w:line="250"/>
-            </w:pPr>
-            <w:r>
-              <w:rPr>
-                <w:rFonts w:ascii="바탕체" w:cs="바탕체" w:eastAsia="바탕체" w:hAnsi="바탕체"/>
-                <w:b w:val="false"/>
-                <w:bCs w:val="false"/>
-                <w:sz w:val="19"/>
-                <w:szCs w:val="19"/>
+              <w:spacing w:after="0" w:line="264"/>
+            </w:pPr>
+            <w:r>
+              <w:rPr>
+                <w:rFonts w:ascii="바탕체" w:cs="바탕체" w:eastAsia="바탕체" w:hAnsi="바탕체"/>
+                <w:b w:val="false"/>
+                <w:bCs w:val="false"/>
+                <w:sz w:val="24"/>
+                <w:szCs w:val="24"/>
               </w:rPr>
               <w:t xml:space="preserve">Codex CLI 설치·로그인</w:t>
             </w:r>
@@ -6102,15 +6102,15 @@
           </w:tcPr>
           <w:p>
             <w:pPr>
-              <w:spacing w:after="0" w:line="250"/>
-            </w:pPr>
-            <w:r>
-              <w:rPr>
-                <w:rFonts w:ascii="바탕체" w:cs="바탕체" w:eastAsia="바탕체" w:hAnsi="바탕체"/>
-                <w:b w:val="false"/>
-                <w:bCs w:val="false"/>
-                <w:sz w:val="19"/>
-                <w:szCs w:val="19"/>
+              <w:spacing w:after="0" w:line="264"/>
+            </w:pPr>
+            <w:r>
+              <w:rPr>
+                <w:rFonts w:ascii="바탕체" w:cs="바탕체" w:eastAsia="바탕체" w:hAnsi="바탕체"/>
+                <w:b w:val="false"/>
+                <w:bCs w:val="false"/>
+                <w:sz w:val="24"/>
+                <w:szCs w:val="24"/>
               </w:rPr>
               <w:t xml:space="preserve">DS 설치 허용 여부</w:t>
             </w:r>
@@ -6134,15 +6134,15 @@
           </w:tcPr>
           <w:p>
             <w:pPr>
-              <w:spacing w:after="0" w:line="250"/>
-            </w:pPr>
-            <w:r>
-              <w:rPr>
-                <w:rFonts w:ascii="바탕체" w:cs="바탕체" w:eastAsia="바탕체" w:hAnsi="바탕체"/>
-                <w:b w:val="false"/>
-                <w:bCs w:val="false"/>
-                <w:sz w:val="19"/>
-                <w:szCs w:val="19"/>
+              <w:spacing w:after="0" w:line="264"/>
+            </w:pPr>
+            <w:r>
+              <w:rPr>
+                <w:rFonts w:ascii="바탕체" w:cs="바탕체" w:eastAsia="바탕체" w:hAnsi="바탕체"/>
+                <w:b w:val="false"/>
+                <w:bCs w:val="false"/>
+                <w:sz w:val="24"/>
+                <w:szCs w:val="24"/>
               </w:rPr>
               <w:t xml:space="preserve">미확인</w:t>
             </w:r>
@@ -6171,15 +6171,15 @@
           </w:tcPr>
           <w:p>
             <w:pPr>
-              <w:spacing w:after="0" w:line="250"/>
-            </w:pPr>
-            <w:r>
-              <w:rPr>
-                <w:rFonts w:ascii="바탕체" w:cs="바탕체" w:eastAsia="바탕체" w:hAnsi="바탕체"/>
-                <w:b w:val="false"/>
-                <w:bCs w:val="false"/>
-                <w:sz w:val="19"/>
-                <w:szCs w:val="19"/>
+              <w:spacing w:after="0" w:line="264"/>
+            </w:pPr>
+            <w:r>
+              <w:rPr>
+                <w:rFonts w:ascii="바탕체" w:cs="바탕체" w:eastAsia="바탕체" w:hAnsi="바탕체"/>
+                <w:b w:val="false"/>
+                <w:bCs w:val="false"/>
+                <w:sz w:val="24"/>
+                <w:szCs w:val="24"/>
               </w:rPr>
               <w:t xml:space="preserve">보안</w:t>
             </w:r>
@@ -6203,30 +6203,30 @@
           </w:tcPr>
           <w:p>
             <w:pPr>
-              <w:spacing w:after="0" w:line="250"/>
-            </w:pPr>
-            <w:r>
-              <w:rPr>
-                <w:rFonts w:ascii="바탕체" w:cs="바탕체" w:eastAsia="바탕체" w:hAnsi="바탕체"/>
-                <w:b w:val="false"/>
-                <w:bCs w:val="false"/>
-                <w:sz w:val="19"/>
-                <w:szCs w:val="19"/>
+              <w:spacing w:after="0" w:line="264"/>
+            </w:pPr>
+            <w:r>
+              <w:rPr>
+                <w:rFonts w:ascii="바탕체" w:cs="바탕체" w:eastAsia="바탕체" w:hAnsi="바탕체"/>
+                <w:b w:val="false"/>
+                <w:bCs w:val="false"/>
+                <w:sz w:val="24"/>
+                <w:szCs w:val="24"/>
               </w:rPr>
               <w:t xml:space="preserve">OCR API 방화벽</w:t>
             </w:r>
           </w:p>
           <w:p>
             <w:pPr>
-              <w:spacing w:after="0" w:line="250"/>
-            </w:pPr>
-            <w:r>
-              <w:rPr>
-                <w:rFonts w:ascii="바탕체" w:cs="바탕체" w:eastAsia="바탕체" w:hAnsi="바탕체"/>
-                <w:b w:val="false"/>
-                <w:bCs w:val="false"/>
-                <w:sz w:val="19"/>
-                <w:szCs w:val="19"/>
+              <w:spacing w:after="0" w:line="264"/>
+            </w:pPr>
+            <w:r>
+              <w:rPr>
+                <w:rFonts w:ascii="바탕체" w:cs="바탕체" w:eastAsia="바탕체" w:hAnsi="바탕체"/>
+                <w:b w:val="false"/>
+                <w:bCs w:val="false"/>
+                <w:sz w:val="24"/>
+                <w:szCs w:val="24"/>
               </w:rPr>
               <w:t xml:space="preserve">inference-doxa-newspaper-wogt.shuttle.sr-cloud.com</w:t>
             </w:r>
@@ -6250,15 +6250,15 @@
           </w:tcPr>
           <w:p>
             <w:pPr>
-              <w:spacing w:after="0" w:line="250"/>
-            </w:pPr>
-            <w:r>
-              <w:rPr>
-                <w:rFonts w:ascii="바탕체" w:cs="바탕체" w:eastAsia="바탕체" w:hAnsi="바탕체"/>
-                <w:b w:val="false"/>
-                <w:bCs w:val="false"/>
-                <w:sz w:val="19"/>
-                <w:szCs w:val="19"/>
+              <w:spacing w:after="0" w:line="264"/>
+            </w:pPr>
+            <w:r>
+              <w:rPr>
+                <w:rFonts w:ascii="바탕체" w:cs="바탕체" w:eastAsia="바탕체" w:hAnsi="바탕체"/>
+                <w:b w:val="false"/>
+                <w:bCs w:val="false"/>
+                <w:sz w:val="24"/>
+                <w:szCs w:val="24"/>
               </w:rPr>
               <w:t xml:space="preserve">신청 부서·소요기간</w:t>
             </w:r>
@@ -6282,15 +6282,15 @@
           </w:tcPr>
           <w:p>
             <w:pPr>
-              <w:spacing w:after="0" w:line="250"/>
-            </w:pPr>
-            <w:r>
-              <w:rPr>
-                <w:rFonts w:ascii="바탕체" w:cs="바탕체" w:eastAsia="바탕체" w:hAnsi="바탕체"/>
-                <w:b w:val="false"/>
-                <w:bCs w:val="false"/>
-                <w:sz w:val="19"/>
-                <w:szCs w:val="19"/>
+              <w:spacing w:after="0" w:line="264"/>
+            </w:pPr>
+            <w:r>
+              <w:rPr>
+                <w:rFonts w:ascii="바탕체" w:cs="바탕체" w:eastAsia="바탕체" w:hAnsi="바탕체"/>
+                <w:b w:val="false"/>
+                <w:bCs w:val="false"/>
+                <w:sz w:val="24"/>
+                <w:szCs w:val="24"/>
               </w:rPr>
               <w:t xml:space="preserve">미확인</w:t>
             </w:r>
@@ -6319,15 +6319,15 @@
           </w:tcPr>
           <w:p>
             <w:pPr>
-              <w:spacing w:after="0" w:line="250"/>
-            </w:pPr>
-            <w:r>
-              <w:rPr>
-                <w:rFonts w:ascii="바탕체" w:cs="바탕체" w:eastAsia="바탕체" w:hAnsi="바탕체"/>
-                <w:b w:val="false"/>
-                <w:bCs w:val="false"/>
-                <w:sz w:val="19"/>
-                <w:szCs w:val="19"/>
+              <w:spacing w:after="0" w:line="264"/>
+            </w:pPr>
+            <w:r>
+              <w:rPr>
+                <w:rFonts w:ascii="바탕체" w:cs="바탕체" w:eastAsia="바탕체" w:hAnsi="바탕체"/>
+                <w:b w:val="false"/>
+                <w:bCs w:val="false"/>
+                <w:sz w:val="24"/>
+                <w:szCs w:val="24"/>
               </w:rPr>
               <w:t xml:space="preserve">보안</w:t>
             </w:r>
@@ -6351,15 +6351,15 @@
           </w:tcPr>
           <w:p>
             <w:pPr>
-              <w:spacing w:after="0" w:line="250"/>
-            </w:pPr>
-            <w:r>
-              <w:rPr>
-                <w:rFonts w:ascii="바탕체" w:cs="바탕체" w:eastAsia="바탕체" w:hAnsi="바탕체"/>
-                <w:b w:val="false"/>
-                <w:bCs w:val="false"/>
-                <w:sz w:val="19"/>
-                <w:szCs w:val="19"/>
+              <w:spacing w:after="0" w:line="264"/>
+            </w:pPr>
+            <w:r>
+              <w:rPr>
+                <w:rFonts w:ascii="바탕체" w:cs="바탕체" w:eastAsia="바탕체" w:hAnsi="바탕체"/>
+                <w:b w:val="false"/>
+                <w:bCs w:val="false"/>
+                <w:sz w:val="24"/>
+                <w:szCs w:val="24"/>
               </w:rPr>
               <w:t xml:space="preserve">NASCA/DRM 신뢰 프로그램 등록</w:t>
             </w:r>
@@ -6383,15 +6383,15 @@
           </w:tcPr>
           <w:p>
             <w:pPr>
-              <w:spacing w:after="0" w:line="250"/>
-            </w:pPr>
-            <w:r>
-              <w:rPr>
-                <w:rFonts w:ascii="바탕체" w:cs="바탕체" w:eastAsia="바탕체" w:hAnsi="바탕체"/>
-                <w:b w:val="false"/>
-                <w:bCs w:val="false"/>
-                <w:sz w:val="19"/>
-                <w:szCs w:val="19"/>
+              <w:spacing w:after="0" w:line="264"/>
+            </w:pPr>
+            <w:r>
+              <w:rPr>
+                <w:rFonts w:ascii="바탕체" w:cs="바탕체" w:eastAsia="바탕체" w:hAnsi="바탕체"/>
+                <w:b w:val="false"/>
+                <w:bCs w:val="false"/>
+                <w:sz w:val="24"/>
+                <w:szCs w:val="24"/>
               </w:rPr>
               <w:t xml:space="preserve">사업장 NASCA 담당·소요기간</w:t>
             </w:r>
@@ -6415,15 +6415,15 @@
           </w:tcPr>
           <w:p>
             <w:pPr>
-              <w:spacing w:after="0" w:line="250"/>
-            </w:pPr>
-            <w:r>
-              <w:rPr>
-                <w:rFonts w:ascii="바탕체" w:cs="바탕체" w:eastAsia="바탕체" w:hAnsi="바탕체"/>
-                <w:b w:val="false"/>
-                <w:bCs w:val="false"/>
-                <w:sz w:val="19"/>
-                <w:szCs w:val="19"/>
+              <w:spacing w:after="0" w:line="264"/>
+            </w:pPr>
+            <w:r>
+              <w:rPr>
+                <w:rFonts w:ascii="바탕체" w:cs="바탕체" w:eastAsia="바탕체" w:hAnsi="바탕체"/>
+                <w:b w:val="false"/>
+                <w:bCs w:val="false"/>
+                <w:sz w:val="24"/>
+                <w:szCs w:val="24"/>
               </w:rPr>
               <w:t xml:space="preserve">미확인</w:t>
             </w:r>
@@ -6452,15 +6452,15 @@
           </w:tcPr>
           <w:p>
             <w:pPr>
-              <w:spacing w:after="0" w:line="250"/>
-            </w:pPr>
-            <w:r>
-              <w:rPr>
-                <w:rFonts w:ascii="바탕체" w:cs="바탕체" w:eastAsia="바탕체" w:hAnsi="바탕체"/>
-                <w:b w:val="false"/>
-                <w:bCs w:val="false"/>
-                <w:sz w:val="19"/>
-                <w:szCs w:val="19"/>
+              <w:spacing w:after="0" w:line="264"/>
+            </w:pPr>
+            <w:r>
+              <w:rPr>
+                <w:rFonts w:ascii="바탕체" w:cs="바탕체" w:eastAsia="바탕체" w:hAnsi="바탕체"/>
+                <w:b w:val="false"/>
+                <w:bCs w:val="false"/>
+                <w:sz w:val="24"/>
+                <w:szCs w:val="24"/>
               </w:rPr>
               <w:t xml:space="preserve">보안</w:t>
             </w:r>
@@ -6484,15 +6484,15 @@
           </w:tcPr>
           <w:p>
             <w:pPr>
-              <w:spacing w:after="0" w:line="250"/>
-            </w:pPr>
-            <w:r>
-              <w:rPr>
-                <w:rFonts w:ascii="바탕체" w:cs="바탕체" w:eastAsia="바탕체" w:hAnsi="바탕체"/>
-                <w:b w:val="false"/>
-                <w:bCs w:val="false"/>
-                <w:sz w:val="19"/>
-                <w:szCs w:val="19"/>
+              <w:spacing w:after="0" w:line="264"/>
+            </w:pPr>
+            <w:r>
+              <w:rPr>
+                <w:rFonts w:ascii="바탕체" w:cs="바탕체" w:eastAsia="바탕체" w:hAnsi="바탕체"/>
+                <w:b w:val="false"/>
+                <w:bCs w:val="false"/>
+                <w:sz w:val="24"/>
+                <w:szCs w:val="24"/>
               </w:rPr>
               <w:t xml:space="preserve">기사 텍스트 외부 AI 전송</w:t>
             </w:r>
@@ -6516,15 +6516,15 @@
           </w:tcPr>
           <w:p>
             <w:pPr>
-              <w:spacing w:after="0" w:line="250"/>
-            </w:pPr>
-            <w:r>
-              <w:rPr>
-                <w:rFonts w:ascii="바탕체" w:cs="바탕체" w:eastAsia="바탕체" w:hAnsi="바탕체"/>
-                <w:b w:val="false"/>
-                <w:bCs w:val="false"/>
-                <w:sz w:val="19"/>
-                <w:szCs w:val="19"/>
+              <w:spacing w:after="0" w:line="264"/>
+            </w:pPr>
+            <w:r>
+              <w:rPr>
+                <w:rFonts w:ascii="바탕체" w:cs="바탕체" w:eastAsia="바탕체" w:hAnsi="바탕체"/>
+                <w:b w:val="false"/>
+                <w:bCs w:val="false"/>
+                <w:sz w:val="24"/>
+                <w:szCs w:val="24"/>
               </w:rPr>
               <w:t xml:space="preserve">DS 정보보호 정책</w:t>
             </w:r>
@@ -6548,15 +6548,15 @@
           </w:tcPr>
           <w:p>
             <w:pPr>
-              <w:spacing w:after="0" w:line="250"/>
-            </w:pPr>
-            <w:r>
-              <w:rPr>
-                <w:rFonts w:ascii="바탕체" w:cs="바탕체" w:eastAsia="바탕체" w:hAnsi="바탕체"/>
-                <w:b w:val="false"/>
-                <w:bCs w:val="false"/>
-                <w:sz w:val="19"/>
-                <w:szCs w:val="19"/>
+              <w:spacing w:after="0" w:line="264"/>
+            </w:pPr>
+            <w:r>
+              <w:rPr>
+                <w:rFonts w:ascii="바탕체" w:cs="바탕체" w:eastAsia="바탕체" w:hAnsi="바탕체"/>
+                <w:b w:val="false"/>
+                <w:bCs w:val="false"/>
+                <w:sz w:val="24"/>
+                <w:szCs w:val="24"/>
               </w:rPr>
               <w:t xml:space="preserve">미확인</w:t>
             </w:r>
@@ -6585,15 +6585,15 @@
           </w:tcPr>
           <w:p>
             <w:pPr>
-              <w:spacing w:after="0" w:line="250"/>
-            </w:pPr>
-            <w:r>
-              <w:rPr>
-                <w:rFonts w:ascii="바탕체" w:cs="바탕체" w:eastAsia="바탕체" w:hAnsi="바탕체"/>
-                <w:b w:val="false"/>
-                <w:bCs w:val="false"/>
-                <w:sz w:val="19"/>
-                <w:szCs w:val="19"/>
+              <w:spacing w:after="0" w:line="264"/>
+            </w:pPr>
+            <w:r>
+              <w:rPr>
+                <w:rFonts w:ascii="바탕체" w:cs="바탕체" w:eastAsia="바탕체" w:hAnsi="바탕체"/>
+                <w:b w:val="false"/>
+                <w:bCs w:val="false"/>
+                <w:sz w:val="24"/>
+                <w:szCs w:val="24"/>
               </w:rPr>
               <w:t xml:space="preserve">범위</w:t>
             </w:r>
@@ -6617,15 +6617,15 @@
           </w:tcPr>
           <w:p>
             <w:pPr>
-              <w:spacing w:after="0" w:line="250"/>
-            </w:pPr>
-            <w:r>
-              <w:rPr>
-                <w:rFonts w:ascii="바탕체" w:cs="바탕체" w:eastAsia="바탕체" w:hAnsi="바탕체"/>
-                <w:b w:val="false"/>
-                <w:bCs w:val="false"/>
-                <w:sz w:val="19"/>
-                <w:szCs w:val="19"/>
+              <w:spacing w:after="0" w:line="264"/>
+            </w:pPr>
+            <w:r>
+              <w:rPr>
+                <w:rFonts w:ascii="바탕체" w:cs="바탕체" w:eastAsia="바탕체" w:hAnsi="바탕체"/>
+                <w:b w:val="false"/>
+                <w:bCs w:val="false"/>
+                <w:sz w:val="24"/>
+                <w:szCs w:val="24"/>
               </w:rPr>
               <w:t xml:space="preserve">특수 편집 기사 미적용</w:t>
             </w:r>
@@ -6649,15 +6649,15 @@
           </w:tcPr>
           <w:p>
             <w:pPr>
-              <w:spacing w:after="0" w:line="250"/>
-            </w:pPr>
-            <w:r>
-              <w:rPr>
-                <w:rFonts w:ascii="바탕체" w:cs="바탕체" w:eastAsia="바탕체" w:hAnsi="바탕체"/>
-                <w:b w:val="false"/>
-                <w:bCs w:val="false"/>
-                <w:sz w:val="19"/>
-                <w:szCs w:val="19"/>
+              <w:spacing w:after="0" w:line="264"/>
+            </w:pPr>
+            <w:r>
+              <w:rPr>
+                <w:rFonts w:ascii="바탕체" w:cs="바탕체" w:eastAsia="바탕체" w:hAnsi="바탕체"/>
+                <w:b w:val="false"/>
+                <w:bCs w:val="false"/>
+                <w:sz w:val="24"/>
+                <w:szCs w:val="24"/>
               </w:rPr>
               <w:t xml:space="preserve">DX와 동일하게 수작업 보완</w:t>
             </w:r>
@@ -6681,15 +6681,15 @@
           </w:tcPr>
           <w:p>
             <w:pPr>
-              <w:spacing w:after="0" w:line="250"/>
-            </w:pPr>
-            <w:r>
-              <w:rPr>
-                <w:rFonts w:ascii="바탕체" w:cs="바탕체" w:eastAsia="바탕체" w:hAnsi="바탕체"/>
-                <w:b w:val="false"/>
-                <w:bCs w:val="false"/>
-                <w:sz w:val="19"/>
-                <w:szCs w:val="19"/>
+              <w:spacing w:after="0" w:line="264"/>
+            </w:pPr>
+            <w:r>
+              <w:rPr>
+                <w:rFonts w:ascii="바탕체" w:cs="바탕체" w:eastAsia="바탕체" w:hAnsi="바탕체"/>
+                <w:b w:val="false"/>
+                <w:bCs w:val="false"/>
+                <w:sz w:val="24"/>
+                <w:szCs w:val="24"/>
               </w:rPr>
               <w:t xml:space="preserve">방침 동일</w:t>
             </w:r>
@@ -6706,8 +6706,8 @@
           <w:rFonts w:ascii="바탕체" w:cs="바탕체" w:eastAsia="바탕체" w:hAnsi="바탕체"/>
           <w:b/>
           <w:bCs/>
-          <w:sz w:val="22"/>
-          <w:szCs w:val="22"/>
+          <w:sz w:val="32"/>
+          <w:szCs w:val="32"/>
         </w:rPr>
         <w:t xml:space="preserve">3.2 연락처</w:t>
       </w:r>
@@ -6752,7 +6752,7 @@
           </w:tcPr>
           <w:p>
             <w:pPr>
-              <w:spacing w:after="0" w:line="250"/>
+              <w:spacing w:after="0" w:line="264"/>
               <w:jc w:val="center"/>
             </w:pPr>
             <w:r>
@@ -6760,8 +6760,8 @@
                 <w:rFonts w:ascii="바탕체" w:cs="바탕체" w:eastAsia="바탕체" w:hAnsi="바탕체"/>
                 <w:b/>
                 <w:bCs/>
-                <w:sz w:val="19"/>
-                <w:szCs w:val="19"/>
+                <w:sz w:val="24"/>
+                <w:szCs w:val="24"/>
               </w:rPr>
               <w:t xml:space="preserve">구분</w:t>
             </w:r>
@@ -6785,7 +6785,7 @@
           </w:tcPr>
           <w:p>
             <w:pPr>
-              <w:spacing w:after="0" w:line="250"/>
+              <w:spacing w:after="0" w:line="264"/>
               <w:jc w:val="center"/>
             </w:pPr>
             <w:r>
@@ -6793,8 +6793,8 @@
                 <w:rFonts w:ascii="바탕체" w:cs="바탕체" w:eastAsia="바탕체" w:hAnsi="바탕체"/>
                 <w:b/>
                 <w:bCs/>
-                <w:sz w:val="19"/>
-                <w:szCs w:val="19"/>
+                <w:sz w:val="24"/>
+                <w:szCs w:val="24"/>
               </w:rPr>
               <w:t xml:space="preserve">이름</w:t>
             </w:r>
@@ -6818,7 +6818,7 @@
           </w:tcPr>
           <w:p>
             <w:pPr>
-              <w:spacing w:after="0" w:line="250"/>
+              <w:spacing w:after="0" w:line="264"/>
               <w:jc w:val="center"/>
             </w:pPr>
             <w:r>
@@ -6826,8 +6826,8 @@
                 <w:rFonts w:ascii="바탕체" w:cs="바탕체" w:eastAsia="바탕체" w:hAnsi="바탕체"/>
                 <w:b/>
                 <w:bCs/>
-                <w:sz w:val="19"/>
-                <w:szCs w:val="19"/>
+                <w:sz w:val="24"/>
+                <w:szCs w:val="24"/>
               </w:rPr>
               <w:t xml:space="preserve">소속·역할</w:t>
             </w:r>
@@ -6851,7 +6851,7 @@
           </w:tcPr>
           <w:p>
             <w:pPr>
-              <w:spacing w:after="0" w:line="250"/>
+              <w:spacing w:after="0" w:line="264"/>
               <w:jc w:val="center"/>
             </w:pPr>
             <w:r>
@@ -6859,8 +6859,8 @@
                 <w:rFonts w:ascii="바탕체" w:cs="바탕체" w:eastAsia="바탕체" w:hAnsi="바탕체"/>
                 <w:b/>
                 <w:bCs/>
-                <w:sz w:val="19"/>
-                <w:szCs w:val="19"/>
+                <w:sz w:val="24"/>
+                <w:szCs w:val="24"/>
               </w:rPr>
               <w:t xml:space="preserve">메일</w:t>
             </w:r>
@@ -6889,15 +6889,15 @@
           </w:tcPr>
           <w:p>
             <w:pPr>
-              <w:spacing w:after="0" w:line="250"/>
-            </w:pPr>
-            <w:r>
-              <w:rPr>
-                <w:rFonts w:ascii="바탕체" w:cs="바탕체" w:eastAsia="바탕체" w:hAnsi="바탕체"/>
-                <w:b w:val="false"/>
-                <w:bCs w:val="false"/>
-                <w:sz w:val="19"/>
-                <w:szCs w:val="19"/>
+              <w:spacing w:after="0" w:line="264"/>
+            </w:pPr>
+            <w:r>
+              <w:rPr>
+                <w:rFonts w:ascii="바탕체" w:cs="바탕체" w:eastAsia="바탕체" w:hAnsi="바탕체"/>
+                <w:b w:val="false"/>
+                <w:bCs w:val="false"/>
+                <w:sz w:val="24"/>
+                <w:szCs w:val="24"/>
               </w:rPr>
               <w:t xml:space="preserve">DS</w:t>
             </w:r>
@@ -6921,15 +6921,15 @@
           </w:tcPr>
           <w:p>
             <w:pPr>
-              <w:spacing w:after="0" w:line="250"/>
-            </w:pPr>
-            <w:r>
-              <w:rPr>
-                <w:rFonts w:ascii="바탕체" w:cs="바탕체" w:eastAsia="바탕체" w:hAnsi="바탕체"/>
-                <w:b w:val="false"/>
-                <w:bCs w:val="false"/>
-                <w:sz w:val="19"/>
-                <w:szCs w:val="19"/>
+              <w:spacing w:after="0" w:line="264"/>
+            </w:pPr>
+            <w:r>
+              <w:rPr>
+                <w:rFonts w:ascii="바탕체" w:cs="바탕체" w:eastAsia="바탕체" w:hAnsi="바탕체"/>
+                <w:b w:val="false"/>
+                <w:bCs w:val="false"/>
+                <w:sz w:val="24"/>
+                <w:szCs w:val="24"/>
               </w:rPr>
               <w:t xml:space="preserve">김인철 상무/그룹장</w:t>
             </w:r>
@@ -6953,15 +6953,15 @@
           </w:tcPr>
           <w:p>
             <w:pPr>
-              <w:spacing w:after="0" w:line="250"/>
-            </w:pPr>
-            <w:r>
-              <w:rPr>
-                <w:rFonts w:ascii="바탕체" w:cs="바탕체" w:eastAsia="바탕체" w:hAnsi="바탕체"/>
-                <w:b w:val="false"/>
-                <w:bCs w:val="false"/>
-                <w:sz w:val="19"/>
-                <w:szCs w:val="19"/>
+              <w:spacing w:after="0" w:line="264"/>
+            </w:pPr>
+            <w:r>
+              <w:rPr>
+                <w:rFonts w:ascii="바탕체" w:cs="바탕체" w:eastAsia="바탕체" w:hAnsi="바탕체"/>
+                <w:b w:val="false"/>
+                <w:bCs w:val="false"/>
+                <w:sz w:val="24"/>
+                <w:szCs w:val="24"/>
               </w:rPr>
               <w:t xml:space="preserve">지시·팀장님 보고 · 1일 2회 보고 수신</w:t>
             </w:r>
@@ -6985,15 +6985,15 @@
           </w:tcPr>
           <w:p>
             <w:pPr>
-              <w:spacing w:after="0" w:line="250"/>
-            </w:pPr>
-            <w:r>
-              <w:rPr>
-                <w:rFonts w:ascii="바탕체" w:cs="바탕체" w:eastAsia="바탕체" w:hAnsi="바탕체"/>
-                <w:b w:val="false"/>
-                <w:bCs w:val="false"/>
-                <w:sz w:val="19"/>
-                <w:szCs w:val="19"/>
+              <w:spacing w:after="0" w:line="264"/>
+            </w:pPr>
+            <w:r>
+              <w:rPr>
+                <w:rFonts w:ascii="바탕체" w:cs="바탕체" w:eastAsia="바탕체" w:hAnsi="바탕체"/>
+                <w:b w:val="false"/>
+                <w:bCs w:val="false"/>
+                <w:sz w:val="24"/>
+                <w:szCs w:val="24"/>
               </w:rPr>
               <w:t xml:space="preserve">everpfe.kim@samsung.com</w:t>
             </w:r>
@@ -7022,15 +7022,15 @@
           </w:tcPr>
           <w:p>
             <w:pPr>
-              <w:spacing w:after="0" w:line="250"/>
-            </w:pPr>
-            <w:r>
-              <w:rPr>
-                <w:rFonts w:ascii="바탕체" w:cs="바탕체" w:eastAsia="바탕체" w:hAnsi="바탕체"/>
-                <w:b w:val="false"/>
-                <w:bCs w:val="false"/>
-                <w:sz w:val="19"/>
-                <w:szCs w:val="19"/>
+              <w:spacing w:after="0" w:line="264"/>
+            </w:pPr>
+            <w:r>
+              <w:rPr>
+                <w:rFonts w:ascii="바탕체" w:cs="바탕체" w:eastAsia="바탕체" w:hAnsi="바탕체"/>
+                <w:b w:val="false"/>
+                <w:bCs w:val="false"/>
+                <w:sz w:val="24"/>
+                <w:szCs w:val="24"/>
               </w:rPr>
               <w:t xml:space="preserve">DS</w:t>
             </w:r>
@@ -7054,15 +7054,15 @@
           </w:tcPr>
           <w:p>
             <w:pPr>
-              <w:spacing w:after="0" w:line="250"/>
-            </w:pPr>
-            <w:r>
-              <w:rPr>
-                <w:rFonts w:ascii="바탕체" w:cs="바탕체" w:eastAsia="바탕체" w:hAnsi="바탕체"/>
-                <w:b w:val="false"/>
-                <w:bCs w:val="false"/>
-                <w:sz w:val="19"/>
-                <w:szCs w:val="19"/>
+              <w:spacing w:after="0" w:line="264"/>
+            </w:pPr>
+            <w:r>
+              <w:rPr>
+                <w:rFonts w:ascii="바탕체" w:cs="바탕체" w:eastAsia="바탕체" w:hAnsi="바탕체"/>
+                <w:b w:val="false"/>
+                <w:bCs w:val="false"/>
+                <w:sz w:val="24"/>
+                <w:szCs w:val="24"/>
               </w:rPr>
               <w:t xml:space="preserve">이정섭 · 김인영 파트장</w:t>
             </w:r>
@@ -7086,15 +7086,15 @@
           </w:tcPr>
           <w:p>
             <w:pPr>
-              <w:spacing w:after="0" w:line="250"/>
-            </w:pPr>
-            <w:r>
-              <w:rPr>
-                <w:rFonts w:ascii="바탕체" w:cs="바탕체" w:eastAsia="바탕체" w:hAnsi="바탕체"/>
-                <w:b w:val="false"/>
-                <w:bCs w:val="false"/>
-                <w:sz w:val="19"/>
-                <w:szCs w:val="19"/>
+              <w:spacing w:after="0" w:line="264"/>
+            </w:pPr>
+            <w:r>
+              <w:rPr>
+                <w:rFonts w:ascii="바탕체" w:cs="바탕체" w:eastAsia="바탕체" w:hAnsi="바탕체"/>
+                <w:b w:val="false"/>
+                <w:bCs w:val="false"/>
+                <w:sz w:val="24"/>
+                <w:szCs w:val="24"/>
               </w:rPr>
               <w:t xml:space="preserve">진행 체크</w:t>
             </w:r>
@@ -7118,15 +7118,15 @@
           </w:tcPr>
           <w:p>
             <w:pPr>
-              <w:spacing w:after="0" w:line="250"/>
-            </w:pPr>
-            <w:r>
-              <w:rPr>
-                <w:rFonts w:ascii="바탕체" w:cs="바탕체" w:eastAsia="바탕체" w:hAnsi="바탕체"/>
-                <w:b w:val="false"/>
-                <w:bCs w:val="false"/>
-                <w:sz w:val="19"/>
-                <w:szCs w:val="19"/>
+              <w:spacing w:after="0" w:line="264"/>
+            </w:pPr>
+            <w:r>
+              <w:rPr>
+                <w:rFonts w:ascii="바탕체" w:cs="바탕체" w:eastAsia="바탕체" w:hAnsi="바탕체"/>
+                <w:b w:val="false"/>
+                <w:bCs w:val="false"/>
+                <w:sz w:val="24"/>
+                <w:szCs w:val="24"/>
               </w:rPr>
               <w:t xml:space="preserve"/>
             </w:r>
@@ -7155,15 +7155,15 @@
           </w:tcPr>
           <w:p>
             <w:pPr>
-              <w:spacing w:after="0" w:line="250"/>
-            </w:pPr>
-            <w:r>
-              <w:rPr>
-                <w:rFonts w:ascii="바탕체" w:cs="바탕체" w:eastAsia="바탕체" w:hAnsi="바탕체"/>
-                <w:b w:val="false"/>
-                <w:bCs w:val="false"/>
-                <w:sz w:val="19"/>
-                <w:szCs w:val="19"/>
+              <w:spacing w:after="0" w:line="264"/>
+            </w:pPr>
+            <w:r>
+              <w:rPr>
+                <w:rFonts w:ascii="바탕체" w:cs="바탕체" w:eastAsia="바탕체" w:hAnsi="바탕체"/>
+                <w:b w:val="false"/>
+                <w:bCs w:val="false"/>
+                <w:sz w:val="24"/>
+                <w:szCs w:val="24"/>
               </w:rPr>
               <w:t xml:space="preserve">DS</w:t>
             </w:r>
@@ -7187,15 +7187,15 @@
           </w:tcPr>
           <w:p>
             <w:pPr>
-              <w:spacing w:after="0" w:line="250"/>
-            </w:pPr>
-            <w:r>
-              <w:rPr>
-                <w:rFonts w:ascii="바탕체" w:cs="바탕체" w:eastAsia="바탕체" w:hAnsi="바탕체"/>
-                <w:b w:val="false"/>
-                <w:bCs w:val="false"/>
-                <w:sz w:val="19"/>
-                <w:szCs w:val="19"/>
+              <w:spacing w:after="0" w:line="264"/>
+            </w:pPr>
+            <w:r>
+              <w:rPr>
+                <w:rFonts w:ascii="바탕체" w:cs="바탕체" w:eastAsia="바탕체" w:hAnsi="바탕체"/>
+                <w:b w:val="false"/>
+                <w:bCs w:val="false"/>
+                <w:sz w:val="24"/>
+                <w:szCs w:val="24"/>
               </w:rPr>
               <w:t xml:space="preserve">김기훈 부장</w:t>
             </w:r>
@@ -7219,15 +7219,15 @@
           </w:tcPr>
           <w:p>
             <w:pPr>
-              <w:spacing w:after="0" w:line="250"/>
-            </w:pPr>
-            <w:r>
-              <w:rPr>
-                <w:rFonts w:ascii="바탕체" w:cs="바탕체" w:eastAsia="바탕체" w:hAnsi="바탕체"/>
-                <w:b w:val="false"/>
-                <w:bCs w:val="false"/>
-                <w:sz w:val="19"/>
-                <w:szCs w:val="19"/>
+              <w:spacing w:after="0" w:line="264"/>
+            </w:pPr>
+            <w:r>
+              <w:rPr>
+                <w:rFonts w:ascii="바탕체" w:cs="바탕체" w:eastAsia="바탕체" w:hAnsi="바탕체"/>
+                <w:b w:val="false"/>
+                <w:bCs w:val="false"/>
+                <w:sz w:val="24"/>
+                <w:szCs w:val="24"/>
               </w:rPr>
               <w:t xml:space="preserve">김용호 프로 측 조율 · 보고 가이드</w:t>
             </w:r>
@@ -7251,15 +7251,15 @@
           </w:tcPr>
           <w:p>
             <w:pPr>
-              <w:spacing w:after="0" w:line="250"/>
-            </w:pPr>
-            <w:r>
-              <w:rPr>
-                <w:rFonts w:ascii="바탕체" w:cs="바탕체" w:eastAsia="바탕체" w:hAnsi="바탕체"/>
-                <w:b w:val="false"/>
-                <w:bCs w:val="false"/>
-                <w:sz w:val="19"/>
-                <w:szCs w:val="19"/>
+              <w:spacing w:after="0" w:line="264"/>
+            </w:pPr>
+            <w:r>
+              <w:rPr>
+                <w:rFonts w:ascii="바탕체" w:cs="바탕체" w:eastAsia="바탕체" w:hAnsi="바탕체"/>
+                <w:b w:val="false"/>
+                <w:bCs w:val="false"/>
+                <w:sz w:val="24"/>
+                <w:szCs w:val="24"/>
               </w:rPr>
               <w:t xml:space="preserve"/>
             </w:r>
@@ -7288,15 +7288,15 @@
           </w:tcPr>
           <w:p>
             <w:pPr>
-              <w:spacing w:after="0" w:line="250"/>
-            </w:pPr>
-            <w:r>
-              <w:rPr>
-                <w:rFonts w:ascii="바탕체" w:cs="바탕체" w:eastAsia="바탕체" w:hAnsi="바탕체"/>
-                <w:b w:val="false"/>
-                <w:bCs w:val="false"/>
-                <w:sz w:val="19"/>
-                <w:szCs w:val="19"/>
+              <w:spacing w:after="0" w:line="264"/>
+            </w:pPr>
+            <w:r>
+              <w:rPr>
+                <w:rFonts w:ascii="바탕체" w:cs="바탕체" w:eastAsia="바탕체" w:hAnsi="바탕체"/>
+                <w:b w:val="false"/>
+                <w:bCs w:val="false"/>
+                <w:sz w:val="24"/>
+                <w:szCs w:val="24"/>
               </w:rPr>
               <w:t xml:space="preserve">그룹</w:t>
             </w:r>
@@ -7320,15 +7320,15 @@
           </w:tcPr>
           <w:p>
             <w:pPr>
-              <w:spacing w:after="0" w:line="250"/>
-            </w:pPr>
-            <w:r>
-              <w:rPr>
-                <w:rFonts w:ascii="바탕체" w:cs="바탕체" w:eastAsia="바탕체" w:hAnsi="바탕체"/>
-                <w:b w:val="false"/>
-                <w:bCs w:val="false"/>
-                <w:sz w:val="19"/>
-                <w:szCs w:val="19"/>
+              <w:spacing w:after="0" w:line="264"/>
+            </w:pPr>
+            <w:r>
+              <w:rPr>
+                <w:rFonts w:ascii="바탕체" w:cs="바탕체" w:eastAsia="바탕체" w:hAnsi="바탕체"/>
+                <w:b w:val="false"/>
+                <w:bCs w:val="false"/>
+                <w:sz w:val="24"/>
+                <w:szCs w:val="24"/>
               </w:rPr>
               <w:t xml:space="preserve">김용호 프로</w:t>
             </w:r>
@@ -7352,15 +7352,15 @@
           </w:tcPr>
           <w:p>
             <w:pPr>
-              <w:spacing w:after="0" w:line="250"/>
-            </w:pPr>
-            <w:r>
-              <w:rPr>
-                <w:rFonts w:ascii="바탕체" w:cs="바탕체" w:eastAsia="바탕체" w:hAnsi="바탕체"/>
-                <w:b w:val="false"/>
-                <w:bCs w:val="false"/>
-                <w:sz w:val="19"/>
-                <w:szCs w:val="19"/>
+              <w:spacing w:after="0" w:line="264"/>
+            </w:pPr>
+            <w:r>
+              <w:rPr>
+                <w:rFonts w:ascii="바탕체" w:cs="바탕체" w:eastAsia="바탕체" w:hAnsi="바탕체"/>
+                <w:b w:val="false"/>
+                <w:bCs w:val="false"/>
+                <w:sz w:val="24"/>
+                <w:szCs w:val="24"/>
               </w:rPr>
               <w:t xml:space="preserve">전자 PR기획그룹 · 그룹 사례 실무 문의</w:t>
             </w:r>
@@ -7384,15 +7384,15 @@
           </w:tcPr>
           <w:p>
             <w:pPr>
-              <w:spacing w:after="0" w:line="250"/>
-            </w:pPr>
-            <w:r>
-              <w:rPr>
-                <w:rFonts w:ascii="바탕체" w:cs="바탕체" w:eastAsia="바탕체" w:hAnsi="바탕체"/>
-                <w:b w:val="false"/>
-                <w:bCs w:val="false"/>
-                <w:sz w:val="19"/>
-                <w:szCs w:val="19"/>
+              <w:spacing w:after="0" w:line="264"/>
+            </w:pPr>
+            <w:r>
+              <w:rPr>
+                <w:rFonts w:ascii="바탕체" w:cs="바탕체" w:eastAsia="바탕체" w:hAnsi="바탕체"/>
+                <w:b w:val="false"/>
+                <w:bCs w:val="false"/>
+                <w:sz w:val="24"/>
+                <w:szCs w:val="24"/>
               </w:rPr>
               <w:t xml:space="preserve">yonghoc.kim@samsung.com</w:t>
             </w:r>
@@ -7421,15 +7421,15 @@
           </w:tcPr>
           <w:p>
             <w:pPr>
-              <w:spacing w:after="0" w:line="250"/>
-            </w:pPr>
-            <w:r>
-              <w:rPr>
-                <w:rFonts w:ascii="바탕체" w:cs="바탕체" w:eastAsia="바탕체" w:hAnsi="바탕체"/>
-                <w:b w:val="false"/>
-                <w:bCs w:val="false"/>
-                <w:sz w:val="19"/>
-                <w:szCs w:val="19"/>
+              <w:spacing w:after="0" w:line="264"/>
+            </w:pPr>
+            <w:r>
+              <w:rPr>
+                <w:rFonts w:ascii="바탕체" w:cs="바탕체" w:eastAsia="바탕체" w:hAnsi="바탕체"/>
+                <w:b w:val="false"/>
+                <w:bCs w:val="false"/>
+                <w:sz w:val="24"/>
+                <w:szCs w:val="24"/>
               </w:rPr>
               <w:t xml:space="preserve">DX</w:t>
             </w:r>
@@ -7453,15 +7453,15 @@
           </w:tcPr>
           <w:p>
             <w:pPr>
-              <w:spacing w:after="0" w:line="250"/>
-            </w:pPr>
-            <w:r>
-              <w:rPr>
-                <w:rFonts w:ascii="바탕체" w:cs="바탕체" w:eastAsia="바탕체" w:hAnsi="바탕체"/>
-                <w:b w:val="false"/>
-                <w:bCs w:val="false"/>
-                <w:sz w:val="19"/>
-                <w:szCs w:val="19"/>
+              <w:spacing w:after="0" w:line="264"/>
+            </w:pPr>
+            <w:r>
+              <w:rPr>
+                <w:rFonts w:ascii="바탕체" w:cs="바탕체" w:eastAsia="바탕체" w:hAnsi="바탕체"/>
+                <w:b w:val="false"/>
+                <w:bCs w:val="false"/>
+                <w:sz w:val="24"/>
+                <w:szCs w:val="24"/>
               </w:rPr>
               <w:t xml:space="preserve">정홍욱 상무 / 이태양 프로</w:t>
             </w:r>
@@ -7485,15 +7485,15 @@
           </w:tcPr>
           <w:p>
             <w:pPr>
-              <w:spacing w:after="0" w:line="250"/>
-            </w:pPr>
-            <w:r>
-              <w:rPr>
-                <w:rFonts w:ascii="바탕체" w:cs="바탕체" w:eastAsia="바탕체" w:hAnsi="바탕체"/>
-                <w:b w:val="false"/>
-                <w:bCs w:val="false"/>
-                <w:sz w:val="19"/>
-                <w:szCs w:val="19"/>
+              <w:spacing w:after="0" w:line="264"/>
+            </w:pPr>
+            <w:r>
+              <w:rPr>
+                <w:rFonts w:ascii="바탕체" w:cs="바탕체" w:eastAsia="바탕체" w:hAnsi="바탕체"/>
+                <w:b w:val="false"/>
+                <w:bCs w:val="false"/>
+                <w:sz w:val="24"/>
+                <w:szCs w:val="24"/>
               </w:rPr>
               <w:t xml:space="preserve">국내미디어그룹 · DX 도입 책임 / 실무</w:t>
             </w:r>
@@ -7517,15 +7517,15 @@
           </w:tcPr>
           <w:p>
             <w:pPr>
-              <w:spacing w:after="0" w:line="250"/>
-            </w:pPr>
-            <w:r>
-              <w:rPr>
-                <w:rFonts w:ascii="바탕체" w:cs="바탕체" w:eastAsia="바탕체" w:hAnsi="바탕체"/>
-                <w:b w:val="false"/>
-                <w:bCs w:val="false"/>
-                <w:sz w:val="19"/>
-                <w:szCs w:val="19"/>
+              <w:spacing w:after="0" w:line="264"/>
+            </w:pPr>
+            <w:r>
+              <w:rPr>
+                <w:rFonts w:ascii="바탕체" w:cs="바탕체" w:eastAsia="바탕체" w:hAnsi="바탕체"/>
+                <w:b w:val="false"/>
+                <w:bCs w:val="false"/>
+                <w:sz w:val="24"/>
+                <w:szCs w:val="24"/>
               </w:rPr>
               <w:t xml:space="preserve">honguk.chung@samsung.com</w:t>
             </w:r>
@@ -7554,15 +7554,15 @@
           </w:tcPr>
           <w:p>
             <w:pPr>
-              <w:spacing w:after="0" w:line="250"/>
-            </w:pPr>
-            <w:r>
-              <w:rPr>
-                <w:rFonts w:ascii="바탕체" w:cs="바탕체" w:eastAsia="바탕체" w:hAnsi="바탕체"/>
-                <w:b w:val="false"/>
-                <w:bCs w:val="false"/>
-                <w:sz w:val="19"/>
-                <w:szCs w:val="19"/>
+              <w:spacing w:after="0" w:line="264"/>
+            </w:pPr>
+            <w:r>
+              <w:rPr>
+                <w:rFonts w:ascii="바탕체" w:cs="바탕체" w:eastAsia="바탕체" w:hAnsi="바탕체"/>
+                <w:b w:val="false"/>
+                <w:bCs w:val="false"/>
+                <w:sz w:val="24"/>
+                <w:szCs w:val="24"/>
               </w:rPr>
               <w:t xml:space="preserve">AX</w:t>
             </w:r>
@@ -7586,15 +7586,15 @@
           </w:tcPr>
           <w:p>
             <w:pPr>
-              <w:spacing w:after="0" w:line="250"/>
-            </w:pPr>
-            <w:r>
-              <w:rPr>
-                <w:rFonts w:ascii="바탕체" w:cs="바탕체" w:eastAsia="바탕체" w:hAnsi="바탕체"/>
-                <w:b w:val="false"/>
-                <w:bCs w:val="false"/>
-                <w:sz w:val="19"/>
-                <w:szCs w:val="19"/>
+              <w:spacing w:after="0" w:line="264"/>
+            </w:pPr>
+            <w:r>
+              <w:rPr>
+                <w:rFonts w:ascii="바탕체" w:cs="바탕체" w:eastAsia="바탕체" w:hAnsi="바탕체"/>
+                <w:b w:val="false"/>
+                <w:bCs w:val="false"/>
+                <w:sz w:val="24"/>
+                <w:szCs w:val="24"/>
               </w:rPr>
               <w:t xml:space="preserve">김경수 파트장</w:t>
             </w:r>
@@ -7618,15 +7618,15 @@
           </w:tcPr>
           <w:p>
             <w:pPr>
-              <w:spacing w:after="0" w:line="250"/>
-            </w:pPr>
-            <w:r>
-              <w:rPr>
-                <w:rFonts w:ascii="바탕체" w:cs="바탕체" w:eastAsia="바탕체" w:hAnsi="바탕체"/>
-                <w:b w:val="false"/>
-                <w:bCs w:val="false"/>
-                <w:sz w:val="19"/>
-                <w:szCs w:val="19"/>
+              <w:spacing w:after="0" w:line="264"/>
+            </w:pPr>
+            <w:r>
+              <w:rPr>
+                <w:rFonts w:ascii="바탕체" w:cs="바탕체" w:eastAsia="바탕체" w:hAnsi="바탕체"/>
+                <w:b w:val="false"/>
+                <w:bCs w:val="false"/>
+                <w:sz w:val="24"/>
+                <w:szCs w:val="24"/>
               </w:rPr>
               <w:t xml:space="preserve">전사 AX개발팀(우면동) · 기술 실무 핵심</w:t>
             </w:r>
@@ -7650,15 +7650,15 @@
           </w:tcPr>
           <w:p>
             <w:pPr>
-              <w:spacing w:after="0" w:line="250"/>
-            </w:pPr>
-            <w:r>
-              <w:rPr>
-                <w:rFonts w:ascii="바탕체" w:cs="바탕체" w:eastAsia="바탕체" w:hAnsi="바탕체"/>
-                <w:b w:val="false"/>
-                <w:bCs w:val="false"/>
-                <w:sz w:val="19"/>
-                <w:szCs w:val="19"/>
+              <w:spacing w:after="0" w:line="264"/>
+            </w:pPr>
+            <w:r>
+              <w:rPr>
+                <w:rFonts w:ascii="바탕체" w:cs="바탕체" w:eastAsia="바탕체" w:hAnsi="바탕체"/>
+                <w:b w:val="false"/>
+                <w:bCs w:val="false"/>
+                <w:sz w:val="24"/>
+                <w:szCs w:val="24"/>
               </w:rPr>
               <w:t xml:space="preserve">ks0326.kim@samsung.com</w:t>
             </w:r>
@@ -7687,15 +7687,15 @@
           </w:tcPr>
           <w:p>
             <w:pPr>
-              <w:spacing w:after="0" w:line="250"/>
-            </w:pPr>
-            <w:r>
-              <w:rPr>
-                <w:rFonts w:ascii="바탕체" w:cs="바탕체" w:eastAsia="바탕체" w:hAnsi="바탕체"/>
-                <w:b w:val="false"/>
-                <w:bCs w:val="false"/>
-                <w:sz w:val="19"/>
-                <w:szCs w:val="19"/>
+              <w:spacing w:after="0" w:line="264"/>
+            </w:pPr>
+            <w:r>
+              <w:rPr>
+                <w:rFonts w:ascii="바탕체" w:cs="바탕체" w:eastAsia="바탕체" w:hAnsi="바탕체"/>
+                <w:b w:val="false"/>
+                <w:bCs w:val="false"/>
+                <w:sz w:val="24"/>
+                <w:szCs w:val="24"/>
               </w:rPr>
               <w:t xml:space="preserve">AX</w:t>
             </w:r>
@@ -7719,15 +7719,15 @@
           </w:tcPr>
           <w:p>
             <w:pPr>
-              <w:spacing w:after="0" w:line="250"/>
-            </w:pPr>
-            <w:r>
-              <w:rPr>
-                <w:rFonts w:ascii="바탕체" w:cs="바탕체" w:eastAsia="바탕체" w:hAnsi="바탕체"/>
-                <w:b w:val="false"/>
-                <w:bCs w:val="false"/>
-                <w:sz w:val="19"/>
-                <w:szCs w:val="19"/>
+              <w:spacing w:after="0" w:line="264"/>
+            </w:pPr>
+            <w:r>
+              <w:rPr>
+                <w:rFonts w:ascii="바탕체" w:cs="바탕체" w:eastAsia="바탕체" w:hAnsi="바탕체"/>
+                <w:b w:val="false"/>
+                <w:bCs w:val="false"/>
+                <w:sz w:val="24"/>
+                <w:szCs w:val="24"/>
               </w:rPr>
               <w:t xml:space="preserve">이근택 프로</w:t>
             </w:r>
@@ -7751,15 +7751,15 @@
           </w:tcPr>
           <w:p>
             <w:pPr>
-              <w:spacing w:after="0" w:line="250"/>
-            </w:pPr>
-            <w:r>
-              <w:rPr>
-                <w:rFonts w:ascii="바탕체" w:cs="바탕체" w:eastAsia="바탕체" w:hAnsi="바탕체"/>
-                <w:b w:val="false"/>
-                <w:bCs w:val="false"/>
-                <w:sz w:val="19"/>
-                <w:szCs w:val="19"/>
+              <w:spacing w:after="0" w:line="264"/>
+            </w:pPr>
+            <w:r>
+              <w:rPr>
+                <w:rFonts w:ascii="바탕체" w:cs="바탕체" w:eastAsia="바탕체" w:hAnsi="바탕체"/>
+                <w:b w:val="false"/>
+                <w:bCs w:val="false"/>
+                <w:sz w:val="24"/>
+                <w:szCs w:val="24"/>
               </w:rPr>
               <w:t xml:space="preserve">전사 AX개발팀 · 개발 실무</w:t>
             </w:r>
@@ -7783,15 +7783,15 @@
           </w:tcPr>
           <w:p>
             <w:pPr>
-              <w:spacing w:after="0" w:line="250"/>
-            </w:pPr>
-            <w:r>
-              <w:rPr>
-                <w:rFonts w:ascii="바탕체" w:cs="바탕체" w:eastAsia="바탕체" w:hAnsi="바탕체"/>
-                <w:b w:val="false"/>
-                <w:bCs w:val="false"/>
-                <w:sz w:val="19"/>
-                <w:szCs w:val="19"/>
+              <w:spacing w:after="0" w:line="264"/>
+            </w:pPr>
+            <w:r>
+              <w:rPr>
+                <w:rFonts w:ascii="바탕체" w:cs="바탕체" w:eastAsia="바탕체" w:hAnsi="바탕체"/>
+                <w:b w:val="false"/>
+                <w:bCs w:val="false"/>
+                <w:sz w:val="24"/>
+                <w:szCs w:val="24"/>
               </w:rPr>
               <w:t xml:space="preserve"/>
             </w:r>
@@ -7820,15 +7820,15 @@
           </w:tcPr>
           <w:p>
             <w:pPr>
-              <w:spacing w:after="0" w:line="250"/>
-            </w:pPr>
-            <w:r>
-              <w:rPr>
-                <w:rFonts w:ascii="바탕체" w:cs="바탕체" w:eastAsia="바탕체" w:hAnsi="바탕체"/>
-                <w:b w:val="false"/>
-                <w:bCs w:val="false"/>
-                <w:sz w:val="19"/>
-                <w:szCs w:val="19"/>
+              <w:spacing w:after="0" w:line="264"/>
+            </w:pPr>
+            <w:r>
+              <w:rPr>
+                <w:rFonts w:ascii="바탕체" w:cs="바탕체" w:eastAsia="바탕체" w:hAnsi="바탕체"/>
+                <w:b w:val="false"/>
+                <w:bCs w:val="false"/>
+                <w:sz w:val="24"/>
+                <w:szCs w:val="24"/>
               </w:rPr>
               <w:t xml:space="preserve">AX</w:t>
             </w:r>
@@ -7852,15 +7852,15 @@
           </w:tcPr>
           <w:p>
             <w:pPr>
-              <w:spacing w:after="0" w:line="250"/>
-            </w:pPr>
-            <w:r>
-              <w:rPr>
-                <w:rFonts w:ascii="바탕체" w:cs="바탕체" w:eastAsia="바탕체" w:hAnsi="바탕체"/>
-                <w:b w:val="false"/>
-                <w:bCs w:val="false"/>
-                <w:sz w:val="19"/>
-                <w:szCs w:val="19"/>
+              <w:spacing w:after="0" w:line="264"/>
+            </w:pPr>
+            <w:r>
+              <w:rPr>
+                <w:rFonts w:ascii="바탕체" w:cs="바탕체" w:eastAsia="바탕체" w:hAnsi="바탕체"/>
+                <w:b w:val="false"/>
+                <w:bCs w:val="false"/>
+                <w:sz w:val="24"/>
+                <w:szCs w:val="24"/>
               </w:rPr>
               <w:t xml:space="preserve">안재용 센터장 / 김상하 상무</w:t>
             </w:r>
@@ -7884,15 +7884,15 @@
           </w:tcPr>
           <w:p>
             <w:pPr>
-              <w:spacing w:after="0" w:line="250"/>
-            </w:pPr>
-            <w:r>
-              <w:rPr>
-                <w:rFonts w:ascii="바탕체" w:cs="바탕체" w:eastAsia="바탕체" w:hAnsi="바탕체"/>
-                <w:b w:val="false"/>
-                <w:bCs w:val="false"/>
-                <w:sz w:val="19"/>
-                <w:szCs w:val="19"/>
+              <w:spacing w:after="0" w:line="264"/>
+            </w:pPr>
+            <w:r>
+              <w:rPr>
+                <w:rFonts w:ascii="바탕체" w:cs="바탕체" w:eastAsia="바탕체" w:hAnsi="바탕체"/>
+                <w:b w:val="false"/>
+                <w:bCs w:val="false"/>
+                <w:sz w:val="24"/>
+                <w:szCs w:val="24"/>
               </w:rPr>
               <w:t xml:space="preserve">DX AX/PI센터 · 지원 요청 수신</w:t>
             </w:r>
@@ -7916,15 +7916,15 @@
           </w:tcPr>
           <w:p>
             <w:pPr>
-              <w:spacing w:after="0" w:line="250"/>
-            </w:pPr>
-            <w:r>
-              <w:rPr>
-                <w:rFonts w:ascii="바탕체" w:cs="바탕체" w:eastAsia="바탕체" w:hAnsi="바탕체"/>
-                <w:b w:val="false"/>
-                <w:bCs w:val="false"/>
-                <w:sz w:val="19"/>
-                <w:szCs w:val="19"/>
+              <w:spacing w:after="0" w:line="264"/>
+            </w:pPr>
+            <w:r>
+              <w:rPr>
+                <w:rFonts w:ascii="바탕체" w:cs="바탕체" w:eastAsia="바탕체" w:hAnsi="바탕체"/>
+                <w:b w:val="false"/>
+                <w:bCs w:val="false"/>
+                <w:sz w:val="24"/>
+                <w:szCs w:val="24"/>
               </w:rPr>
               <w:t xml:space="preserve"/>
             </w:r>
@@ -7941,8 +7941,8 @@
           <w:rFonts w:ascii="바탕체" w:cs="바탕체" w:eastAsia="바탕체" w:hAnsi="바탕체"/>
           <w:b/>
           <w:bCs/>
-          <w:sz w:val="22"/>
-          <w:szCs w:val="22"/>
+          <w:sz w:val="32"/>
+          <w:szCs w:val="32"/>
         </w:rPr>
         <w:t xml:space="preserve">3.3 원천 메일 요약</w:t>
       </w:r>
@@ -7956,8 +7956,8 @@
           <w:rFonts w:ascii="바탕체" w:cs="바탕체" w:eastAsia="바탕체" w:hAnsi="바탕체"/>
           <w:b/>
           <w:bCs/>
-          <w:sz w:val="20"/>
-          <w:szCs w:val="20"/>
+          <w:sz w:val="28"/>
+          <w:szCs w:val="28"/>
         </w:rPr>
         <w:t xml:space="preserve">차병석 부사장 안내 메일 (10.12)</w:t>
       </w:r>
@@ -7970,8 +7970,8 @@
       <w:r>
         <w:rPr>
           <w:rFonts w:ascii="바탕체" w:cs="바탕체" w:eastAsia="바탕체" w:hAnsi="바탕체"/>
-          <w:sz w:val="20"/>
-          <w:szCs w:val="20"/>
+          <w:sz w:val="24"/>
+          <w:szCs w:val="24"/>
         </w:rPr>
         <w:t xml:space="preserve">- 그룹 스크랩 9.14부터 적용, 각사 연내 적용 권고 (10월 착수 → 11월 테스트 → 12월 적용)</w:t>
       </w:r>
@@ -7984,8 +7984,8 @@
       <w:r>
         <w:rPr>
           <w:rFonts w:ascii="바탕체" w:cs="바탕체" w:eastAsia="바탕체" w:hAnsi="바탕체"/>
-          <w:sz w:val="20"/>
-          <w:szCs w:val="20"/>
+          <w:sz w:val="24"/>
+          <w:szCs w:val="24"/>
         </w:rPr>
         <w:t xml:space="preserve">- 원칙: 제목·부제 관련 핵심 문장 / 동일 이슈 연속 기사는 두 번째부터 중복 아닌 문장만</w:t>
       </w:r>
@@ -7998,8 +7998,8 @@
       <w:r>
         <w:rPr>
           <w:rFonts w:ascii="바탕체" w:cs="바탕체" w:eastAsia="바탕체" w:hAnsi="바탕체"/>
-          <w:sz w:val="20"/>
-          <w:szCs w:val="20"/>
+          <w:sz w:val="24"/>
+          <w:szCs w:val="24"/>
         </w:rPr>
         <w:t xml:space="preserve">- 처리: OCR·레이아웃 분석(GPU 서버) → AI 판단(외부 ChatGPT) → PDF 생성(일반 PC), 150p 5~7분</w:t>
       </w:r>
@@ -8012,8 +8012,8 @@
       <w:r>
         <w:rPr>
           <w:rFonts w:ascii="바탕체" w:cs="바탕체" w:eastAsia="바탕체" w:hAnsi="바탕체"/>
-          <w:sz w:val="20"/>
-          <w:szCs w:val="20"/>
+          <w:sz w:val="24"/>
+          <w:szCs w:val="24"/>
         </w:rPr>
         <w:t xml:space="preserve">- 노하우: 묶음 구간은 담당자가 set.txt에 지정, Acrobat으로 수정 가능, 수기 하이라이트 샘플을 학습용 제공</w:t>
       </w:r>
@@ -8026,8 +8026,8 @@
       <w:r>
         <w:rPr>
           <w:rFonts w:ascii="바탕체" w:cs="바탕체" w:eastAsia="바탕체" w:hAnsi="바탕체"/>
-          <w:sz w:val="20"/>
-          <w:szCs w:val="20"/>
+          <w:sz w:val="24"/>
+          <w:szCs w:val="24"/>
         </w:rPr>
         <w:t xml:space="preserve">- 그룹 경과: 개발 7.20~8.27 → 매일 새벽 실제 스크랩 병행 테스트 8.27~9.12 → 운영 9.14~</w:t>
       </w:r>
@@ -8040,8 +8040,8 @@
       <w:r>
         <w:rPr>
           <w:rFonts w:ascii="바탕체" w:cs="바탕체" w:eastAsia="바탕체" w:hAnsi="바탕체"/>
-          <w:sz w:val="20"/>
-          <w:szCs w:val="20"/>
+          <w:sz w:val="24"/>
+          <w:szCs w:val="24"/>
         </w:rPr>
         <w:t xml:space="preserve">- 고려: 외부 AI 전송 보안 정책·토큰 비용 검토, 공유 자료 범위 법무 검토 중</w:t>
       </w:r>
@@ -8055,8 +8055,8 @@
           <w:rFonts w:ascii="바탕체" w:cs="바탕체" w:eastAsia="바탕체" w:hAnsi="바탕체"/>
           <w:b/>
           <w:bCs/>
-          <w:sz w:val="20"/>
-          <w:szCs w:val="20"/>
+          <w:sz w:val="28"/>
+          <w:szCs w:val="28"/>
         </w:rPr>
         <w:t xml:space="preserve">DX 메일 스레드 (10.12~10.13, 10.27 입수)</w:t>
       </w:r>
@@ -8069,8 +8069,8 @@
       <w:r>
         <w:rPr>
           <w:rFonts w:ascii="바탕체" w:cs="바탕체" w:eastAsia="바탕체" w:hAnsi="바탕체"/>
-          <w:sz w:val="20"/>
-          <w:szCs w:val="20"/>
+          <w:sz w:val="24"/>
+          <w:szCs w:val="24"/>
         </w:rPr>
         <w:t xml:space="preserve">- 김경수 파트장: DX 스크랩은 그룹과 거의 유사, 성능 비슷 → 적용 가능</w:t>
       </w:r>
@@ -8083,8 +8083,8 @@
       <w:r>
         <w:rPr>
           <w:rFonts w:ascii="바탕체" w:cs="바탕체" w:eastAsia="바탕체" w:hAnsi="바탕체"/>
-          <w:sz w:val="20"/>
-          <w:szCs w:val="20"/>
+          <w:sz w:val="24"/>
+          <w:szCs w:val="24"/>
         </w:rPr>
         <w:t xml:space="preserve">- 특수 편집 기사는 미적용, 학습 시 샘플 50개 이상 필요 → 정홍욱 상무가 추가 학습 불필요로 결정</w:t>
       </w:r>
@@ -8097,8 +8097,8 @@
       <w:r>
         <w:rPr>
           <w:rFonts w:ascii="바탕체" w:cs="바탕체" w:eastAsia="바탕체" w:hAnsi="바탕체"/>
-          <w:sz w:val="20"/>
-          <w:szCs w:val="20"/>
+          <w:sz w:val="24"/>
+          <w:szCs w:val="24"/>
         </w:rPr>
         <w:t xml:space="preserve">- 이태양 프로: 기술 사항은 본인도 김경수 파트장에게 의존 중</w:t>
       </w:r>
@@ -8164,8 +8164,8 @@
     <w:r>
       <w:rPr>
         <w:rFonts w:ascii="바탕체" w:cs="바탕체" w:eastAsia="바탕체" w:hAnsi="바탕체"/>
-        <w:sz w:val="16"/>
-        <w:szCs w:val="16"/>
+        <w:sz w:val="20"/>
+        <w:szCs w:val="20"/>
       </w:rPr>
       <w:t xml:space="preserve">- </w:t>
       <w:fldChar w:fldCharType="begin"/>
@@ -8328,8 +8328,8 @@
     <w:rPrDefault>
       <w:rPr>
         <w:rFonts w:ascii="바탕체" w:cs="바탕체" w:eastAsia="바탕체" w:hAnsi="바탕체"/>
-        <w:sz w:val="20"/>
-        <w:szCs w:val="20"/>
+        <w:sz w:val="24"/>
+        <w:szCs w:val="24"/>
       </w:rPr>
     </w:rPrDefault>
     <w:pPrDefault/>
@@ -8516,8 +8516,8 @@
       <w:rFonts w:ascii="바탕체" w:cs="바탕체" w:eastAsia="바탕체" w:hAnsi="바탕체"/>
       <w:b/>
       <w:bCs/>
-      <w:sz w:val="26"/>
-      <w:szCs w:val="26"/>
+      <w:sz w:val="36"/>
+      <w:szCs w:val="36"/>
     </w:rPr>
   </w:style>
   <w:style w:type="paragraph" w:styleId="Heading2">
@@ -8531,8 +8531,8 @@
       <w:rFonts w:ascii="바탕체" w:cs="바탕체" w:eastAsia="바탕체" w:hAnsi="바탕체"/>
       <w:b/>
       <w:bCs/>
-      <w:sz w:val="22"/>
-      <w:szCs w:val="22"/>
+      <w:sz w:val="32"/>
+      <w:szCs w:val="32"/>
     </w:rPr>
   </w:style>
 </w:styles>

--- a/docs/scrap-highlight/스크랩하이라이트_DS도입_업무일지.docx
+++ b/docs/scrap-highlight/스크랩하이라이트_DS도입_업무일지.docx
@@ -2562,7 +2562,7 @@
           <w:sz w:val="36"/>
           <w:szCs w:val="36"/>
         </w:rPr>
-        <w:t xml:space="preserve">상세</w:t>
+        <w:t xml:space="preserve">스크랩 하이라이트 DS 도입 업무일지</w:t>
       </w:r>
     </w:p>
     <w:p>
@@ -2583,7 +2583,7 @@
           <w:sz w:val="32"/>
           <w:szCs w:val="32"/>
         </w:rPr>
-        <w:t xml:space="preserve">1. 업무일지</w:t>
+        <w:t xml:space="preserve">1. 일자별 진행</w:t>
       </w:r>
     </w:p>
     <w:p>
